--- a/Sentinel_Backend_Development_Documentation_Form.docx
+++ b/Sentinel_Backend_Development_Documentation_Form.docx
@@ -221,14 +221,13 @@
             <w:pPr>
               <w:spacing w:after="0"/>
             </w:pPr>
-            <w:r/>
-            <w:r>
-              <w:rPr>
-                <w:rFonts w:ascii="Aptos" w:hAnsi="Aptos"/>
-                <w:b w:val="0"/>
-                <w:sz w:val="17"/>
-              </w:rPr>
-              <w:t>Enter owner</w:t>
+            <w:r>
+              <w:rPr>
+                <w:rFonts w:ascii="Aptos" w:hAnsi="Aptos"/>
+                <w:b w:val="0"/>
+                <w:sz w:val="17"/>
+              </w:rPr>
+              <w:t xml:space="preserve">D.G</w:t>
             </w:r>
           </w:p>
         </w:tc>
@@ -266,14 +265,13 @@
             <w:pPr>
               <w:spacing w:after="0"/>
             </w:pPr>
-            <w:r/>
-            <w:r>
-              <w:rPr>
-                <w:rFonts w:ascii="Aptos" w:hAnsi="Aptos"/>
-                <w:b w:val="0"/>
-                <w:sz w:val="17"/>
-              </w:rPr>
-              <w:t>Enter date and time</w:t>
+            <w:r>
+              <w:rPr>
+                <w:rFonts w:ascii="Aptos" w:hAnsi="Aptos"/>
+                <w:b w:val="0"/>
+                <w:sz w:val="17"/>
+              </w:rPr>
+              <w:t xml:space="preserve">2026-10-06, 6:15 PM CT</w:t>
             </w:r>
           </w:p>
         </w:tc>
@@ -311,14 +309,13 @@
             <w:pPr>
               <w:spacing w:after="0"/>
             </w:pPr>
-            <w:r/>
-            <w:r>
-              <w:rPr>
-                <w:rFonts w:ascii="Aptos" w:hAnsi="Aptos"/>
-                <w:b w:val="0"/>
-                <w:sz w:val="17"/>
-              </w:rPr>
-              <w:t>Enter link or path</w:t>
+            <w:r>
+              <w:rPr>
+                <w:rFonts w:ascii="Aptos" w:hAnsi="Aptos"/>
+                <w:b w:val="0"/>
+                <w:sz w:val="17"/>
+              </w:rPr>
+              <w:t xml:space="preserve">https://github.com/VinnyBitties/CS-4398-Project , branch backend-Dhrubo (backend/ folder)</w:t>
             </w:r>
           </w:p>
         </w:tc>
@@ -401,14 +398,13 @@
             <w:pPr>
               <w:spacing w:after="0"/>
             </w:pPr>
-            <w:r/>
-            <w:r>
-              <w:rPr>
-                <w:rFonts w:ascii="Aptos" w:hAnsi="Aptos"/>
-                <w:b w:val="0"/>
-                <w:sz w:val="17"/>
-              </w:rPr>
-              <w:t>Planned / In progress / Blocked / Ready for review / Complete</w:t>
+            <w:r>
+              <w:rPr>
+                <w:rFonts w:ascii="Aptos" w:hAnsi="Aptos"/>
+                <w:b w:val="0"/>
+                <w:sz w:val="17"/>
+              </w:rPr>
+              <w:t xml:space="preserve">In progress</w:t>
             </w:r>
           </w:p>
         </w:tc>
@@ -603,14 +599,26 @@
             <w:pPr>
               <w:spacing w:after="0"/>
             </w:pPr>
-            <w:r/>
-            <w:r>
-              <w:rPr>
-                <w:rFonts w:ascii="Aptos" w:hAnsi="Aptos"/>
-                <w:b w:val="0"/>
-                <w:sz w:val="17"/>
-              </w:rPr>
-              <w:t>Enter approved additions, removals, or deferrals</w:t>
+            <w:r>
+              <w:rPr>
+                <w:rFonts w:ascii="Aptos" w:hAnsi="Aptos"/>
+                <w:b w:val="0"/>
+                <w:sz w:val="17"/>
+              </w:rPr>
+              <w:t xml:space="preserve">1. Link/URL analysis added alongside file analysis (professor feedback, suggestion 4; in the Week-by-Week Plan). Backend part: POST /api/links.</w:t>
+            </w:r>
+          </w:p>
+          <w:p>
+            <w:pPr>
+              <w:spacing w:after="0"/>
+            </w:pPr>
+            <w:r>
+              <w:rPr>
+                <w:rFonts w:ascii="Aptos" w:hAnsi="Aptos"/>
+                <w:b w:val="0"/>
+                <w:sz w:val="17"/>
+              </w:rPr>
+              <w:t xml:space="preserve">2. Sandbox is a custom virtual sandbox, not Cuckoo Sandbox (team confirmed 2026-09-29).</w:t>
             </w:r>
           </w:p>
         </w:tc>
@@ -944,13 +952,13 @@
             <w:pPr>
               <w:spacing w:after="0"/>
             </w:pPr>
-            <w:r/>
-            <w:r>
-              <w:rPr>
-                <w:rFonts w:ascii="Aptos" w:hAnsi="Aptos"/>
-                <w:b w:val="0"/>
-                <w:sz w:val="17"/>
-              </w:rPr>
+            <w:r>
+              <w:rPr>
+                <w:rFonts w:ascii="Aptos" w:hAnsi="Aptos"/>
+                <w:b w:val="0"/>
+                <w:sz w:val="17"/>
+              </w:rPr>
+              <w:t xml:space="preserve">2026-09-22</w:t>
             </w:r>
           </w:p>
         </w:tc>
@@ -963,13 +971,13 @@
             <w:pPr>
               <w:spacing w:after="0"/>
             </w:pPr>
-            <w:r/>
-            <w:r>
-              <w:rPr>
-                <w:rFonts w:ascii="Aptos" w:hAnsi="Aptos"/>
-                <w:b w:val="0"/>
-                <w:sz w:val="17"/>
-              </w:rPr>
+            <w:r>
+              <w:rPr>
+                <w:rFonts w:ascii="Aptos" w:hAnsi="Aptos"/>
+                <w:b w:val="0"/>
+                <w:sz w:val="17"/>
+              </w:rPr>
+              <w:t xml:space="preserve">BE-001</w:t>
             </w:r>
           </w:p>
         </w:tc>
@@ -982,13 +990,13 @@
             <w:pPr>
               <w:spacing w:after="0"/>
             </w:pPr>
-            <w:r/>
-            <w:r>
-              <w:rPr>
-                <w:rFonts w:ascii="Aptos" w:hAnsi="Aptos"/>
-                <w:b w:val="0"/>
-                <w:sz w:val="17"/>
-              </w:rPr>
+            <w:r>
+              <w:rPr>
+                <w:rFonts w:ascii="Aptos" w:hAnsi="Aptos"/>
+                <w:b w:val="0"/>
+                <w:sz w:val="17"/>
+              </w:rPr>
+              <w:t xml:space="preserve">Backend scaffold: Express API, SQLite scan history, static-analyzer subprocess wrapper</w:t>
             </w:r>
           </w:p>
         </w:tc>
@@ -1001,13 +1009,13 @@
             <w:pPr>
               <w:spacing w:after="0"/>
             </w:pPr>
-            <w:r/>
-            <w:r>
-              <w:rPr>
-                <w:rFonts w:ascii="Aptos" w:hAnsi="Aptos"/>
-                <w:b w:val="0"/>
-                <w:sz w:val="17"/>
-              </w:rPr>
+            <w:r>
+              <w:rPr>
+                <w:rFonts w:ascii="Aptos" w:hAnsi="Aptos"/>
+                <w:b w:val="0"/>
+                <w:sz w:val="17"/>
+              </w:rPr>
+              <w:t xml:space="preserve">First working backend against the team's documented design</w:t>
             </w:r>
           </w:p>
         </w:tc>
@@ -1020,13 +1028,13 @@
             <w:pPr>
               <w:spacing w:after="0"/>
             </w:pPr>
-            <w:r/>
-            <w:r>
-              <w:rPr>
-                <w:rFonts w:ascii="Aptos" w:hAnsi="Aptos"/>
-                <w:b w:val="0"/>
-                <w:sz w:val="17"/>
-              </w:rPr>
+            <w:r>
+              <w:rPr>
+                <w:rFonts w:ascii="Aptos" w:hAnsi="Aptos"/>
+                <w:b w:val="0"/>
+                <w:sz w:val="17"/>
+              </w:rPr>
+              <w:t xml:space="preserve">src/app.js, src/db.js, src/routes/, src/analyzer/runAnalyzer.js, scripts/mock_analyze.py</w:t>
             </w:r>
           </w:p>
         </w:tc>
@@ -1039,13 +1047,13 @@
             <w:pPr>
               <w:spacing w:after="0"/>
             </w:pPr>
-            <w:r/>
-            <w:r>
-              <w:rPr>
-                <w:rFonts w:ascii="Aptos" w:hAnsi="Aptos"/>
-                <w:b w:val="0"/>
-                <w:sz w:val="17"/>
-              </w:rPr>
+            <w:r>
+              <w:rPr>
+                <w:rFonts w:ascii="Aptos" w:hAnsi="Aptos"/>
+                <w:b w:val="0"/>
+                <w:sz w:val="17"/>
+              </w:rPr>
+              <w:t xml:space="preserve">FR01, FR02, FR08</w:t>
             </w:r>
           </w:p>
         </w:tc>
@@ -1058,13 +1066,13 @@
             <w:pPr>
               <w:spacing w:after="0"/>
             </w:pPr>
-            <w:r/>
-            <w:r>
-              <w:rPr>
-                <w:rFonts w:ascii="Aptos" w:hAnsi="Aptos"/>
-                <w:b w:val="0"/>
-                <w:sz w:val="17"/>
-              </w:rPr>
+            <w:r>
+              <w:rPr>
+                <w:rFonts w:ascii="Aptos" w:hAnsi="Aptos"/>
+                <w:b w:val="0"/>
+                <w:sz w:val="17"/>
+              </w:rPr>
+              <w:t xml:space="preserve">test/samples.test.js</w:t>
             </w:r>
           </w:p>
         </w:tc>
@@ -1077,13 +1085,13 @@
             <w:pPr>
               <w:spacing w:after="0"/>
             </w:pPr>
-            <w:r/>
-            <w:r>
-              <w:rPr>
-                <w:rFonts w:ascii="Aptos" w:hAnsi="Aptos"/>
-                <w:b w:val="0"/>
-                <w:sz w:val="17"/>
-              </w:rPr>
+            <w:r>
+              <w:rPr>
+                <w:rFonts w:ascii="Aptos" w:hAnsi="Aptos"/>
+                <w:b w:val="0"/>
+                <w:sz w:val="17"/>
+              </w:rPr>
+              <w:t xml:space="preserve">f965a4f</w:t>
             </w:r>
           </w:p>
         </w:tc>
@@ -1096,13 +1104,13 @@
             <w:pPr>
               <w:spacing w:after="0"/>
             </w:pPr>
-            <w:r/>
-            <w:r>
-              <w:rPr>
-                <w:rFonts w:ascii="Aptos" w:hAnsi="Aptos"/>
-                <w:b w:val="0"/>
-                <w:sz w:val="17"/>
-              </w:rPr>
+            <w:r>
+              <w:rPr>
+                <w:rFonts w:ascii="Aptos" w:hAnsi="Aptos"/>
+                <w:b w:val="0"/>
+                <w:sz w:val="17"/>
+              </w:rPr>
+              <w:t xml:space="preserve">D.G (AI-assisted)</w:t>
             </w:r>
           </w:p>
         </w:tc>
@@ -1115,13 +1123,13 @@
             <w:pPr>
               <w:spacing w:after="0"/>
             </w:pPr>
-            <w:r/>
-            <w:r>
-              <w:rPr>
-                <w:rFonts w:ascii="Aptos" w:hAnsi="Aptos"/>
-                <w:b w:val="0"/>
-                <w:sz w:val="17"/>
-              </w:rPr>
+            <w:r>
+              <w:rPr>
+                <w:rFonts w:ascii="Aptos" w:hAnsi="Aptos"/>
+                <w:b w:val="0"/>
+                <w:sz w:val="17"/>
+              </w:rPr>
+              <w:t xml:space="preserve"/>
             </w:r>
           </w:p>
         </w:tc>
@@ -1139,13 +1147,13 @@
             <w:pPr>
               <w:spacing w:after="0"/>
             </w:pPr>
-            <w:r/>
-            <w:r>
-              <w:rPr>
-                <w:rFonts w:ascii="Aptos" w:hAnsi="Aptos"/>
-                <w:b w:val="0"/>
-                <w:sz w:val="17"/>
-              </w:rPr>
+            <w:r>
+              <w:rPr>
+                <w:rFonts w:ascii="Aptos" w:hAnsi="Aptos"/>
+                <w:b w:val="0"/>
+                <w:sz w:val="17"/>
+              </w:rPr>
+              <w:t xml:space="preserve">2026-09-29</w:t>
             </w:r>
           </w:p>
         </w:tc>
@@ -1158,13 +1166,13 @@
             <w:pPr>
               <w:spacing w:after="0"/>
             </w:pPr>
-            <w:r/>
-            <w:r>
-              <w:rPr>
-                <w:rFonts w:ascii="Aptos" w:hAnsi="Aptos"/>
-                <w:b w:val="0"/>
-                <w:sz w:val="17"/>
-              </w:rPr>
+            <w:r>
+              <w:rPr>
+                <w:rFonts w:ascii="Aptos" w:hAnsi="Aptos"/>
+                <w:b w:val="0"/>
+                <w:sz w:val="17"/>
+              </w:rPr>
+              <w:t xml:space="preserve">BE-002</w:t>
             </w:r>
           </w:p>
         </w:tc>
@@ -1177,13 +1185,13 @@
             <w:pPr>
               <w:spacing w:after="0"/>
             </w:pPr>
-            <w:r/>
-            <w:r>
-              <w:rPr>
-                <w:rFonts w:ascii="Aptos" w:hAnsi="Aptos"/>
-                <w:b w:val="0"/>
-                <w:sz w:val="17"/>
-              </w:rPr>
+            <w:r>
+              <w:rPr>
+                <w:rFonts w:ascii="Aptos" w:hAnsi="Aptos"/>
+                <w:b w:val="0"/>
+                <w:sz w:val="17"/>
+              </w:rPr>
+              <w:t xml:space="preserve">HTTP stage runner; component plan; confirmed-decisions doc updates</w:t>
             </w:r>
           </w:p>
         </w:tc>
@@ -1196,13 +1204,13 @@
             <w:pPr>
               <w:spacing w:after="0"/>
             </w:pPr>
-            <w:r/>
-            <w:r>
-              <w:rPr>
-                <w:rFonts w:ascii="Aptos" w:hAnsi="Aptos"/>
-                <w:b w:val="0"/>
-                <w:sz w:val="17"/>
-              </w:rPr>
+            <w:r>
+              <w:rPr>
+                <w:rFonts w:ascii="Aptos" w:hAnsi="Aptos"/>
+                <w:b w:val="0"/>
+                <w:sz w:val="17"/>
+              </w:rPr>
+              <w:t xml:space="preserve">Second integration pattern for stages exposed as HTTP services (ML predict.py --serve)</w:t>
             </w:r>
           </w:p>
         </w:tc>
@@ -1215,13 +1223,13 @@
             <w:pPr>
               <w:spacing w:after="0"/>
             </w:pPr>
-            <w:r/>
-            <w:r>
-              <w:rPr>
-                <w:rFonts w:ascii="Aptos" w:hAnsi="Aptos"/>
-                <w:b w:val="0"/>
-                <w:sz w:val="17"/>
-              </w:rPr>
+            <w:r>
+              <w:rPr>
+                <w:rFonts w:ascii="Aptos" w:hAnsi="Aptos"/>
+                <w:b w:val="0"/>
+                <w:sz w:val="17"/>
+              </w:rPr>
+              <w:t xml:space="preserve">src/stages/httpStage.js, docs/component-plan.md, README.md</w:t>
             </w:r>
           </w:p>
         </w:tc>
@@ -1234,13 +1242,13 @@
             <w:pPr>
               <w:spacing w:after="0"/>
             </w:pPr>
-            <w:r/>
-            <w:r>
-              <w:rPr>
-                <w:rFonts w:ascii="Aptos" w:hAnsi="Aptos"/>
-                <w:b w:val="0"/>
-                <w:sz w:val="17"/>
-              </w:rPr>
+            <w:r>
+              <w:rPr>
+                <w:rFonts w:ascii="Aptos" w:hAnsi="Aptos"/>
+                <w:b w:val="0"/>
+                <w:sz w:val="17"/>
+              </w:rPr>
+              <w:t xml:space="preserve">FR05</w:t>
             </w:r>
           </w:p>
         </w:tc>
@@ -1253,13 +1261,13 @@
             <w:pPr>
               <w:spacing w:after="0"/>
             </w:pPr>
-            <w:r/>
-            <w:r>
-              <w:rPr>
-                <w:rFonts w:ascii="Aptos" w:hAnsi="Aptos"/>
-                <w:b w:val="0"/>
-                <w:sz w:val="17"/>
-              </w:rPr>
+            <w:r>
+              <w:rPr>
+                <w:rFonts w:ascii="Aptos" w:hAnsi="Aptos"/>
+                <w:b w:val="0"/>
+                <w:sz w:val="17"/>
+              </w:rPr>
+              <w:t xml:space="preserve">test/httpStage.test.js</w:t>
             </w:r>
           </w:p>
         </w:tc>
@@ -1272,13 +1280,13 @@
             <w:pPr>
               <w:spacing w:after="0"/>
             </w:pPr>
-            <w:r/>
-            <w:r>
-              <w:rPr>
-                <w:rFonts w:ascii="Aptos" w:hAnsi="Aptos"/>
-                <w:b w:val="0"/>
-                <w:sz w:val="17"/>
-              </w:rPr>
+            <w:r>
+              <w:rPr>
+                <w:rFonts w:ascii="Aptos" w:hAnsi="Aptos"/>
+                <w:b w:val="0"/>
+                <w:sz w:val="17"/>
+              </w:rPr>
+              <w:t xml:space="preserve">cab492c</w:t>
             </w:r>
           </w:p>
         </w:tc>
@@ -1291,13 +1299,13 @@
             <w:pPr>
               <w:spacing w:after="0"/>
             </w:pPr>
-            <w:r/>
-            <w:r>
-              <w:rPr>
-                <w:rFonts w:ascii="Aptos" w:hAnsi="Aptos"/>
-                <w:b w:val="0"/>
-                <w:sz w:val="17"/>
-              </w:rPr>
+            <w:r>
+              <w:rPr>
+                <w:rFonts w:ascii="Aptos" w:hAnsi="Aptos"/>
+                <w:b w:val="0"/>
+                <w:sz w:val="17"/>
+              </w:rPr>
+              <w:t xml:space="preserve">D.G (AI-assisted)</w:t>
             </w:r>
           </w:p>
         </w:tc>
@@ -1310,13 +1318,13 @@
             <w:pPr>
               <w:spacing w:after="0"/>
             </w:pPr>
-            <w:r/>
-            <w:r>
-              <w:rPr>
-                <w:rFonts w:ascii="Aptos" w:hAnsi="Aptos"/>
-                <w:b w:val="0"/>
-                <w:sz w:val="17"/>
-              </w:rPr>
+            <w:r>
+              <w:rPr>
+                <w:rFonts w:ascii="Aptos" w:hAnsi="Aptos"/>
+                <w:b w:val="0"/>
+                <w:sz w:val="17"/>
+              </w:rPr>
+              <w:t xml:space="preserve"/>
             </w:r>
           </w:p>
         </w:tc>
@@ -1334,13 +1342,13 @@
             <w:pPr>
               <w:spacing w:after="0"/>
             </w:pPr>
-            <w:r/>
-            <w:r>
-              <w:rPr>
-                <w:rFonts w:ascii="Aptos" w:hAnsi="Aptos"/>
-                <w:b w:val="0"/>
-                <w:sz w:val="17"/>
-              </w:rPr>
+            <w:r>
+              <w:rPr>
+                <w:rFonts w:ascii="Aptos" w:hAnsi="Aptos"/>
+                <w:b w:val="0"/>
+                <w:sz w:val="17"/>
+              </w:rPr>
+              <w:t xml:space="preserve">2026-10-06</w:t>
             </w:r>
           </w:p>
         </w:tc>
@@ -1353,13 +1361,13 @@
             <w:pPr>
               <w:spacing w:after="0"/>
             </w:pPr>
-            <w:r/>
-            <w:r>
-              <w:rPr>
-                <w:rFonts w:ascii="Aptos" w:hAnsi="Aptos"/>
-                <w:b w:val="0"/>
-                <w:sz w:val="17"/>
-              </w:rPr>
+            <w:r>
+              <w:rPr>
+                <w:rFonts w:ascii="Aptos" w:hAnsi="Aptos"/>
+                <w:b w:val="0"/>
+                <w:sz w:val="17"/>
+              </w:rPr>
+              <w:t xml:space="preserve">BE-003</w:t>
             </w:r>
           </w:p>
         </w:tc>
@@ -1372,13 +1380,13 @@
             <w:pPr>
               <w:spacing w:after="0"/>
             </w:pPr>
-            <w:r/>
-            <w:r>
-              <w:rPr>
-                <w:rFonts w:ascii="Aptos" w:hAnsi="Aptos"/>
-                <w:b w:val="0"/>
-                <w:sz w:val="17"/>
-              </w:rPr>
+            <w:r>
+              <w:rPr>
+                <w:rFonts w:ascii="Aptos" w:hAnsi="Aptos"/>
+                <w:b w:val="0"/>
+                <w:sz w:val="17"/>
+              </w:rPr>
+              <w:t xml:space="preserve">npm test script uses an explicit glob; package-lock.json committed</w:t>
             </w:r>
           </w:p>
         </w:tc>
@@ -1391,13 +1399,13 @@
             <w:pPr>
               <w:spacing w:after="0"/>
             </w:pPr>
-            <w:r/>
-            <w:r>
-              <w:rPr>
-                <w:rFonts w:ascii="Aptos" w:hAnsi="Aptos"/>
-                <w:b w:val="0"/>
-                <w:sz w:val="17"/>
-              </w:rPr>
+            <w:r>
+              <w:rPr>
+                <w:rFonts w:ascii="Aptos" w:hAnsi="Aptos"/>
+                <w:b w:val="0"/>
+                <w:sz w:val="17"/>
+              </w:rPr>
+              <w:t xml:space="preserve">npm test failed with MODULE_NOT_FOUND on a bare directory argument</w:t>
             </w:r>
           </w:p>
         </w:tc>
@@ -1410,13 +1418,13 @@
             <w:pPr>
               <w:spacing w:after="0"/>
             </w:pPr>
-            <w:r/>
-            <w:r>
-              <w:rPr>
-                <w:rFonts w:ascii="Aptos" w:hAnsi="Aptos"/>
-                <w:b w:val="0"/>
-                <w:sz w:val="17"/>
-              </w:rPr>
+            <w:r>
+              <w:rPr>
+                <w:rFonts w:ascii="Aptos" w:hAnsi="Aptos"/>
+                <w:b w:val="0"/>
+                <w:sz w:val="17"/>
+              </w:rPr>
+              <w:t xml:space="preserve">package.json, package-lock.json</w:t>
             </w:r>
           </w:p>
         </w:tc>
@@ -1429,13 +1437,13 @@
             <w:pPr>
               <w:spacing w:after="0"/>
             </w:pPr>
-            <w:r/>
-            <w:r>
-              <w:rPr>
-                <w:rFonts w:ascii="Aptos" w:hAnsi="Aptos"/>
-                <w:b w:val="0"/>
-                <w:sz w:val="17"/>
-              </w:rPr>
+            <w:r>
+              <w:rPr>
+                <w:rFonts w:ascii="Aptos" w:hAnsi="Aptos"/>
+                <w:b w:val="0"/>
+                <w:sz w:val="17"/>
+              </w:rPr>
+              <w:t xml:space="preserve">NFR Maintainability</w:t>
             </w:r>
           </w:p>
         </w:tc>
@@ -1448,13 +1456,13 @@
             <w:pPr>
               <w:spacing w:after="0"/>
             </w:pPr>
-            <w:r/>
-            <w:r>
-              <w:rPr>
-                <w:rFonts w:ascii="Aptos" w:hAnsi="Aptos"/>
-                <w:b w:val="0"/>
-                <w:sz w:val="17"/>
-              </w:rPr>
+            <w:r>
+              <w:rPr>
+                <w:rFonts w:ascii="Aptos" w:hAnsi="Aptos"/>
+                <w:b w:val="0"/>
+                <w:sz w:val="17"/>
+              </w:rPr>
+              <w:t xml:space="preserve">npm test 7/7</w:t>
             </w:r>
           </w:p>
         </w:tc>
@@ -1467,13 +1475,13 @@
             <w:pPr>
               <w:spacing w:after="0"/>
             </w:pPr>
-            <w:r/>
-            <w:r>
-              <w:rPr>
-                <w:rFonts w:ascii="Aptos" w:hAnsi="Aptos"/>
-                <w:b w:val="0"/>
-                <w:sz w:val="17"/>
-              </w:rPr>
+            <w:r>
+              <w:rPr>
+                <w:rFonts w:ascii="Aptos" w:hAnsi="Aptos"/>
+                <w:b w:val="0"/>
+                <w:sz w:val="17"/>
+              </w:rPr>
+              <w:t xml:space="preserve">0136cab</w:t>
             </w:r>
           </w:p>
         </w:tc>
@@ -1486,13 +1494,13 @@
             <w:pPr>
               <w:spacing w:after="0"/>
             </w:pPr>
-            <w:r/>
-            <w:r>
-              <w:rPr>
-                <w:rFonts w:ascii="Aptos" w:hAnsi="Aptos"/>
-                <w:b w:val="0"/>
-                <w:sz w:val="17"/>
-              </w:rPr>
+            <w:r>
+              <w:rPr>
+                <w:rFonts w:ascii="Aptos" w:hAnsi="Aptos"/>
+                <w:b w:val="0"/>
+                <w:sz w:val="17"/>
+              </w:rPr>
+              <w:t xml:space="preserve">D.G (AI-assisted)</w:t>
             </w:r>
           </w:p>
         </w:tc>
@@ -1505,13 +1513,13 @@
             <w:pPr>
               <w:spacing w:after="0"/>
             </w:pPr>
-            <w:r/>
-            <w:r>
-              <w:rPr>
-                <w:rFonts w:ascii="Aptos" w:hAnsi="Aptos"/>
-                <w:b w:val="0"/>
-                <w:sz w:val="17"/>
-              </w:rPr>
+            <w:r>
+              <w:rPr>
+                <w:rFonts w:ascii="Aptos" w:hAnsi="Aptos"/>
+                <w:b w:val="0"/>
+                <w:sz w:val="17"/>
+              </w:rPr>
+              <w:t xml:space="preserve"/>
             </w:r>
           </w:p>
         </w:tc>
@@ -1529,13 +1537,13 @@
             <w:pPr>
               <w:spacing w:after="0"/>
             </w:pPr>
-            <w:r/>
-            <w:r>
-              <w:rPr>
-                <w:rFonts w:ascii="Aptos" w:hAnsi="Aptos"/>
-                <w:b w:val="0"/>
-                <w:sz w:val="17"/>
-              </w:rPr>
+            <w:r>
+              <w:rPr>
+                <w:rFonts w:ascii="Aptos" w:hAnsi="Aptos"/>
+                <w:b w:val="0"/>
+                <w:sz w:val="17"/>
+              </w:rPr>
+              <w:t xml:space="preserve">2026-10-06</w:t>
             </w:r>
           </w:p>
         </w:tc>
@@ -1548,13 +1556,13 @@
             <w:pPr>
               <w:spacing w:after="0"/>
             </w:pPr>
-            <w:r/>
-            <w:r>
-              <w:rPr>
-                <w:rFonts w:ascii="Aptos" w:hAnsi="Aptos"/>
-                <w:b w:val="0"/>
-                <w:sz w:val="17"/>
-              </w:rPr>
+            <w:r>
+              <w:rPr>
+                <w:rFonts w:ascii="Aptos" w:hAnsi="Aptos"/>
+                <w:b w:val="0"/>
+                <w:sz w:val="17"/>
+              </w:rPr>
+              <w:t xml:space="preserve">BE-004</w:t>
             </w:r>
           </w:p>
         </w:tc>
@@ -1567,13 +1575,13 @@
             <w:pPr>
               <w:spacing w:after="0"/>
             </w:pPr>
-            <w:r/>
-            <w:r>
-              <w:rPr>
-                <w:rFonts w:ascii="Aptos" w:hAnsi="Aptos"/>
-                <w:b w:val="0"/>
-                <w:sz w:val="17"/>
-              </w:rPr>
+            <w:r>
+              <w:rPr>
+                <w:rFonts w:ascii="Aptos" w:hAnsi="Aptos"/>
+                <w:b w:val="0"/>
+                <w:sz w:val="17"/>
+              </w:rPr>
+              <w:t xml:space="preserve">:memory: database path passed through unresolved</w:t>
             </w:r>
           </w:p>
         </w:tc>
@@ -1586,13 +1594,13 @@
             <w:pPr>
               <w:spacing w:after="0"/>
             </w:pPr>
-            <w:r/>
-            <w:r>
-              <w:rPr>
-                <w:rFonts w:ascii="Aptos" w:hAnsi="Aptos"/>
-                <w:b w:val="0"/>
-                <w:sz w:val="17"/>
-              </w:rPr>
+            <w:r>
+              <w:rPr>
+                <w:rFonts w:ascii="Aptos" w:hAnsi="Aptos"/>
+                <w:b w:val="0"/>
+                <w:sz w:val="17"/>
+              </w:rPr>
+              <w:t xml:space="preserve">Tests were creating a stray file named :memory:</w:t>
             </w:r>
           </w:p>
         </w:tc>
@@ -1605,13 +1613,13 @@
             <w:pPr>
               <w:spacing w:after="0"/>
             </w:pPr>
-            <w:r/>
-            <w:r>
-              <w:rPr>
-                <w:rFonts w:ascii="Aptos" w:hAnsi="Aptos"/>
-                <w:b w:val="0"/>
-                <w:sz w:val="17"/>
-              </w:rPr>
+            <w:r>
+              <w:rPr>
+                <w:rFonts w:ascii="Aptos" w:hAnsi="Aptos"/>
+                <w:b w:val="0"/>
+                <w:sz w:val="17"/>
+              </w:rPr>
+              <w:t xml:space="preserve">src/config.js</w:t>
             </w:r>
           </w:p>
         </w:tc>
@@ -1624,13 +1632,13 @@
             <w:pPr>
               <w:spacing w:after="0"/>
             </w:pPr>
-            <w:r/>
-            <w:r>
-              <w:rPr>
-                <w:rFonts w:ascii="Aptos" w:hAnsi="Aptos"/>
-                <w:b w:val="0"/>
-                <w:sz w:val="17"/>
-              </w:rPr>
+            <w:r>
+              <w:rPr>
+                <w:rFonts w:ascii="Aptos" w:hAnsi="Aptos"/>
+                <w:b w:val="0"/>
+                <w:sz w:val="17"/>
+              </w:rPr>
+              <w:t xml:space="preserve">NFR Maintainability</w:t>
             </w:r>
           </w:p>
         </w:tc>
@@ -1643,13 +1651,13 @@
             <w:pPr>
               <w:spacing w:after="0"/>
             </w:pPr>
-            <w:r/>
-            <w:r>
-              <w:rPr>
-                <w:rFonts w:ascii="Aptos" w:hAnsi="Aptos"/>
-                <w:b w:val="0"/>
-                <w:sz w:val="17"/>
-              </w:rPr>
+            <w:r>
+              <w:rPr>
+                <w:rFonts w:ascii="Aptos" w:hAnsi="Aptos"/>
+                <w:b w:val="0"/>
+                <w:sz w:val="17"/>
+              </w:rPr>
+              <w:t xml:space="preserve">npm test 7/7</w:t>
             </w:r>
           </w:p>
         </w:tc>
@@ -1662,13 +1670,13 @@
             <w:pPr>
               <w:spacing w:after="0"/>
             </w:pPr>
-            <w:r/>
-            <w:r>
-              <w:rPr>
-                <w:rFonts w:ascii="Aptos" w:hAnsi="Aptos"/>
-                <w:b w:val="0"/>
-                <w:sz w:val="17"/>
-              </w:rPr>
+            <w:r>
+              <w:rPr>
+                <w:rFonts w:ascii="Aptos" w:hAnsi="Aptos"/>
+                <w:b w:val="0"/>
+                <w:sz w:val="17"/>
+              </w:rPr>
+              <w:t xml:space="preserve">e9ff237</w:t>
             </w:r>
           </w:p>
         </w:tc>
@@ -1681,13 +1689,13 @@
             <w:pPr>
               <w:spacing w:after="0"/>
             </w:pPr>
-            <w:r/>
-            <w:r>
-              <w:rPr>
-                <w:rFonts w:ascii="Aptos" w:hAnsi="Aptos"/>
-                <w:b w:val="0"/>
-                <w:sz w:val="17"/>
-              </w:rPr>
+            <w:r>
+              <w:rPr>
+                <w:rFonts w:ascii="Aptos" w:hAnsi="Aptos"/>
+                <w:b w:val="0"/>
+                <w:sz w:val="17"/>
+              </w:rPr>
+              <w:t xml:space="preserve">D.G (AI-assisted)</w:t>
             </w:r>
           </w:p>
         </w:tc>
@@ -1700,13 +1708,13 @@
             <w:pPr>
               <w:spacing w:after="0"/>
             </w:pPr>
-            <w:r/>
-            <w:r>
-              <w:rPr>
-                <w:rFonts w:ascii="Aptos" w:hAnsi="Aptos"/>
-                <w:b w:val="0"/>
-                <w:sz w:val="17"/>
-              </w:rPr>
+            <w:r>
+              <w:rPr>
+                <w:rFonts w:ascii="Aptos" w:hAnsi="Aptos"/>
+                <w:b w:val="0"/>
+                <w:sz w:val="17"/>
+              </w:rPr>
+              <w:t xml:space="preserve"/>
             </w:r>
           </w:p>
         </w:tc>
@@ -1724,13 +1732,13 @@
             <w:pPr>
               <w:spacing w:after="0"/>
             </w:pPr>
-            <w:r/>
-            <w:r>
-              <w:rPr>
-                <w:rFonts w:ascii="Aptos" w:hAnsi="Aptos"/>
-                <w:b w:val="0"/>
-                <w:sz w:val="17"/>
-              </w:rPr>
+            <w:r>
+              <w:rPr>
+                <w:rFonts w:ascii="Aptos" w:hAnsi="Aptos"/>
+                <w:b w:val="0"/>
+                <w:sz w:val="17"/>
+              </w:rPr>
+              <w:t xml:space="preserve">2026-10-06</w:t>
             </w:r>
           </w:p>
         </w:tc>
@@ -1743,13 +1751,13 @@
             <w:pPr>
               <w:spacing w:after="0"/>
             </w:pPr>
-            <w:r/>
-            <w:r>
-              <w:rPr>
-                <w:rFonts w:ascii="Aptos" w:hAnsi="Aptos"/>
-                <w:b w:val="0"/>
-                <w:sz w:val="17"/>
-              </w:rPr>
+            <w:r>
+              <w:rPr>
+                <w:rFonts w:ascii="Aptos" w:hAnsi="Aptos"/>
+                <w:b w:val="0"/>
+                <w:sz w:val="17"/>
+              </w:rPr>
+              <w:t xml:space="preserve">BE-005</w:t>
             </w:r>
           </w:p>
         </w:tc>
@@ -1762,13 +1770,13 @@
             <w:pPr>
               <w:spacing w:after="0"/>
             </w:pPr>
-            <w:r/>
-            <w:r>
-              <w:rPr>
-                <w:rFonts w:ascii="Aptos" w:hAnsi="Aptos"/>
-                <w:b w:val="0"/>
-                <w:sz w:val="17"/>
-              </w:rPr>
+            <w:r>
+              <w:rPr>
+                <w:rFonts w:ascii="Aptos" w:hAnsi="Aptos"/>
+                <w:b w:val="0"/>
+                <w:sz w:val="17"/>
+              </w:rPr>
+              <w:t xml:space="preserve">Fixed truncated EICAR SHA-256 (63 characters, missing final f)</w:t>
             </w:r>
           </w:p>
         </w:tc>
@@ -1781,13 +1789,13 @@
             <w:pPr>
               <w:spacing w:after="0"/>
             </w:pPr>
-            <w:r/>
-            <w:r>
-              <w:rPr>
-                <w:rFonts w:ascii="Aptos" w:hAnsi="Aptos"/>
-                <w:b w:val="0"/>
-                <w:sz w:val="17"/>
-              </w:rPr>
+            <w:r>
+              <w:rPr>
+                <w:rFonts w:ascii="Aptos" w:hAnsi="Aptos"/>
+                <w:b w:val="0"/>
+                <w:sz w:val="17"/>
+              </w:rPr>
+              <w:t xml:space="preserve">Signature stage could never match</w:t>
             </w:r>
           </w:p>
         </w:tc>
@@ -1800,13 +1808,13 @@
             <w:pPr>
               <w:spacing w:after="0"/>
             </w:pPr>
-            <w:r/>
-            <w:r>
-              <w:rPr>
-                <w:rFonts w:ascii="Aptos" w:hAnsi="Aptos"/>
-                <w:b w:val="0"/>
-                <w:sz w:val="17"/>
-              </w:rPr>
+            <w:r>
+              <w:rPr>
+                <w:rFonts w:ascii="Aptos" w:hAnsi="Aptos"/>
+                <w:b w:val="0"/>
+                <w:sz w:val="17"/>
+              </w:rPr>
+              <w:t xml:space="preserve">src/signatures/knownHashes.js</w:t>
             </w:r>
           </w:p>
         </w:tc>
@@ -1819,13 +1827,13 @@
             <w:pPr>
               <w:spacing w:after="0"/>
             </w:pPr>
-            <w:r/>
-            <w:r>
-              <w:rPr>
-                <w:rFonts w:ascii="Aptos" w:hAnsi="Aptos"/>
-                <w:b w:val="0"/>
-                <w:sz w:val="17"/>
-              </w:rPr>
+            <w:r>
+              <w:rPr>
+                <w:rFonts w:ascii="Aptos" w:hAnsi="Aptos"/>
+                <w:b w:val="0"/>
+                <w:sz w:val="17"/>
+              </w:rPr>
+              <w:t xml:space="preserve">FR02</w:t>
             </w:r>
           </w:p>
         </w:tc>
@@ -1838,13 +1846,13 @@
             <w:pPr>
               <w:spacing w:after="0"/>
             </w:pPr>
-            <w:r/>
-            <w:r>
-              <w:rPr>
-                <w:rFonts w:ascii="Aptos" w:hAnsi="Aptos"/>
-                <w:b w:val="0"/>
-                <w:sz w:val="17"/>
-              </w:rPr>
+            <w:r>
+              <w:rPr>
+                <w:rFonts w:ascii="Aptos" w:hAnsi="Aptos"/>
+                <w:b w:val="0"/>
+                <w:sz w:val="17"/>
+              </w:rPr>
+              <w:t xml:space="preserve">Manual EICAR upload: signature_match true</w:t>
             </w:r>
           </w:p>
         </w:tc>
@@ -1857,13 +1865,13 @@
             <w:pPr>
               <w:spacing w:after="0"/>
             </w:pPr>
-            <w:r/>
-            <w:r>
-              <w:rPr>
-                <w:rFonts w:ascii="Aptos" w:hAnsi="Aptos"/>
-                <w:b w:val="0"/>
-                <w:sz w:val="17"/>
-              </w:rPr>
+            <w:r>
+              <w:rPr>
+                <w:rFonts w:ascii="Aptos" w:hAnsi="Aptos"/>
+                <w:b w:val="0"/>
+                <w:sz w:val="17"/>
+              </w:rPr>
+              <w:t xml:space="preserve">1e37923</w:t>
             </w:r>
           </w:p>
         </w:tc>
@@ -1876,13 +1884,13 @@
             <w:pPr>
               <w:spacing w:after="0"/>
             </w:pPr>
-            <w:r/>
-            <w:r>
-              <w:rPr>
-                <w:rFonts w:ascii="Aptos" w:hAnsi="Aptos"/>
-                <w:b w:val="0"/>
-                <w:sz w:val="17"/>
-              </w:rPr>
+            <w:r>
+              <w:rPr>
+                <w:rFonts w:ascii="Aptos" w:hAnsi="Aptos"/>
+                <w:b w:val="0"/>
+                <w:sz w:val="17"/>
+              </w:rPr>
+              <w:t xml:space="preserve">D.G (AI-assisted)</w:t>
             </w:r>
           </w:p>
         </w:tc>
@@ -1895,13 +1903,403 @@
             <w:pPr>
               <w:spacing w:after="0"/>
             </w:pPr>
-            <w:r/>
-            <w:r>
-              <w:rPr>
-                <w:rFonts w:ascii="Aptos" w:hAnsi="Aptos"/>
-                <w:b w:val="0"/>
-                <w:sz w:val="17"/>
-              </w:rPr>
+            <w:r>
+              <w:rPr>
+                <w:rFonts w:ascii="Aptos" w:hAnsi="Aptos"/>
+                <w:b w:val="0"/>
+                <w:sz w:val="17"/>
+              </w:rPr>
+              <w:t xml:space="preserve"/>
+            </w:r>
+          </w:p>
+        </w:tc>
+      </w:tr>
+      <w:tr>
+        <w:trPr>
+          <w:cantSplit/>
+        </w:trPr>
+        <w:tc>
+          <w:tcPr>
+            <w:tcW w:type="dxa" w:w="1022"/>
+            <w:vAlign w:val="center"/>
+          </w:tcPr>
+          <w:p>
+            <w:pPr>
+              <w:spacing w:after="0"/>
+            </w:pPr>
+            <w:r>
+              <w:rPr>
+                <w:rFonts w:ascii="Aptos" w:hAnsi="Aptos"/>
+                <w:b w:val="0"/>
+                <w:sz w:val="17"/>
+              </w:rPr>
+              <w:t xml:space="preserve">2026-10-06</w:t>
+            </w:r>
+          </w:p>
+        </w:tc>
+        <w:tc>
+          <w:tcPr>
+            <w:tcW w:type="dxa" w:w="1022"/>
+            <w:vAlign w:val="center"/>
+          </w:tcPr>
+          <w:p>
+            <w:pPr>
+              <w:spacing w:after="0"/>
+            </w:pPr>
+            <w:r>
+              <w:rPr>
+                <w:rFonts w:ascii="Aptos" w:hAnsi="Aptos"/>
+                <w:b w:val="0"/>
+                <w:sz w:val="17"/>
+              </w:rPr>
+              <w:t xml:space="preserve">BE-006</w:t>
+            </w:r>
+          </w:p>
+        </w:tc>
+        <w:tc>
+          <w:tcPr>
+            <w:tcW w:type="dxa" w:w="1022"/>
+            <w:vAlign w:val="center"/>
+          </w:tcPr>
+          <w:p>
+            <w:pPr>
+              <w:spacing w:after="0"/>
+            </w:pPr>
+            <w:r>
+              <w:rPr>
+                <w:rFonts w:ascii="Aptos" w:hAnsi="Aptos"/>
+                <w:b w:val="0"/>
+                <w:sz w:val="17"/>
+              </w:rPr>
+              <w:t xml:space="preserve">Job queue; pipeline stage list; link submission; scan history listing; signature catalog</w:t>
+            </w:r>
+          </w:p>
+        </w:tc>
+        <w:tc>
+          <w:tcPr>
+            <w:tcW w:type="dxa" w:w="1022"/>
+            <w:vAlign w:val="center"/>
+          </w:tcPr>
+          <w:p>
+            <w:pPr>
+              <w:spacing w:after="0"/>
+            </w:pPr>
+            <w:r>
+              <w:rPr>
+                <w:rFonts w:ascii="Aptos" w:hAnsi="Aptos"/>
+                <w:b w:val="0"/>
+                <w:sz w:val="17"/>
+              </w:rPr>
+              <w:t xml:space="preserve">Scans must not block the HTTP request once slow stages exist; professor suggestion 4; replace the one-hash stub</w:t>
+            </w:r>
+          </w:p>
+        </w:tc>
+        <w:tc>
+          <w:tcPr>
+            <w:tcW w:type="dxa" w:w="1022"/>
+            <w:vAlign w:val="center"/>
+          </w:tcPr>
+          <w:p>
+            <w:pPr>
+              <w:spacing w:after="0"/>
+            </w:pPr>
+            <w:r>
+              <w:rPr>
+                <w:rFonts w:ascii="Aptos" w:hAnsi="Aptos"/>
+                <w:b w:val="0"/>
+                <w:sz w:val="17"/>
+              </w:rPr>
+              <w:t xml:space="preserve">src/queue/, src/pipeline/, src/store/, src/signatures/catalog.js, signatures/catalog.json, src/routes/samples.js, src/db.js</w:t>
+            </w:r>
+          </w:p>
+        </w:tc>
+        <w:tc>
+          <w:tcPr>
+            <w:tcW w:type="dxa" w:w="1022"/>
+            <w:vAlign w:val="center"/>
+          </w:tcPr>
+          <w:p>
+            <w:pPr>
+              <w:spacing w:after="0"/>
+            </w:pPr>
+            <w:r>
+              <w:rPr>
+                <w:rFonts w:ascii="Aptos" w:hAnsi="Aptos"/>
+                <w:b w:val="0"/>
+                <w:sz w:val="17"/>
+              </w:rPr>
+              <w:t xml:space="preserve">FR01, FR02, FR08</w:t>
+            </w:r>
+          </w:p>
+        </w:tc>
+        <w:tc>
+          <w:tcPr>
+            <w:tcW w:type="dxa" w:w="1022"/>
+            <w:vAlign w:val="center"/>
+          </w:tcPr>
+          <w:p>
+            <w:pPr>
+              <w:spacing w:after="0"/>
+            </w:pPr>
+            <w:r>
+              <w:rPr>
+                <w:rFonts w:ascii="Aptos" w:hAnsi="Aptos"/>
+                <w:b w:val="0"/>
+                <w:sz w:val="17"/>
+              </w:rPr>
+              <w:t xml:space="preserve">npm test 27/27</w:t>
+            </w:r>
+          </w:p>
+        </w:tc>
+        <w:tc>
+          <w:tcPr>
+            <w:tcW w:type="dxa" w:w="1022"/>
+            <w:vAlign w:val="center"/>
+          </w:tcPr>
+          <w:p>
+            <w:pPr>
+              <w:spacing w:after="0"/>
+            </w:pPr>
+            <w:r>
+              <w:rPr>
+                <w:rFonts w:ascii="Aptos" w:hAnsi="Aptos"/>
+                <w:b w:val="0"/>
+                <w:sz w:val="17"/>
+              </w:rPr>
+              <w:t xml:space="preserve">d7c0e5b</w:t>
+            </w:r>
+          </w:p>
+        </w:tc>
+        <w:tc>
+          <w:tcPr>
+            <w:tcW w:type="dxa" w:w="1022"/>
+            <w:vAlign w:val="center"/>
+          </w:tcPr>
+          <w:p>
+            <w:pPr>
+              <w:spacing w:after="0"/>
+            </w:pPr>
+            <w:r>
+              <w:rPr>
+                <w:rFonts w:ascii="Aptos" w:hAnsi="Aptos"/>
+                <w:b w:val="0"/>
+                <w:sz w:val="17"/>
+              </w:rPr>
+              <w:t xml:space="preserve">D.G (AI-assisted)</w:t>
+            </w:r>
+          </w:p>
+        </w:tc>
+        <w:tc>
+          <w:tcPr>
+            <w:tcW w:type="dxa" w:w="1022"/>
+            <w:vAlign w:val="center"/>
+          </w:tcPr>
+          <w:p>
+            <w:pPr>
+              <w:spacing w:after="0"/>
+            </w:pPr>
+            <w:r>
+              <w:rPr>
+                <w:rFonts w:ascii="Aptos" w:hAnsi="Aptos"/>
+                <w:b w:val="0"/>
+                <w:sz w:val="17"/>
+              </w:rPr>
+              <w:t xml:space="preserve"/>
+            </w:r>
+          </w:p>
+        </w:tc>
+      </w:tr>
+      <w:tr>
+        <w:trPr>
+          <w:cantSplit/>
+        </w:trPr>
+        <w:tc>
+          <w:tcPr>
+            <w:tcW w:type="dxa" w:w="1022"/>
+            <w:vAlign w:val="center"/>
+          </w:tcPr>
+          <w:p>
+            <w:pPr>
+              <w:spacing w:after="0"/>
+            </w:pPr>
+            <w:r>
+              <w:rPr>
+                <w:rFonts w:ascii="Aptos" w:hAnsi="Aptos"/>
+                <w:b w:val="0"/>
+                <w:sz w:val="17"/>
+              </w:rPr>
+              <w:t xml:space="preserve">2026-10-06</w:t>
+            </w:r>
+          </w:p>
+        </w:tc>
+        <w:tc>
+          <w:tcPr>
+            <w:tcW w:type="dxa" w:w="1022"/>
+            <w:vAlign w:val="center"/>
+          </w:tcPr>
+          <w:p>
+            <w:pPr>
+              <w:spacing w:after="0"/>
+            </w:pPr>
+            <w:r>
+              <w:rPr>
+                <w:rFonts w:ascii="Aptos" w:hAnsi="Aptos"/>
+                <w:b w:val="0"/>
+                <w:sz w:val="17"/>
+              </w:rPr>
+              <w:t xml:space="preserve">BE-007</w:t>
+            </w:r>
+          </w:p>
+        </w:tc>
+        <w:tc>
+          <w:tcPr>
+            <w:tcW w:type="dxa" w:w="1022"/>
+            <w:vAlign w:val="center"/>
+          </w:tcPr>
+          <w:p>
+            <w:pPr>
+              <w:spacing w:after="0"/>
+            </w:pPr>
+            <w:r>
+              <w:rPr>
+                <w:rFonts w:ascii="Aptos" w:hAnsi="Aptos"/>
+                <w:b w:val="0"/>
+                <w:sz w:val="17"/>
+              </w:rPr>
+              <w:t xml:space="preserve">Dashboard API contract drafted; README and component plan updated</w:t>
+            </w:r>
+          </w:p>
+        </w:tc>
+        <w:tc>
+          <w:tcPr>
+            <w:tcW w:type="dxa" w:w="1022"/>
+            <w:vAlign w:val="center"/>
+          </w:tcPr>
+          <w:p>
+            <w:pPr>
+              <w:spacing w:after="0"/>
+            </w:pPr>
+            <w:r>
+              <w:rPr>
+                <w:rFonts w:ascii="Aptos" w:hAnsi="Aptos"/>
+                <w:b w:val="0"/>
+                <w:sz w:val="17"/>
+              </w:rPr>
+              <w:t xml:space="preserve">Frontend needs a written contract to build against</w:t>
+            </w:r>
+          </w:p>
+        </w:tc>
+        <w:tc>
+          <w:tcPr>
+            <w:tcW w:type="dxa" w:w="1022"/>
+            <w:vAlign w:val="center"/>
+          </w:tcPr>
+          <w:p>
+            <w:pPr>
+              <w:spacing w:after="0"/>
+            </w:pPr>
+            <w:r>
+              <w:rPr>
+                <w:rFonts w:ascii="Aptos" w:hAnsi="Aptos"/>
+                <w:b w:val="0"/>
+                <w:sz w:val="17"/>
+              </w:rPr>
+              <w:t xml:space="preserve">docs/api-contract.md, README.md, docs/component-plan.md</w:t>
+            </w:r>
+          </w:p>
+        </w:tc>
+        <w:tc>
+          <w:tcPr>
+            <w:tcW w:type="dxa" w:w="1022"/>
+            <w:vAlign w:val="center"/>
+          </w:tcPr>
+          <w:p>
+            <w:pPr>
+              <w:spacing w:after="0"/>
+            </w:pPr>
+            <w:r>
+              <w:rPr>
+                <w:rFonts w:ascii="Aptos" w:hAnsi="Aptos"/>
+                <w:b w:val="0"/>
+                <w:sz w:val="17"/>
+              </w:rPr>
+              <w:t xml:space="preserve">FR08, NFR Maintainability</w:t>
+            </w:r>
+          </w:p>
+        </w:tc>
+        <w:tc>
+          <w:tcPr>
+            <w:tcW w:type="dxa" w:w="1022"/>
+            <w:vAlign w:val="center"/>
+          </w:tcPr>
+          <w:p>
+            <w:pPr>
+              <w:spacing w:after="0"/>
+            </w:pPr>
+            <w:r>
+              <w:rPr>
+                <w:rFonts w:ascii="Aptos" w:hAnsi="Aptos"/>
+                <w:b w:val="0"/>
+                <w:sz w:val="17"/>
+              </w:rPr>
+              <w:t xml:space="preserve">Not applicable (documentation)</w:t>
+            </w:r>
+          </w:p>
+        </w:tc>
+        <w:tc>
+          <w:tcPr>
+            <w:tcW w:type="dxa" w:w="1022"/>
+            <w:vAlign w:val="center"/>
+          </w:tcPr>
+          <w:p>
+            <w:pPr>
+              <w:spacing w:after="0"/>
+            </w:pPr>
+            <w:r>
+              <w:rPr>
+                <w:rFonts w:ascii="Aptos" w:hAnsi="Aptos"/>
+                <w:b w:val="0"/>
+                <w:sz w:val="17"/>
+              </w:rPr>
+              <w:t xml:space="preserve">ee9a69a</w:t>
+            </w:r>
+          </w:p>
+        </w:tc>
+        <w:tc>
+          <w:tcPr>
+            <w:tcW w:type="dxa" w:w="1022"/>
+            <w:vAlign w:val="center"/>
+          </w:tcPr>
+          <w:p>
+            <w:pPr>
+              <w:spacing w:after="0"/>
+            </w:pPr>
+            <w:r>
+              <w:rPr>
+                <w:rFonts w:ascii="Aptos" w:hAnsi="Aptos"/>
+                <w:b w:val="0"/>
+                <w:sz w:val="17"/>
+              </w:rPr>
+              <w:t xml:space="preserve">D.G (AI-assisted)</w:t>
+            </w:r>
+          </w:p>
+        </w:tc>
+        <w:tc>
+          <w:tcPr>
+            <w:tcW w:type="dxa" w:w="1022"/>
+            <w:vAlign w:val="center"/>
+          </w:tcPr>
+          <w:p>
+            <w:pPr>
+              <w:spacing w:after="0"/>
+            </w:pPr>
+            <w:r>
+              <w:rPr>
+                <w:rFonts w:ascii="Aptos" w:hAnsi="Aptos"/>
+                <w:b w:val="0"/>
+                <w:sz w:val="17"/>
+              </w:rPr>
+              <w:t xml:space="preserve"/>
             </w:r>
           </w:p>
         </w:tc>
@@ -2132,13 +2530,13 @@
             <w:pPr>
               <w:spacing w:after="0"/>
             </w:pPr>
-            <w:r/>
-            <w:r>
-              <w:rPr>
-                <w:rFonts w:ascii="Aptos" w:hAnsi="Aptos"/>
-                <w:b w:val="0"/>
-                <w:sz w:val="17"/>
-              </w:rPr>
+            <w:r>
+              <w:rPr>
+                <w:rFonts w:ascii="Aptos" w:hAnsi="Aptos"/>
+                <w:b w:val="0"/>
+                <w:sz w:val="17"/>
+              </w:rPr>
+              <w:t xml:space="preserve">Dashboard REST API</w:t>
             </w:r>
           </w:p>
         </w:tc>
@@ -2151,13 +2549,13 @@
             <w:pPr>
               <w:spacing w:after="0"/>
             </w:pPr>
-            <w:r/>
-            <w:r>
-              <w:rPr>
-                <w:rFonts w:ascii="Aptos" w:hAnsi="Aptos"/>
-                <w:b w:val="0"/>
-                <w:sz w:val="17"/>
-              </w:rPr>
+            <w:r>
+              <w:rPr>
+                <w:rFonts w:ascii="Aptos" w:hAnsi="Aptos"/>
+                <w:b w:val="0"/>
+                <w:sz w:val="17"/>
+              </w:rPr>
+              <w:t xml:space="preserve">Backend</w:t>
             </w:r>
           </w:p>
         </w:tc>
@@ -2170,13 +2568,13 @@
             <w:pPr>
               <w:spacing w:after="0"/>
             </w:pPr>
-            <w:r/>
-            <w:r>
-              <w:rPr>
-                <w:rFonts w:ascii="Aptos" w:hAnsi="Aptos"/>
-                <w:b w:val="0"/>
-                <w:sz w:val="17"/>
-              </w:rPr>
+            <w:r>
+              <w:rPr>
+                <w:rFonts w:ascii="Aptos" w:hAnsi="Aptos"/>
+                <w:b w:val="0"/>
+                <w:sz w:val="17"/>
+              </w:rPr>
+              <w:t xml:space="preserve">Frontend dashboard</w:t>
             </w:r>
           </w:p>
         </w:tc>
@@ -2189,13 +2587,13 @@
             <w:pPr>
               <w:spacing w:after="0"/>
             </w:pPr>
-            <w:r/>
-            <w:r>
-              <w:rPr>
-                <w:rFonts w:ascii="Aptos" w:hAnsi="Aptos"/>
-                <w:b w:val="0"/>
-                <w:sz w:val="17"/>
-              </w:rPr>
+            <w:r>
+              <w:rPr>
+                <w:rFonts w:ascii="Aptos" w:hAnsi="Aptos"/>
+                <w:b w:val="0"/>
+                <w:sz w:val="17"/>
+              </w:rPr>
+              <w:t xml:space="preserve">JSON over HTTP; multipart upload</w:t>
             </w:r>
           </w:p>
         </w:tc>
@@ -2208,13 +2606,13 @@
             <w:pPr>
               <w:spacing w:after="0"/>
             </w:pPr>
-            <w:r/>
-            <w:r>
-              <w:rPr>
-                <w:rFonts w:ascii="Aptos" w:hAnsi="Aptos"/>
-                <w:b w:val="0"/>
-                <w:sz w:val="17"/>
-              </w:rPr>
+            <w:r>
+              <w:rPr>
+                <w:rFonts w:ascii="Aptos" w:hAnsi="Aptos"/>
+                <w:b w:val="0"/>
+                <w:sz w:val="17"/>
+              </w:rPr>
+              <w:t xml:space="preserve">backend/docs/api-contract.md</w:t>
             </w:r>
           </w:p>
         </w:tc>
@@ -2227,13 +2625,13 @@
             <w:pPr>
               <w:spacing w:after="0"/>
             </w:pPr>
-            <w:r/>
-            <w:r>
-              <w:rPr>
-                <w:rFonts w:ascii="Aptos" w:hAnsi="Aptos"/>
-                <w:b w:val="0"/>
-                <w:sz w:val="17"/>
-              </w:rPr>
+            <w:r>
+              <w:rPr>
+                <w:rFonts w:ascii="Aptos" w:hAnsi="Aptos"/>
+                <w:b w:val="0"/>
+                <w:sz w:val="17"/>
+              </w:rPr>
+              <w:t xml:space="preserve">Draft v0.2, not yet agreed</w:t>
             </w:r>
           </w:p>
         </w:tc>
@@ -2246,13 +2644,13 @@
             <w:pPr>
               <w:spacing w:after="0"/>
             </w:pPr>
-            <w:r/>
-            <w:r>
-              <w:rPr>
-                <w:rFonts w:ascii="Aptos" w:hAnsi="Aptos"/>
-                <w:b w:val="0"/>
-                <w:sz w:val="17"/>
-              </w:rPr>
+            <w:r>
+              <w:rPr>
+                <w:rFonts w:ascii="Aptos" w:hAnsi="Aptos"/>
+                <w:b w:val="0"/>
+                <w:sz w:val="17"/>
+              </w:rPr>
+              <w:t xml:space="preserve">JSON error body with a stable error code; stage failures reported per stage, not as HTTP errors</w:t>
             </w:r>
           </w:p>
         </w:tc>
@@ -2265,13 +2663,13 @@
             <w:pPr>
               <w:spacing w:after="0"/>
             </w:pPr>
-            <w:r/>
-            <w:r>
-              <w:rPr>
-                <w:rFonts w:ascii="Aptos" w:hAnsi="Aptos"/>
-                <w:b w:val="0"/>
-                <w:sz w:val="17"/>
-              </w:rPr>
+            <w:r>
+              <w:rPr>
+                <w:rFonts w:ascii="Aptos" w:hAnsi="Aptos"/>
+                <w:b w:val="0"/>
+                <w:sz w:val="17"/>
+              </w:rPr>
+              <w:t xml:space="preserve">D.G (consumer: Sebastian)</w:t>
             </w:r>
           </w:p>
         </w:tc>
@@ -2289,13 +2687,13 @@
             <w:pPr>
               <w:spacing w:after="0"/>
             </w:pPr>
-            <w:r/>
-            <w:r>
-              <w:rPr>
-                <w:rFonts w:ascii="Aptos" w:hAnsi="Aptos"/>
-                <w:b w:val="0"/>
-                <w:sz w:val="17"/>
-              </w:rPr>
+            <w:r>
+              <w:rPr>
+                <w:rFonts w:ascii="Aptos" w:hAnsi="Aptos"/>
+                <w:b w:val="0"/>
+                <w:sz w:val="17"/>
+              </w:rPr>
+              <w:t xml:space="preserve">Static analyzer CLI</w:t>
             </w:r>
           </w:p>
         </w:tc>
@@ -2308,13 +2706,13 @@
             <w:pPr>
               <w:spacing w:after="0"/>
             </w:pPr>
-            <w:r/>
-            <w:r>
-              <w:rPr>
-                <w:rFonts w:ascii="Aptos" w:hAnsi="Aptos"/>
-                <w:b w:val="0"/>
-                <w:sz w:val="17"/>
-              </w:rPr>
+            <w:r>
+              <w:rPr>
+                <w:rFonts w:ascii="Aptos" w:hAnsi="Aptos"/>
+                <w:b w:val="0"/>
+                <w:sz w:val="17"/>
+              </w:rPr>
+              <w:t xml:space="preserve">Malware Detection: analyze.py (mock_analyze.py until merged)</w:t>
             </w:r>
           </w:p>
         </w:tc>
@@ -2327,13 +2725,13 @@
             <w:pPr>
               <w:spacing w:after="0"/>
             </w:pPr>
-            <w:r/>
-            <w:r>
-              <w:rPr>
-                <w:rFonts w:ascii="Aptos" w:hAnsi="Aptos"/>
-                <w:b w:val="0"/>
-                <w:sz w:val="17"/>
-              </w:rPr>
+            <w:r>
+              <w:rPr>
+                <w:rFonts w:ascii="Aptos" w:hAnsi="Aptos"/>
+                <w:b w:val="0"/>
+                <w:sz w:val="17"/>
+              </w:rPr>
+              <w:t xml:space="preserve">Backend: src/analyzer/runAnalyzer.js</w:t>
             </w:r>
           </w:p>
         </w:tc>
@@ -2346,13 +2744,13 @@
             <w:pPr>
               <w:spacing w:after="0"/>
             </w:pPr>
-            <w:r/>
-            <w:r>
-              <w:rPr>
-                <w:rFonts w:ascii="Aptos" w:hAnsi="Aptos"/>
-                <w:b w:val="0"/>
-                <w:sz w:val="17"/>
-              </w:rPr>
+            <w:r>
+              <w:rPr>
+                <w:rFonts w:ascii="Aptos" w:hAnsi="Aptos"/>
+                <w:b w:val="0"/>
+                <w:sz w:val="17"/>
+              </w:rPr>
+              <w:t xml:space="preserve">One JSON report on stdout, exit 0; REPORT_CONTRACT.md</w:t>
             </w:r>
           </w:p>
         </w:tc>
@@ -2365,13 +2763,13 @@
             <w:pPr>
               <w:spacing w:after="0"/>
             </w:pPr>
-            <w:r/>
-            <w:r>
-              <w:rPr>
-                <w:rFonts w:ascii="Aptos" w:hAnsi="Aptos"/>
-                <w:b w:val="0"/>
-                <w:sz w:val="17"/>
-              </w:rPr>
+            <w:r>
+              <w:rPr>
+                <w:rFonts w:ascii="Aptos" w:hAnsi="Aptos"/>
+                <w:b w:val="0"/>
+                <w:sz w:val="17"/>
+              </w:rPr>
+              <w:t xml:space="preserve">ANALYZER_SCRIPT_PATH</w:t>
             </w:r>
           </w:p>
         </w:tc>
@@ -2384,13 +2782,13 @@
             <w:pPr>
               <w:spacing w:after="0"/>
             </w:pPr>
-            <w:r/>
-            <w:r>
-              <w:rPr>
-                <w:rFonts w:ascii="Aptos" w:hAnsi="Aptos"/>
-                <w:b w:val="0"/>
-                <w:sz w:val="17"/>
-              </w:rPr>
+            <w:r>
+              <w:rPr>
+                <w:rFonts w:ascii="Aptos" w:hAnsi="Aptos"/>
+                <w:b w:val="0"/>
+                <w:sz w:val="17"/>
+              </w:rPr>
+              <w:t xml:space="preserve">schema_version 1.0.0</w:t>
             </w:r>
           </w:p>
         </w:tc>
@@ -2403,13 +2801,13 @@
             <w:pPr>
               <w:spacing w:after="0"/>
             </w:pPr>
-            <w:r/>
-            <w:r>
-              <w:rPr>
-                <w:rFonts w:ascii="Aptos" w:hAnsi="Aptos"/>
-                <w:b w:val="0"/>
-                <w:sz w:val="17"/>
-              </w:rPr>
+            <w:r>
+              <w:rPr>
+                <w:rFonts w:ascii="Aptos" w:hAnsi="Aptos"/>
+                <w:b w:val="0"/>
+                <w:sz w:val="17"/>
+              </w:rPr>
+              <w:t xml:space="preserve">Stage marked failed with a code (TIMEOUT after 15 s, NONZERO_EXIT, BAD_JSON, UNSUPPORTED_SCHEMA, LAUNCH_FAILED)</w:t>
             </w:r>
           </w:p>
         </w:tc>
@@ -2422,13 +2820,13 @@
             <w:pPr>
               <w:spacing w:after="0"/>
             </w:pPr>
-            <w:r/>
-            <w:r>
-              <w:rPr>
-                <w:rFonts w:ascii="Aptos" w:hAnsi="Aptos"/>
-                <w:b w:val="0"/>
-                <w:sz w:val="17"/>
-              </w:rPr>
+            <w:r>
+              <w:rPr>
+                <w:rFonts w:ascii="Aptos" w:hAnsi="Aptos"/>
+                <w:b w:val="0"/>
+                <w:sz w:val="17"/>
+              </w:rPr>
+              <w:t xml:space="preserve">Kyle</w:t>
             </w:r>
           </w:p>
         </w:tc>
@@ -2446,13 +2844,13 @@
             <w:pPr>
               <w:spacing w:after="0"/>
             </w:pPr>
-            <w:r/>
-            <w:r>
-              <w:rPr>
-                <w:rFonts w:ascii="Aptos" w:hAnsi="Aptos"/>
-                <w:b w:val="0"/>
-                <w:sz w:val="17"/>
-              </w:rPr>
+            <w:r>
+              <w:rPr>
+                <w:rFonts w:ascii="Aptos" w:hAnsi="Aptos"/>
+                <w:b w:val="0"/>
+                <w:sz w:val="17"/>
+              </w:rPr>
+              <w:t xml:space="preserve">Behavioral ML service</w:t>
             </w:r>
           </w:p>
         </w:tc>
@@ -2465,13 +2863,13 @@
             <w:pPr>
               <w:spacing w:after="0"/>
             </w:pPr>
-            <w:r/>
-            <w:r>
-              <w:rPr>
-                <w:rFonts w:ascii="Aptos" w:hAnsi="Aptos"/>
-                <w:b w:val="0"/>
-                <w:sz w:val="17"/>
-              </w:rPr>
+            <w:r>
+              <w:rPr>
+                <w:rFonts w:ascii="Aptos" w:hAnsi="Aptos"/>
+                <w:b w:val="0"/>
+                <w:sz w:val="17"/>
+              </w:rPr>
+              <w:t xml:space="preserve">ML: predict.py --serve</w:t>
             </w:r>
           </w:p>
         </w:tc>
@@ -2484,13 +2882,13 @@
             <w:pPr>
               <w:spacing w:after="0"/>
             </w:pPr>
-            <w:r/>
-            <w:r>
-              <w:rPr>
-                <w:rFonts w:ascii="Aptos" w:hAnsi="Aptos"/>
-                <w:b w:val="0"/>
-                <w:sz w:val="17"/>
-              </w:rPr>
+            <w:r>
+              <w:rPr>
+                <w:rFonts w:ascii="Aptos" w:hAnsi="Aptos"/>
+                <w:b w:val="0"/>
+                <w:sz w:val="17"/>
+              </w:rPr>
+              <w:t xml:space="preserve">Backend: src/stages/httpStage.js</w:t>
             </w:r>
           </w:p>
         </w:tc>
@@ -2503,13 +2901,13 @@
             <w:pPr>
               <w:spacing w:after="0"/>
             </w:pPr>
-            <w:r/>
-            <w:r>
-              <w:rPr>
-                <w:rFonts w:ascii="Aptos" w:hAnsi="Aptos"/>
-                <w:b w:val="0"/>
-                <w:sz w:val="17"/>
-              </w:rPr>
+            <w:r>
+              <w:rPr>
+                <w:rFonts w:ascii="Aptos" w:hAnsi="Aptos"/>
+                <w:b w:val="0"/>
+                <w:sz w:val="17"/>
+              </w:rPr>
+              <w:t xml:space="preserve">POST JSON, JSON response. Payload not agreed</w:t>
             </w:r>
           </w:p>
         </w:tc>
@@ -2522,13 +2920,13 @@
             <w:pPr>
               <w:spacing w:after="0"/>
             </w:pPr>
-            <w:r/>
-            <w:r>
-              <w:rPr>
-                <w:rFonts w:ascii="Aptos" w:hAnsi="Aptos"/>
-                <w:b w:val="0"/>
-                <w:sz w:val="17"/>
-              </w:rPr>
+            <w:r>
+              <w:rPr>
+                <w:rFonts w:ascii="Aptos" w:hAnsi="Aptos"/>
+                <w:b w:val="0"/>
+                <w:sz w:val="17"/>
+              </w:rPr>
+              <w:t xml:space="preserve">BEHAVIORAL_ML_URL</w:t>
             </w:r>
           </w:p>
         </w:tc>
@@ -2541,13 +2939,13 @@
             <w:pPr>
               <w:spacing w:after="0"/>
             </w:pPr>
-            <w:r/>
-            <w:r>
-              <w:rPr>
-                <w:rFonts w:ascii="Aptos" w:hAnsi="Aptos"/>
-                <w:b w:val="0"/>
-                <w:sz w:val="17"/>
-              </w:rPr>
+            <w:r>
+              <w:rPr>
+                <w:rFonts w:ascii="Aptos" w:hAnsi="Aptos"/>
+                <w:b w:val="0"/>
+                <w:sz w:val="17"/>
+              </w:rPr>
+              <w:t xml:space="preserve">Not wired in</w:t>
             </w:r>
           </w:p>
         </w:tc>
@@ -2560,13 +2958,13 @@
             <w:pPr>
               <w:spacing w:after="0"/>
             </w:pPr>
-            <w:r/>
-            <w:r>
-              <w:rPr>
-                <w:rFonts w:ascii="Aptos" w:hAnsi="Aptos"/>
-                <w:b w:val="0"/>
-                <w:sz w:val="17"/>
-              </w:rPr>
+            <w:r>
+              <w:rPr>
+                <w:rFonts w:ascii="Aptos" w:hAnsi="Aptos"/>
+                <w:b w:val="0"/>
+                <w:sz w:val="17"/>
+              </w:rPr>
+              <w:t xml:space="preserve">StageHttpError code (TIMEOUT, CONNECTION_FAILED, BAD_STATUS, BAD_JSON)</w:t>
             </w:r>
           </w:p>
         </w:tc>
@@ -2579,13 +2977,13 @@
             <w:pPr>
               <w:spacing w:after="0"/>
             </w:pPr>
-            <w:r/>
-            <w:r>
-              <w:rPr>
-                <w:rFonts w:ascii="Aptos" w:hAnsi="Aptos"/>
-                <w:b w:val="0"/>
-                <w:sz w:val="17"/>
-              </w:rPr>
+            <w:r>
+              <w:rPr>
+                <w:rFonts w:ascii="Aptos" w:hAnsi="Aptos"/>
+                <w:b w:val="0"/>
+                <w:sz w:val="17"/>
+              </w:rPr>
+              <w:t xml:space="preserve">Axel, Diego</w:t>
             </w:r>
           </w:p>
         </w:tc>
@@ -2603,13 +3001,13 @@
             <w:pPr>
               <w:spacing w:after="0"/>
             </w:pPr>
-            <w:r/>
-            <w:r>
-              <w:rPr>
-                <w:rFonts w:ascii="Aptos" w:hAnsi="Aptos"/>
-                <w:b w:val="0"/>
-                <w:sz w:val="17"/>
-              </w:rPr>
+            <w:r>
+              <w:rPr>
+                <w:rFonts w:ascii="Aptos" w:hAnsi="Aptos"/>
+                <w:b w:val="0"/>
+                <w:sz w:val="17"/>
+              </w:rPr>
+              <w:t xml:space="preserve">Signature catalog</w:t>
             </w:r>
           </w:p>
         </w:tc>
@@ -2622,13 +3020,13 @@
             <w:pPr>
               <w:spacing w:after="0"/>
             </w:pPr>
-            <w:r/>
-            <w:r>
-              <w:rPr>
-                <w:rFonts w:ascii="Aptos" w:hAnsi="Aptos"/>
-                <w:b w:val="0"/>
-                <w:sz w:val="17"/>
-              </w:rPr>
+            <w:r>
+              <w:rPr>
+                <w:rFonts w:ascii="Aptos" w:hAnsi="Aptos"/>
+                <w:b w:val="0"/>
+                <w:sz w:val="17"/>
+              </w:rPr>
+              <w:t xml:space="preserve">Backend (curated file) plus optional bulk hash feed</w:t>
             </w:r>
           </w:p>
         </w:tc>
@@ -2641,13 +3039,13 @@
             <w:pPr>
               <w:spacing w:after="0"/>
             </w:pPr>
-            <w:r/>
-            <w:r>
-              <w:rPr>
-                <w:rFonts w:ascii="Aptos" w:hAnsi="Aptos"/>
-                <w:b w:val="0"/>
-                <w:sz w:val="17"/>
-              </w:rPr>
+            <w:r>
+              <w:rPr>
+                <w:rFonts w:ascii="Aptos" w:hAnsi="Aptos"/>
+                <w:b w:val="0"/>
+                <w:sz w:val="17"/>
+              </w:rPr>
+              <w:t xml:space="preserve">Backend signature stage</w:t>
             </w:r>
           </w:p>
         </w:tc>
@@ -2660,13 +3058,13 @@
             <w:pPr>
               <w:spacing w:after="0"/>
             </w:pPr>
-            <w:r/>
-            <w:r>
-              <w:rPr>
-                <w:rFonts w:ascii="Aptos" w:hAnsi="Aptos"/>
-                <w:b w:val="0"/>
-                <w:sz w:val="17"/>
-              </w:rPr>
+            <w:r>
+              <w:rPr>
+                <w:rFonts w:ascii="Aptos" w:hAnsi="Aptos"/>
+                <w:b w:val="0"/>
+                <w:sz w:val="17"/>
+              </w:rPr>
+              <w:t xml:space="preserve">JSON entries of type sha256, domain or url; hash list of one SHA-256 per line</w:t>
             </w:r>
           </w:p>
         </w:tc>
@@ -2679,13 +3077,13 @@
             <w:pPr>
               <w:spacing w:after="0"/>
             </w:pPr>
-            <w:r/>
-            <w:r>
-              <w:rPr>
-                <w:rFonts w:ascii="Aptos" w:hAnsi="Aptos"/>
-                <w:b w:val="0"/>
-                <w:sz w:val="17"/>
-              </w:rPr>
+            <w:r>
+              <w:rPr>
+                <w:rFonts w:ascii="Aptos" w:hAnsi="Aptos"/>
+                <w:b w:val="0"/>
+                <w:sz w:val="17"/>
+              </w:rPr>
+              <w:t xml:space="preserve">backend/signatures/catalog.json; SIGNATURE_HASHLIST_PATH</w:t>
             </w:r>
           </w:p>
         </w:tc>
@@ -2698,13 +3096,13 @@
             <w:pPr>
               <w:spacing w:after="0"/>
             </w:pPr>
-            <w:r/>
-            <w:r>
-              <w:rPr>
-                <w:rFonts w:ascii="Aptos" w:hAnsi="Aptos"/>
-                <w:b w:val="0"/>
-                <w:sz w:val="17"/>
-              </w:rPr>
+            <w:r>
+              <w:rPr>
+                <w:rFonts w:ascii="Aptos" w:hAnsi="Aptos"/>
+                <w:b w:val="0"/>
+                <w:sz w:val="17"/>
+              </w:rPr>
+              <w:t xml:space="preserve">catalog_version 1</w:t>
             </w:r>
           </w:p>
         </w:tc>
@@ -2717,13 +3115,13 @@
             <w:pPr>
               <w:spacing w:after="0"/>
             </w:pPr>
-            <w:r/>
-            <w:r>
-              <w:rPr>
-                <w:rFonts w:ascii="Aptos" w:hAnsi="Aptos"/>
-                <w:b w:val="0"/>
-                <w:sz w:val="17"/>
-              </w:rPr>
+            <w:r>
+              <w:rPr>
+                <w:rFonts w:ascii="Aptos" w:hAnsi="Aptos"/>
+                <w:b w:val="0"/>
+                <w:sz w:val="17"/>
+              </w:rPr>
+              <w:t xml:space="preserve">Malformed entry stops the server at startup</w:t>
             </w:r>
           </w:p>
         </w:tc>
@@ -2736,13 +3134,13 @@
             <w:pPr>
               <w:spacing w:after="0"/>
             </w:pPr>
-            <w:r/>
-            <w:r>
-              <w:rPr>
-                <w:rFonts w:ascii="Aptos" w:hAnsi="Aptos"/>
-                <w:b w:val="0"/>
-                <w:sz w:val="17"/>
-              </w:rPr>
+            <w:r>
+              <w:rPr>
+                <w:rFonts w:ascii="Aptos" w:hAnsi="Aptos"/>
+                <w:b w:val="0"/>
+                <w:sz w:val="17"/>
+              </w:rPr>
+              <w:t xml:space="preserve">D.G</w:t>
             </w:r>
           </w:p>
         </w:tc>
@@ -2950,13 +3348,13 @@
             <w:pPr>
               <w:spacing w:after="0"/>
             </w:pPr>
-            <w:r/>
-            <w:r>
-              <w:rPr>
-                <w:rFonts w:ascii="Aptos" w:hAnsi="Aptos"/>
-                <w:b w:val="0"/>
-                <w:sz w:val="17"/>
-              </w:rPr>
+            <w:r>
+              <w:rPr>
+                <w:rFonts w:ascii="Aptos" w:hAnsi="Aptos"/>
+                <w:b w:val="0"/>
+                <w:sz w:val="17"/>
+              </w:rPr>
+              <w:t xml:space="preserve">Node.js</w:t>
             </w:r>
           </w:p>
         </w:tc>
@@ -2969,13 +3367,13 @@
             <w:pPr>
               <w:spacing w:after="0"/>
             </w:pPr>
-            <w:r/>
-            <w:r>
-              <w:rPr>
-                <w:rFonts w:ascii="Aptos" w:hAnsi="Aptos"/>
-                <w:b w:val="0"/>
-                <w:sz w:val="17"/>
-              </w:rPr>
+            <w:r>
+              <w:rPr>
+                <w:rFonts w:ascii="Aptos" w:hAnsi="Aptos"/>
+                <w:b w:val="0"/>
+                <w:sz w:val="17"/>
+              </w:rPr>
+              <w:t xml:space="preserve">22 LTS (tested on 22.22.0)</w:t>
             </w:r>
           </w:p>
         </w:tc>
@@ -2988,13 +3386,13 @@
             <w:pPr>
               <w:spacing w:after="0"/>
             </w:pPr>
-            <w:r/>
-            <w:r>
-              <w:rPr>
-                <w:rFonts w:ascii="Aptos" w:hAnsi="Aptos"/>
-                <w:b w:val="0"/>
-                <w:sz w:val="17"/>
-              </w:rPr>
+            <w:r>
+              <w:rPr>
+                <w:rFonts w:ascii="Aptos" w:hAnsi="Aptos"/>
+                <w:b w:val="0"/>
+                <w:sz w:val="17"/>
+              </w:rPr>
+              <w:t xml:space="preserve">Runtime</w:t>
             </w:r>
           </w:p>
         </w:tc>
@@ -3007,13 +3405,13 @@
             <w:pPr>
               <w:spacing w:after="0"/>
             </w:pPr>
-            <w:r/>
-            <w:r>
-              <w:rPr>
-                <w:rFonts w:ascii="Aptos" w:hAnsi="Aptos"/>
-                <w:b w:val="0"/>
-                <w:sz w:val="17"/>
-              </w:rPr>
+            <w:r>
+              <w:rPr>
+                <w:rFonts w:ascii="Aptos" w:hAnsi="Aptos"/>
+                <w:b w:val="0"/>
+                <w:sz w:val="17"/>
+              </w:rPr>
+              <w:t xml:space="preserve">Installed on the machine</w:t>
             </w:r>
           </w:p>
         </w:tc>
@@ -3026,13 +3424,13 @@
             <w:pPr>
               <w:spacing w:after="0"/>
             </w:pPr>
-            <w:r/>
-            <w:r>
-              <w:rPr>
-                <w:rFonts w:ascii="Aptos" w:hAnsi="Aptos"/>
-                <w:b w:val="0"/>
-                <w:sz w:val="17"/>
-              </w:rPr>
+            <w:r>
+              <w:rPr>
+                <w:rFonts w:ascii="Aptos" w:hAnsi="Aptos"/>
+                <w:b w:val="0"/>
+                <w:sz w:val="17"/>
+              </w:rPr>
+              <w:t xml:space="preserve">None</w:t>
             </w:r>
           </w:p>
         </w:tc>
@@ -3045,13 +3443,13 @@
             <w:pPr>
               <w:spacing w:after="0"/>
             </w:pPr>
-            <w:r/>
-            <w:r>
-              <w:rPr>
-                <w:rFonts w:ascii="Aptos" w:hAnsi="Aptos"/>
-                <w:b w:val="0"/>
-                <w:sz w:val="17"/>
-              </w:rPr>
+            <w:r>
+              <w:rPr>
+                <w:rFonts w:ascii="Aptos" w:hAnsi="Aptos"/>
+                <w:b w:val="0"/>
+                <w:sz w:val="17"/>
+              </w:rPr>
+              <w:t xml:space="preserve">Use 22 LTS, not the latest release: better-sqlite3 has no prebuilt binary for v26</w:t>
             </w:r>
           </w:p>
         </w:tc>
@@ -3064,13 +3462,13 @@
             <w:pPr>
               <w:spacing w:after="0"/>
             </w:pPr>
-            <w:r/>
-            <w:r>
-              <w:rPr>
-                <w:rFonts w:ascii="Aptos" w:hAnsi="Aptos"/>
-                <w:b w:val="0"/>
-                <w:sz w:val="17"/>
-              </w:rPr>
+            <w:r>
+              <w:rPr>
+                <w:rFonts w:ascii="Aptos" w:hAnsi="Aptos"/>
+                <w:b w:val="0"/>
+                <w:sz w:val="17"/>
+              </w:rPr>
+              <w:t xml:space="preserve">MIT</w:t>
             </w:r>
           </w:p>
         </w:tc>
@@ -3088,13 +3486,13 @@
             <w:pPr>
               <w:spacing w:after="0"/>
             </w:pPr>
-            <w:r/>
-            <w:r>
-              <w:rPr>
-                <w:rFonts w:ascii="Aptos" w:hAnsi="Aptos"/>
-                <w:b w:val="0"/>
-                <w:sz w:val="17"/>
-              </w:rPr>
+            <w:r>
+              <w:rPr>
+                <w:rFonts w:ascii="Aptos" w:hAnsi="Aptos"/>
+                <w:b w:val="0"/>
+                <w:sz w:val="17"/>
+              </w:rPr>
+              <w:t xml:space="preserve">express</w:t>
             </w:r>
           </w:p>
         </w:tc>
@@ -3107,13 +3505,13 @@
             <w:pPr>
               <w:spacing w:after="0"/>
             </w:pPr>
-            <w:r/>
-            <w:r>
-              <w:rPr>
-                <w:rFonts w:ascii="Aptos" w:hAnsi="Aptos"/>
-                <w:b w:val="0"/>
-                <w:sz w:val="17"/>
-              </w:rPr>
+            <w:r>
+              <w:rPr>
+                <w:rFonts w:ascii="Aptos" w:hAnsi="Aptos"/>
+                <w:b w:val="0"/>
+                <w:sz w:val="17"/>
+              </w:rPr>
+              <w:t xml:space="preserve">4.22.3</w:t>
             </w:r>
           </w:p>
         </w:tc>
@@ -3126,13 +3524,13 @@
             <w:pPr>
               <w:spacing w:after="0"/>
             </w:pPr>
-            <w:r/>
-            <w:r>
-              <w:rPr>
-                <w:rFonts w:ascii="Aptos" w:hAnsi="Aptos"/>
-                <w:b w:val="0"/>
-                <w:sz w:val="17"/>
-              </w:rPr>
+            <w:r>
+              <w:rPr>
+                <w:rFonts w:ascii="Aptos" w:hAnsi="Aptos"/>
+                <w:b w:val="0"/>
+                <w:sz w:val="17"/>
+              </w:rPr>
+              <w:t xml:space="preserve">HTTP server and routing</w:t>
             </w:r>
           </w:p>
         </w:tc>
@@ -3145,13 +3543,13 @@
             <w:pPr>
               <w:spacing w:after="0"/>
             </w:pPr>
-            <w:r/>
-            <w:r>
-              <w:rPr>
-                <w:rFonts w:ascii="Aptos" w:hAnsi="Aptos"/>
-                <w:b w:val="0"/>
-                <w:sz w:val="17"/>
-              </w:rPr>
+            <w:r>
+              <w:rPr>
+                <w:rFonts w:ascii="Aptos" w:hAnsi="Aptos"/>
+                <w:b w:val="0"/>
+                <w:sz w:val="17"/>
+              </w:rPr>
+              <w:t xml:space="preserve">package.json / package-lock.json</w:t>
             </w:r>
           </w:p>
         </w:tc>
@@ -3164,13 +3562,13 @@
             <w:pPr>
               <w:spacing w:after="0"/>
             </w:pPr>
-            <w:r/>
-            <w:r>
-              <w:rPr>
-                <w:rFonts w:ascii="Aptos" w:hAnsi="Aptos"/>
-                <w:b w:val="0"/>
-                <w:sz w:val="17"/>
-              </w:rPr>
+            <w:r>
+              <w:rPr>
+                <w:rFonts w:ascii="Aptos" w:hAnsi="Aptos"/>
+                <w:b w:val="0"/>
+                <w:sz w:val="17"/>
+              </w:rPr>
+              <w:t xml:space="preserve">None</w:t>
             </w:r>
           </w:p>
         </w:tc>
@@ -3183,13 +3581,13 @@
             <w:pPr>
               <w:spacing w:after="0"/>
             </w:pPr>
-            <w:r/>
-            <w:r>
-              <w:rPr>
-                <w:rFonts w:ascii="Aptos" w:hAnsi="Aptos"/>
-                <w:b w:val="0"/>
-                <w:sz w:val="17"/>
-              </w:rPr>
+            <w:r>
+              <w:rPr>
+                <w:rFonts w:ascii="Aptos" w:hAnsi="Aptos"/>
+                <w:b w:val="0"/>
+                <w:sz w:val="17"/>
+              </w:rPr>
+              <w:t xml:space="preserve">npm install</w:t>
             </w:r>
           </w:p>
         </w:tc>
@@ -3202,13 +3600,13 @@
             <w:pPr>
               <w:spacing w:after="0"/>
             </w:pPr>
-            <w:r/>
-            <w:r>
-              <w:rPr>
-                <w:rFonts w:ascii="Aptos" w:hAnsi="Aptos"/>
-                <w:b w:val="0"/>
-                <w:sz w:val="17"/>
-              </w:rPr>
+            <w:r>
+              <w:rPr>
+                <w:rFonts w:ascii="Aptos" w:hAnsi="Aptos"/>
+                <w:b w:val="0"/>
+                <w:sz w:val="17"/>
+              </w:rPr>
+              <w:t xml:space="preserve">MIT</w:t>
             </w:r>
           </w:p>
         </w:tc>
@@ -3226,13 +3624,13 @@
             <w:pPr>
               <w:spacing w:after="0"/>
             </w:pPr>
-            <w:r/>
-            <w:r>
-              <w:rPr>
-                <w:rFonts w:ascii="Aptos" w:hAnsi="Aptos"/>
-                <w:b w:val="0"/>
-                <w:sz w:val="17"/>
-              </w:rPr>
+            <w:r>
+              <w:rPr>
+                <w:rFonts w:ascii="Aptos" w:hAnsi="Aptos"/>
+                <w:b w:val="0"/>
+                <w:sz w:val="17"/>
+              </w:rPr>
+              <w:t xml:space="preserve">better-sqlite3</w:t>
             </w:r>
           </w:p>
         </w:tc>
@@ -3245,13 +3643,13 @@
             <w:pPr>
               <w:spacing w:after="0"/>
             </w:pPr>
-            <w:r/>
-            <w:r>
-              <w:rPr>
-                <w:rFonts w:ascii="Aptos" w:hAnsi="Aptos"/>
-                <w:b w:val="0"/>
-                <w:sz w:val="17"/>
-              </w:rPr>
+            <w:r>
+              <w:rPr>
+                <w:rFonts w:ascii="Aptos" w:hAnsi="Aptos"/>
+                <w:b w:val="0"/>
+                <w:sz w:val="17"/>
+              </w:rPr>
+              <w:t xml:space="preserve">11.10.0 (SQLite 3.49.2)</w:t>
             </w:r>
           </w:p>
         </w:tc>
@@ -3264,13 +3662,13 @@
             <w:pPr>
               <w:spacing w:after="0"/>
             </w:pPr>
-            <w:r/>
-            <w:r>
-              <w:rPr>
-                <w:rFonts w:ascii="Aptos" w:hAnsi="Aptos"/>
-                <w:b w:val="0"/>
-                <w:sz w:val="17"/>
-              </w:rPr>
+            <w:r>
+              <w:rPr>
+                <w:rFonts w:ascii="Aptos" w:hAnsi="Aptos"/>
+                <w:b w:val="0"/>
+                <w:sz w:val="17"/>
+              </w:rPr>
+              <w:t xml:space="preserve">SQLite driver</w:t>
             </w:r>
           </w:p>
         </w:tc>
@@ -3283,13 +3681,13 @@
             <w:pPr>
               <w:spacing w:after="0"/>
             </w:pPr>
-            <w:r/>
-            <w:r>
-              <w:rPr>
-                <w:rFonts w:ascii="Aptos" w:hAnsi="Aptos"/>
-                <w:b w:val="0"/>
-                <w:sz w:val="17"/>
-              </w:rPr>
+            <w:r>
+              <w:rPr>
+                <w:rFonts w:ascii="Aptos" w:hAnsi="Aptos"/>
+                <w:b w:val="0"/>
+                <w:sz w:val="17"/>
+              </w:rPr>
+              <w:t xml:space="preserve">package.json; DATABASE_PATH</w:t>
             </w:r>
           </w:p>
         </w:tc>
@@ -3302,13 +3700,13 @@
             <w:pPr>
               <w:spacing w:after="0"/>
             </w:pPr>
-            <w:r/>
-            <w:r>
-              <w:rPr>
-                <w:rFonts w:ascii="Aptos" w:hAnsi="Aptos"/>
-                <w:b w:val="0"/>
-                <w:sz w:val="17"/>
-              </w:rPr>
+            <w:r>
+              <w:rPr>
+                <w:rFonts w:ascii="Aptos" w:hAnsi="Aptos"/>
+                <w:b w:val="0"/>
+                <w:sz w:val="17"/>
+              </w:rPr>
+              <w:t xml:space="preserve">Database file holds scan history</w:t>
             </w:r>
           </w:p>
         </w:tc>
@@ -3321,13 +3719,13 @@
             <w:pPr>
               <w:spacing w:after="0"/>
             </w:pPr>
-            <w:r/>
-            <w:r>
-              <w:rPr>
-                <w:rFonts w:ascii="Aptos" w:hAnsi="Aptos"/>
-                <w:b w:val="0"/>
-                <w:sz w:val="17"/>
-              </w:rPr>
+            <w:r>
+              <w:rPr>
+                <w:rFonts w:ascii="Aptos" w:hAnsi="Aptos"/>
+                <w:b w:val="0"/>
+                <w:sz w:val="17"/>
+              </w:rPr>
+              <w:t xml:space="preserve">Native module; needs a Node version with a prebuilt binary</w:t>
             </w:r>
           </w:p>
         </w:tc>
@@ -3340,13 +3738,13 @@
             <w:pPr>
               <w:spacing w:after="0"/>
             </w:pPr>
-            <w:r/>
-            <w:r>
-              <w:rPr>
-                <w:rFonts w:ascii="Aptos" w:hAnsi="Aptos"/>
-                <w:b w:val="0"/>
-                <w:sz w:val="17"/>
-              </w:rPr>
+            <w:r>
+              <w:rPr>
+                <w:rFonts w:ascii="Aptos" w:hAnsi="Aptos"/>
+                <w:b w:val="0"/>
+                <w:sz w:val="17"/>
+              </w:rPr>
+              <w:t xml:space="preserve">MIT</w:t>
             </w:r>
           </w:p>
         </w:tc>
@@ -3364,13 +3762,13 @@
             <w:pPr>
               <w:spacing w:after="0"/>
             </w:pPr>
-            <w:r/>
-            <w:r>
-              <w:rPr>
-                <w:rFonts w:ascii="Aptos" w:hAnsi="Aptos"/>
-                <w:b w:val="0"/>
-                <w:sz w:val="17"/>
-              </w:rPr>
+            <w:r>
+              <w:rPr>
+                <w:rFonts w:ascii="Aptos" w:hAnsi="Aptos"/>
+                <w:b w:val="0"/>
+                <w:sz w:val="17"/>
+              </w:rPr>
+              <w:t xml:space="preserve">multer</w:t>
             </w:r>
           </w:p>
         </w:tc>
@@ -3383,13 +3781,13 @@
             <w:pPr>
               <w:spacing w:after="0"/>
             </w:pPr>
-            <w:r/>
-            <w:r>
-              <w:rPr>
-                <w:rFonts w:ascii="Aptos" w:hAnsi="Aptos"/>
-                <w:b w:val="0"/>
-                <w:sz w:val="17"/>
-              </w:rPr>
+            <w:r>
+              <w:rPr>
+                <w:rFonts w:ascii="Aptos" w:hAnsi="Aptos"/>
+                <w:b w:val="0"/>
+                <w:sz w:val="17"/>
+              </w:rPr>
+              <w:t xml:space="preserve">1.4.5-lts.2</w:t>
             </w:r>
           </w:p>
         </w:tc>
@@ -3402,13 +3800,13 @@
             <w:pPr>
               <w:spacing w:after="0"/>
             </w:pPr>
-            <w:r/>
-            <w:r>
-              <w:rPr>
-                <w:rFonts w:ascii="Aptos" w:hAnsi="Aptos"/>
-                <w:b w:val="0"/>
-                <w:sz w:val="17"/>
-              </w:rPr>
+            <w:r>
+              <w:rPr>
+                <w:rFonts w:ascii="Aptos" w:hAnsi="Aptos"/>
+                <w:b w:val="0"/>
+                <w:sz w:val="17"/>
+              </w:rPr>
+              <w:t xml:space="preserve">Multipart file uploads</w:t>
             </w:r>
           </w:p>
         </w:tc>
@@ -3421,13 +3819,13 @@
             <w:pPr>
               <w:spacing w:after="0"/>
             </w:pPr>
-            <w:r/>
-            <w:r>
-              <w:rPr>
-                <w:rFonts w:ascii="Aptos" w:hAnsi="Aptos"/>
-                <w:b w:val="0"/>
-                <w:sz w:val="17"/>
-              </w:rPr>
+            <w:r>
+              <w:rPr>
+                <w:rFonts w:ascii="Aptos" w:hAnsi="Aptos"/>
+                <w:b w:val="0"/>
+                <w:sz w:val="17"/>
+              </w:rPr>
+              <w:t xml:space="preserve">package.json; UPLOAD_DIR, MAX_UPLOAD_BYTES</w:t>
             </w:r>
           </w:p>
         </w:tc>
@@ -3440,13 +3838,13 @@
             <w:pPr>
               <w:spacing w:after="0"/>
             </w:pPr>
-            <w:r/>
-            <w:r>
-              <w:rPr>
-                <w:rFonts w:ascii="Aptos" w:hAnsi="Aptos"/>
-                <w:b w:val="0"/>
-                <w:sz w:val="17"/>
-              </w:rPr>
+            <w:r>
+              <w:rPr>
+                <w:rFonts w:ascii="Aptos" w:hAnsi="Aptos"/>
+                <w:b w:val="0"/>
+                <w:sz w:val="17"/>
+              </w:rPr>
+              <w:t xml:space="preserve">Stores uploaded samples on disk</w:t>
             </w:r>
           </w:p>
         </w:tc>
@@ -3459,13 +3857,13 @@
             <w:pPr>
               <w:spacing w:after="0"/>
             </w:pPr>
-            <w:r/>
-            <w:r>
-              <w:rPr>
-                <w:rFonts w:ascii="Aptos" w:hAnsi="Aptos"/>
-                <w:b w:val="0"/>
-                <w:sz w:val="17"/>
-              </w:rPr>
+            <w:r>
+              <w:rPr>
+                <w:rFonts w:ascii="Aptos" w:hAnsi="Aptos"/>
+                <w:b w:val="0"/>
+                <w:sz w:val="17"/>
+              </w:rPr>
+              <w:t xml:space="preserve">npm install</w:t>
             </w:r>
           </w:p>
         </w:tc>
@@ -3478,13 +3876,427 @@
             <w:pPr>
               <w:spacing w:after="0"/>
             </w:pPr>
-            <w:r/>
-            <w:r>
-              <w:rPr>
-                <w:rFonts w:ascii="Aptos" w:hAnsi="Aptos"/>
-                <w:b w:val="0"/>
-                <w:sz w:val="17"/>
-              </w:rPr>
+            <w:r>
+              <w:rPr>
+                <w:rFonts w:ascii="Aptos" w:hAnsi="Aptos"/>
+                <w:b w:val="0"/>
+                <w:sz w:val="17"/>
+              </w:rPr>
+              <w:t xml:space="preserve">MIT</w:t>
+            </w:r>
+          </w:p>
+        </w:tc>
+      </w:tr>
+      <w:tr>
+        <w:trPr>
+          <w:cantSplit/>
+        </w:trPr>
+        <w:tc>
+          <w:tcPr>
+            <w:tcW w:type="dxa" w:w="1461"/>
+            <w:vAlign w:val="center"/>
+          </w:tcPr>
+          <w:p>
+            <w:pPr>
+              <w:spacing w:after="0"/>
+            </w:pPr>
+            <w:r>
+              <w:rPr>
+                <w:rFonts w:ascii="Aptos" w:hAnsi="Aptos"/>
+                <w:b w:val="0"/>
+                <w:sz w:val="17"/>
+              </w:rPr>
+              <w:t xml:space="preserve">dotenv</w:t>
+            </w:r>
+          </w:p>
+        </w:tc>
+        <w:tc>
+          <w:tcPr>
+            <w:tcW w:type="dxa" w:w="1461"/>
+            <w:vAlign w:val="center"/>
+          </w:tcPr>
+          <w:p>
+            <w:pPr>
+              <w:spacing w:after="0"/>
+            </w:pPr>
+            <w:r>
+              <w:rPr>
+                <w:rFonts w:ascii="Aptos" w:hAnsi="Aptos"/>
+                <w:b w:val="0"/>
+                <w:sz w:val="17"/>
+              </w:rPr>
+              <w:t xml:space="preserve">16.6.1</w:t>
+            </w:r>
+          </w:p>
+        </w:tc>
+        <w:tc>
+          <w:tcPr>
+            <w:tcW w:type="dxa" w:w="1461"/>
+            <w:vAlign w:val="center"/>
+          </w:tcPr>
+          <w:p>
+            <w:pPr>
+              <w:spacing w:after="0"/>
+            </w:pPr>
+            <w:r>
+              <w:rPr>
+                <w:rFonts w:ascii="Aptos" w:hAnsi="Aptos"/>
+                <w:b w:val="0"/>
+                <w:sz w:val="17"/>
+              </w:rPr>
+              <w:t xml:space="preserve">Loads backend/.env</w:t>
+            </w:r>
+          </w:p>
+        </w:tc>
+        <w:tc>
+          <w:tcPr>
+            <w:tcW w:type="dxa" w:w="1461"/>
+            <w:vAlign w:val="center"/>
+          </w:tcPr>
+          <w:p>
+            <w:pPr>
+              <w:spacing w:after="0"/>
+            </w:pPr>
+            <w:r>
+              <w:rPr>
+                <w:rFonts w:ascii="Aptos" w:hAnsi="Aptos"/>
+                <w:b w:val="0"/>
+                <w:sz w:val="17"/>
+              </w:rPr>
+              <w:t xml:space="preserve">package.json; .env (copy of .env.example)</w:t>
+            </w:r>
+          </w:p>
+        </w:tc>
+        <w:tc>
+          <w:tcPr>
+            <w:tcW w:type="dxa" w:w="1461"/>
+            <w:vAlign w:val="center"/>
+          </w:tcPr>
+          <w:p>
+            <w:pPr>
+              <w:spacing w:after="0"/>
+            </w:pPr>
+            <w:r>
+              <w:rPr>
+                <w:rFonts w:ascii="Aptos" w:hAnsi="Aptos"/>
+                <w:b w:val="0"/>
+                <w:sz w:val="17"/>
+              </w:rPr>
+              <w:t xml:space="preserve">.env is gitignored</w:t>
+            </w:r>
+          </w:p>
+        </w:tc>
+        <w:tc>
+          <w:tcPr>
+            <w:tcW w:type="dxa" w:w="1461"/>
+            <w:vAlign w:val="center"/>
+          </w:tcPr>
+          <w:p>
+            <w:pPr>
+              <w:spacing w:after="0"/>
+            </w:pPr>
+            <w:r>
+              <w:rPr>
+                <w:rFonts w:ascii="Aptos" w:hAnsi="Aptos"/>
+                <w:b w:val="0"/>
+                <w:sz w:val="17"/>
+              </w:rPr>
+              <w:t xml:space="preserve">cp .env.example .env</w:t>
+            </w:r>
+          </w:p>
+        </w:tc>
+        <w:tc>
+          <w:tcPr>
+            <w:tcW w:type="dxa" w:w="1461"/>
+            <w:vAlign w:val="center"/>
+          </w:tcPr>
+          <w:p>
+            <w:pPr>
+              <w:spacing w:after="0"/>
+            </w:pPr>
+            <w:r>
+              <w:rPr>
+                <w:rFonts w:ascii="Aptos" w:hAnsi="Aptos"/>
+                <w:b w:val="0"/>
+                <w:sz w:val="17"/>
+              </w:rPr>
+              <w:t xml:space="preserve">BSD-2-Clause</w:t>
+            </w:r>
+          </w:p>
+        </w:tc>
+      </w:tr>
+      <w:tr>
+        <w:trPr>
+          <w:cantSplit/>
+        </w:trPr>
+        <w:tc>
+          <w:tcPr>
+            <w:tcW w:type="dxa" w:w="1461"/>
+            <w:vAlign w:val="center"/>
+          </w:tcPr>
+          <w:p>
+            <w:pPr>
+              <w:spacing w:after="0"/>
+            </w:pPr>
+            <w:r>
+              <w:rPr>
+                <w:rFonts w:ascii="Aptos" w:hAnsi="Aptos"/>
+                <w:b w:val="0"/>
+                <w:sz w:val="17"/>
+              </w:rPr>
+              <w:t xml:space="preserve">supertest (dev only)</w:t>
+            </w:r>
+          </w:p>
+        </w:tc>
+        <w:tc>
+          <w:tcPr>
+            <w:tcW w:type="dxa" w:w="1461"/>
+            <w:vAlign w:val="center"/>
+          </w:tcPr>
+          <w:p>
+            <w:pPr>
+              <w:spacing w:after="0"/>
+            </w:pPr>
+            <w:r>
+              <w:rPr>
+                <w:rFonts w:ascii="Aptos" w:hAnsi="Aptos"/>
+                <w:b w:val="0"/>
+                <w:sz w:val="17"/>
+              </w:rPr>
+              <w:t xml:space="preserve">7.3.0</w:t>
+            </w:r>
+          </w:p>
+        </w:tc>
+        <w:tc>
+          <w:tcPr>
+            <w:tcW w:type="dxa" w:w="1461"/>
+            <w:vAlign w:val="center"/>
+          </w:tcPr>
+          <w:p>
+            <w:pPr>
+              <w:spacing w:after="0"/>
+            </w:pPr>
+            <w:r>
+              <w:rPr>
+                <w:rFonts w:ascii="Aptos" w:hAnsi="Aptos"/>
+                <w:b w:val="0"/>
+                <w:sz w:val="17"/>
+              </w:rPr>
+              <w:t xml:space="preserve">HTTP assertions in tests</w:t>
+            </w:r>
+          </w:p>
+        </w:tc>
+        <w:tc>
+          <w:tcPr>
+            <w:tcW w:type="dxa" w:w="1461"/>
+            <w:vAlign w:val="center"/>
+          </w:tcPr>
+          <w:p>
+            <w:pPr>
+              <w:spacing w:after="0"/>
+            </w:pPr>
+            <w:r>
+              <w:rPr>
+                <w:rFonts w:ascii="Aptos" w:hAnsi="Aptos"/>
+                <w:b w:val="0"/>
+                <w:sz w:val="17"/>
+              </w:rPr>
+              <w:t xml:space="preserve">package.json devDependencies</w:t>
+            </w:r>
+          </w:p>
+        </w:tc>
+        <w:tc>
+          <w:tcPr>
+            <w:tcW w:type="dxa" w:w="1461"/>
+            <w:vAlign w:val="center"/>
+          </w:tcPr>
+          <w:p>
+            <w:pPr>
+              <w:spacing w:after="0"/>
+            </w:pPr>
+            <w:r>
+              <w:rPr>
+                <w:rFonts w:ascii="Aptos" w:hAnsi="Aptos"/>
+                <w:b w:val="0"/>
+                <w:sz w:val="17"/>
+              </w:rPr>
+              <w:t xml:space="preserve">None</w:t>
+            </w:r>
+          </w:p>
+        </w:tc>
+        <w:tc>
+          <w:tcPr>
+            <w:tcW w:type="dxa" w:w="1461"/>
+            <w:vAlign w:val="center"/>
+          </w:tcPr>
+          <w:p>
+            <w:pPr>
+              <w:spacing w:after="0"/>
+            </w:pPr>
+            <w:r>
+              <w:rPr>
+                <w:rFonts w:ascii="Aptos" w:hAnsi="Aptos"/>
+                <w:b w:val="0"/>
+                <w:sz w:val="17"/>
+              </w:rPr>
+              <w:t xml:space="preserve">npm install</w:t>
+            </w:r>
+          </w:p>
+        </w:tc>
+        <w:tc>
+          <w:tcPr>
+            <w:tcW w:type="dxa" w:w="1461"/>
+            <w:vAlign w:val="center"/>
+          </w:tcPr>
+          <w:p>
+            <w:pPr>
+              <w:spacing w:after="0"/>
+            </w:pPr>
+            <w:r>
+              <w:rPr>
+                <w:rFonts w:ascii="Aptos" w:hAnsi="Aptos"/>
+                <w:b w:val="0"/>
+                <w:sz w:val="17"/>
+              </w:rPr>
+              <w:t xml:space="preserve">MIT</w:t>
+            </w:r>
+          </w:p>
+        </w:tc>
+      </w:tr>
+      <w:tr>
+        <w:trPr>
+          <w:cantSplit/>
+        </w:trPr>
+        <w:tc>
+          <w:tcPr>
+            <w:tcW w:type="dxa" w:w="1461"/>
+            <w:vAlign w:val="center"/>
+          </w:tcPr>
+          <w:p>
+            <w:pPr>
+              <w:spacing w:after="0"/>
+            </w:pPr>
+            <w:r>
+              <w:rPr>
+                <w:rFonts w:ascii="Aptos" w:hAnsi="Aptos"/>
+                <w:b w:val="0"/>
+                <w:sz w:val="17"/>
+              </w:rPr>
+              <w:t xml:space="preserve">Python 3</w:t>
+            </w:r>
+          </w:p>
+        </w:tc>
+        <w:tc>
+          <w:tcPr>
+            <w:tcW w:type="dxa" w:w="1461"/>
+            <w:vAlign w:val="center"/>
+          </w:tcPr>
+          <w:p>
+            <w:pPr>
+              <w:spacing w:after="0"/>
+            </w:pPr>
+            <w:r>
+              <w:rPr>
+                <w:rFonts w:ascii="Aptos" w:hAnsi="Aptos"/>
+                <w:b w:val="0"/>
+                <w:sz w:val="17"/>
+              </w:rPr>
+              <w:t xml:space="preserve">System python3</w:t>
+            </w:r>
+          </w:p>
+        </w:tc>
+        <w:tc>
+          <w:tcPr>
+            <w:tcW w:type="dxa" w:w="1461"/>
+            <w:vAlign w:val="center"/>
+          </w:tcPr>
+          <w:p>
+            <w:pPr>
+              <w:spacing w:after="0"/>
+            </w:pPr>
+            <w:r>
+              <w:rPr>
+                <w:rFonts w:ascii="Aptos" w:hAnsi="Aptos"/>
+                <w:b w:val="0"/>
+                <w:sz w:val="17"/>
+              </w:rPr>
+              <w:t xml:space="preserve">Runs the static analyzer subprocess</w:t>
+            </w:r>
+          </w:p>
+        </w:tc>
+        <w:tc>
+          <w:tcPr>
+            <w:tcW w:type="dxa" w:w="1461"/>
+            <w:vAlign w:val="center"/>
+          </w:tcPr>
+          <w:p>
+            <w:pPr>
+              <w:spacing w:after="0"/>
+            </w:pPr>
+            <w:r>
+              <w:rPr>
+                <w:rFonts w:ascii="Aptos" w:hAnsi="Aptos"/>
+                <w:b w:val="0"/>
+                <w:sz w:val="17"/>
+              </w:rPr>
+              <w:t xml:space="preserve">PYTHON_PATH, ANALYZER_SCRIPT_PATH</w:t>
+            </w:r>
+          </w:p>
+        </w:tc>
+        <w:tc>
+          <w:tcPr>
+            <w:tcW w:type="dxa" w:w="1461"/>
+            <w:vAlign w:val="center"/>
+          </w:tcPr>
+          <w:p>
+            <w:pPr>
+              <w:spacing w:after="0"/>
+            </w:pPr>
+            <w:r>
+              <w:rPr>
+                <w:rFonts w:ascii="Aptos" w:hAnsi="Aptos"/>
+                <w:b w:val="0"/>
+                <w:sz w:val="17"/>
+              </w:rPr>
+              <w:t xml:space="preserve">None</w:t>
+            </w:r>
+          </w:p>
+        </w:tc>
+        <w:tc>
+          <w:tcPr>
+            <w:tcW w:type="dxa" w:w="1461"/>
+            <w:vAlign w:val="center"/>
+          </w:tcPr>
+          <w:p>
+            <w:pPr>
+              <w:spacing w:after="0"/>
+            </w:pPr>
+            <w:r>
+              <w:rPr>
+                <w:rFonts w:ascii="Aptos" w:hAnsi="Aptos"/>
+                <w:b w:val="0"/>
+                <w:sz w:val="17"/>
+              </w:rPr>
+              <w:t xml:space="preserve">The mock analyzer needs only the standard library</w:t>
+            </w:r>
+          </w:p>
+        </w:tc>
+        <w:tc>
+          <w:tcPr>
+            <w:tcW w:type="dxa" w:w="1461"/>
+            <w:vAlign w:val="center"/>
+          </w:tcPr>
+          <w:p>
+            <w:pPr>
+              <w:spacing w:after="0"/>
+            </w:pPr>
+            <w:r>
+              <w:rPr>
+                <w:rFonts w:ascii="Aptos" w:hAnsi="Aptos"/>
+                <w:b w:val="0"/>
+                <w:sz w:val="17"/>
+              </w:rPr>
+              <w:t xml:space="preserve">PSF</w:t>
             </w:r>
           </w:p>
         </w:tc>
@@ -3599,14 +4411,78 @@
             <w:pPr>
               <w:spacing w:after="0"/>
             </w:pPr>
-            <w:r/>
-            <w:r>
-              <w:rPr>
-                <w:rFonts w:ascii="Aptos" w:hAnsi="Aptos"/>
-                <w:b w:val="0"/>
-                <w:sz w:val="17"/>
-              </w:rPr>
-              <w:t>Enter current value, decision, or link here</w:t>
+            <w:r>
+              <w:rPr>
+                <w:rFonts w:ascii="Aptos" w:hAnsi="Aptos"/>
+                <w:b w:val="0"/>
+                <w:sz w:val="17"/>
+              </w:rPr>
+              <w:t xml:space="preserve">GET /api/health</w:t>
+            </w:r>
+          </w:p>
+          <w:p>
+            <w:pPr>
+              <w:spacing w:after="0"/>
+            </w:pPr>
+            <w:r>
+              <w:rPr>
+                <w:rFonts w:ascii="Aptos" w:hAnsi="Aptos"/>
+                <w:b w:val="0"/>
+                <w:sz w:val="17"/>
+              </w:rPr>
+              <w:t xml:space="preserve">POST /api/samples</w:t>
+            </w:r>
+          </w:p>
+          <w:p>
+            <w:pPr>
+              <w:spacing w:after="0"/>
+            </w:pPr>
+            <w:r>
+              <w:rPr>
+                <w:rFonts w:ascii="Aptos" w:hAnsi="Aptos"/>
+                <w:b w:val="0"/>
+                <w:sz w:val="17"/>
+              </w:rPr>
+              <w:t xml:space="preserve">POST /api/links</w:t>
+            </w:r>
+          </w:p>
+          <w:p>
+            <w:pPr>
+              <w:spacing w:after="0"/>
+            </w:pPr>
+            <w:r>
+              <w:rPr>
+                <w:rFonts w:ascii="Aptos" w:hAnsi="Aptos"/>
+                <w:b w:val="0"/>
+                <w:sz w:val="17"/>
+              </w:rPr>
+              <w:t xml:space="preserve">GET /api/samples/:id</w:t>
+            </w:r>
+          </w:p>
+          <w:p>
+            <w:pPr>
+              <w:spacing w:after="0"/>
+            </w:pPr>
+            <w:r>
+              <w:rPr>
+                <w:rFonts w:ascii="Aptos" w:hAnsi="Aptos"/>
+                <w:b w:val="0"/>
+                <w:sz w:val="17"/>
+              </w:rPr>
+              <w:t xml:space="preserve">GET /api/samples</w:t>
+            </w:r>
+          </w:p>
+          <w:p>
+            <w:pPr>
+              <w:spacing w:after="0"/>
+            </w:pPr>
+            <w:r>
+              <w:rPr>
+                <w:rFonts w:ascii="Aptos" w:hAnsi="Aptos"/>
+                <w:b w:val="0"/>
+                <w:sz w:val="17"/>
+              </w:rPr>
+              <w:t xml:space="preserve">Full detail: backend/docs/api-contract.md</w:t>
             </w:r>
           </w:p>
         </w:tc>
@@ -3646,14 +4522,65 @@
             <w:pPr>
               <w:spacing w:after="0"/>
             </w:pPr>
-            <w:r/>
-            <w:r>
-              <w:rPr>
-                <w:rFonts w:ascii="Aptos" w:hAnsi="Aptos"/>
-                <w:b w:val="0"/>
-                <w:sz w:val="17"/>
-              </w:rPr>
-              <w:t>Enter current value, decision, or link here</w:t>
+            <w:r>
+              <w:rPr>
+                <w:rFonts w:ascii="Aptos" w:hAnsi="Aptos"/>
+                <w:b w:val="0"/>
+                <w:sz w:val="17"/>
+              </w:rPr>
+              <w:t xml:space="preserve">health: liveness check.</w:t>
+            </w:r>
+          </w:p>
+          <w:p>
+            <w:pPr>
+              <w:spacing w:after="0"/>
+            </w:pPr>
+            <w:r>
+              <w:rPr>
+                <w:rFonts w:ascii="Aptos" w:hAnsi="Aptos"/>
+                <w:b w:val="0"/>
+                <w:sz w:val="17"/>
+              </w:rPr>
+              <w:t xml:space="preserve">POST samples: submit a file for analysis.</w:t>
+            </w:r>
+          </w:p>
+          <w:p>
+            <w:pPr>
+              <w:spacing w:after="0"/>
+            </w:pPr>
+            <w:r>
+              <w:rPr>
+                <w:rFonts w:ascii="Aptos" w:hAnsi="Aptos"/>
+                <w:b w:val="0"/>
+                <w:sz w:val="17"/>
+              </w:rPr>
+              <w:t xml:space="preserve">POST links: submit a URL for analysis.</w:t>
+            </w:r>
+          </w:p>
+          <w:p>
+            <w:pPr>
+              <w:spacing w:after="0"/>
+            </w:pPr>
+            <w:r>
+              <w:rPr>
+                <w:rFonts w:ascii="Aptos" w:hAnsi="Aptos"/>
+                <w:b w:val="0"/>
+                <w:sz w:val="17"/>
+              </w:rPr>
+              <w:t xml:space="preserve">GET samples/:id: one submission, its job status and every stage result so far.</w:t>
+            </w:r>
+          </w:p>
+          <w:p>
+            <w:pPr>
+              <w:spacing w:after="0"/>
+            </w:pPr>
+            <w:r>
+              <w:rPr>
+                <w:rFonts w:ascii="Aptos" w:hAnsi="Aptos"/>
+                <w:b w:val="0"/>
+                <w:sz w:val="17"/>
+              </w:rPr>
+              <w:t xml:space="preserve">GET samples: scan history, newest first.</w:t>
             </w:r>
           </w:p>
         </w:tc>
@@ -3693,14 +4620,13 @@
             <w:pPr>
               <w:spacing w:after="0"/>
             </w:pPr>
-            <w:r/>
-            <w:r>
-              <w:rPr>
-                <w:rFonts w:ascii="Aptos" w:hAnsi="Aptos"/>
-                <w:b w:val="0"/>
-                <w:sz w:val="17"/>
-              </w:rPr>
-              <w:t>Enter current value, decision, or link here</w:t>
+            <w:r>
+              <w:rPr>
+                <w:rFonts w:ascii="Aptos" w:hAnsi="Aptos"/>
+                <w:b w:val="0"/>
+                <w:sz w:val="17"/>
+              </w:rPr>
+              <w:t xml:space="preserve">None yet. Every route is open to anyone who can reach the port. Open decision (see Issues, R-04).</w:t>
             </w:r>
           </w:p>
         </w:tc>
@@ -3740,14 +4666,39 @@
             <w:pPr>
               <w:spacing w:after="0"/>
             </w:pPr>
-            <w:r/>
-            <w:r>
-              <w:rPr>
-                <w:rFonts w:ascii="Aptos" w:hAnsi="Aptos"/>
-                <w:b w:val="0"/>
-                <w:sz w:val="17"/>
-              </w:rPr>
-              <w:t>Enter current value, decision, or link here</w:t>
+            <w:r>
+              <w:rPr>
+                <w:rFonts w:ascii="Aptos" w:hAnsi="Aptos"/>
+                <w:b w:val="0"/>
+                <w:sz w:val="17"/>
+              </w:rPr>
+              <w:t xml:space="preserve">POST /api/samples: multipart/form-data with one part named file. Optional query ?wait=true.</w:t>
+            </w:r>
+          </w:p>
+          <w:p>
+            <w:pPr>
+              <w:spacing w:after="0"/>
+            </w:pPr>
+            <w:r>
+              <w:rPr>
+                <w:rFonts w:ascii="Aptos" w:hAnsi="Aptos"/>
+                <w:b w:val="0"/>
+                <w:sz w:val="17"/>
+              </w:rPr>
+              <w:t xml:space="preserve">POST /api/links: application/json {"url": "https://..."}. Optional query ?wait=true.</w:t>
+            </w:r>
+          </w:p>
+          <w:p>
+            <w:pPr>
+              <w:spacing w:after="0"/>
+            </w:pPr>
+            <w:r>
+              <w:rPr>
+                <w:rFonts w:ascii="Aptos" w:hAnsi="Aptos"/>
+                <w:b w:val="0"/>
+                <w:sz w:val="17"/>
+              </w:rPr>
+              <w:t xml:space="preserve">GET /api/samples: optional query limit (1 to 100, default 20) and offset.</w:t>
             </w:r>
           </w:p>
         </w:tc>
@@ -3787,14 +4738,39 @@
             <w:pPr>
               <w:spacing w:after="0"/>
             </w:pPr>
-            <w:r/>
-            <w:r>
-              <w:rPr>
-                <w:rFonts w:ascii="Aptos" w:hAnsi="Aptos"/>
-                <w:b w:val="0"/>
-                <w:sz w:val="17"/>
-              </w:rPr>
-              <w:t>Enter current value, decision, or link here</w:t>
+            <w:r>
+              <w:rPr>
+                <w:rFonts w:ascii="Aptos" w:hAnsi="Aptos"/>
+                <w:b w:val="0"/>
+                <w:sz w:val="17"/>
+              </w:rPr>
+              <w:t xml:space="preserve">All submission routes return the same sample object: sample_id, submission_type, status (queued, running, completed, failed), sha256, original_filename, submitted_url, file_size, created_at, signature_match (null until the signature stage finishes), job, results[].</w:t>
+            </w:r>
+          </w:p>
+          <w:p>
+            <w:pPr>
+              <w:spacing w:after="0"/>
+            </w:pPr>
+            <w:r>
+              <w:rPr>
+                <w:rFonts w:ascii="Aptos" w:hAnsi="Aptos"/>
+                <w:b w:val="0"/>
+                <w:sz w:val="17"/>
+              </w:rPr>
+              <w:t xml:space="preserve">Each results[] entry: stage, status (running, complete, failed), signature_match, report, error, created_at.</w:t>
+            </w:r>
+          </w:p>
+          <w:p>
+            <w:pPr>
+              <w:spacing w:after="0"/>
+            </w:pPr>
+            <w:r>
+              <w:rPr>
+                <w:rFonts w:ascii="Aptos" w:hAnsi="Aptos"/>
+                <w:b w:val="0"/>
+                <w:sz w:val="17"/>
+              </w:rPr>
+              <w:t xml:space="preserve">GET /api/samples wraps a list: total, limit, offset, samples[].</w:t>
             </w:r>
           </w:p>
         </w:tc>
@@ -3834,14 +4810,65 @@
             <w:pPr>
               <w:spacing w:after="0"/>
             </w:pPr>
-            <w:r/>
-            <w:r>
-              <w:rPr>
-                <w:rFonts w:ascii="Aptos" w:hAnsi="Aptos"/>
-                <w:b w:val="0"/>
-                <w:sz w:val="17"/>
-              </w:rPr>
-              <w:t>Enter current value, decision, or link here</w:t>
+            <w:r>
+              <w:rPr>
+                <w:rFonts w:ascii="Aptos" w:hAnsi="Aptos"/>
+                <w:b w:val="0"/>
+                <w:sz w:val="17"/>
+              </w:rPr>
+              <w:t xml:space="preserve">200 read routes.</w:t>
+            </w:r>
+          </w:p>
+          <w:p>
+            <w:pPr>
+              <w:spacing w:after="0"/>
+            </w:pPr>
+            <w:r>
+              <w:rPr>
+                <w:rFonts w:ascii="Aptos" w:hAnsi="Aptos"/>
+                <w:b w:val="0"/>
+                <w:sz w:val="17"/>
+              </w:rPr>
+              <w:t xml:space="preserve">202 submission accepted and queued (default).</w:t>
+            </w:r>
+          </w:p>
+          <w:p>
+            <w:pPr>
+              <w:spacing w:after="0"/>
+            </w:pPr>
+            <w:r>
+              <w:rPr>
+                <w:rFonts w:ascii="Aptos" w:hAnsi="Aptos"/>
+                <w:b w:val="0"/>
+                <w:sz w:val="17"/>
+              </w:rPr>
+              <w:t xml:space="preserve">201 submission finished (only with ?wait=true).</w:t>
+            </w:r>
+          </w:p>
+          <w:p>
+            <w:pPr>
+              <w:spacing w:after="0"/>
+            </w:pPr>
+            <w:r>
+              <w:rPr>
+                <w:rFonts w:ascii="Aptos" w:hAnsi="Aptos"/>
+                <w:b w:val="0"/>
+                <w:sz w:val="17"/>
+              </w:rPr>
+              <w:t xml:space="preserve">400 missing_file, missing_url, invalid_url, url_too_long, invalid_json.</w:t>
+            </w:r>
+          </w:p>
+          <w:p>
+            <w:pPr>
+              <w:spacing w:after="0"/>
+            </w:pPr>
+            <w:r>
+              <w:rPr>
+                <w:rFonts w:ascii="Aptos" w:hAnsi="Aptos"/>
+                <w:b w:val="0"/>
+                <w:sz w:val="17"/>
+              </w:rPr>
+              <w:t xml:space="preserve">404 not_found. 413 upload_rejected. 500 internal_error.</w:t>
             </w:r>
           </w:p>
         </w:tc>
@@ -3881,14 +4908,26 @@
             <w:pPr>
               <w:spacing w:after="0"/>
             </w:pPr>
-            <w:r/>
-            <w:r>
-              <w:rPr>
-                <w:rFonts w:ascii="Aptos" w:hAnsi="Aptos"/>
-                <w:b w:val="0"/>
-                <w:sz w:val="17"/>
-              </w:rPr>
-              <w:t>Enter current value, decision, or link here</w:t>
+            <w:r>
+              <w:rPr>
+                <w:rFonts w:ascii="Aptos" w:hAnsi="Aptos"/>
+                <w:b w:val="0"/>
+                <w:sz w:val="17"/>
+              </w:rPr>
+              <w:t xml:space="preserve">File part must be present. URL must be an absolute http or https URL. sample_id must be numeric.</w:t>
+            </w:r>
+          </w:p>
+          <w:p>
+            <w:pPr>
+              <w:spacing w:after="0"/>
+            </w:pPr>
+            <w:r>
+              <w:rPr>
+                <w:rFonts w:ascii="Aptos" w:hAnsi="Aptos"/>
+                <w:b w:val="0"/>
+                <w:sz w:val="17"/>
+              </w:rPr>
+              <w:t xml:space="preserve">File type is not checked at upload: any file is accepted, and a file that is not a valid PE is reported by the static_analysis stage.</w:t>
             </w:r>
           </w:p>
         </w:tc>
@@ -3928,14 +4967,13 @@
             <w:pPr>
               <w:spacing w:after="0"/>
             </w:pPr>
-            <w:r/>
-            <w:r>
-              <w:rPr>
-                <w:rFonts w:ascii="Aptos" w:hAnsi="Aptos"/>
-                <w:b w:val="0"/>
-                <w:sz w:val="17"/>
-              </w:rPr>
-              <w:t>Enter current value, decision, or link here</w:t>
+            <w:r>
+              <w:rPr>
+                <w:rFonts w:ascii="Aptos" w:hAnsi="Aptos"/>
+                <w:b w:val="0"/>
+                <w:sz w:val="17"/>
+              </w:rPr>
+              <w:t xml:space="preserve">Upload limit 25 MiB (MAX_UPLOAD_BYTES). URL limit 2048 characters. JSON body limit 100 kB. No rate limiting.</w:t>
             </w:r>
           </w:p>
         </w:tc>
@@ -3975,14 +5013,26 @@
             <w:pPr>
               <w:spacing w:after="0"/>
             </w:pPr>
-            <w:r/>
-            <w:r>
-              <w:rPr>
-                <w:rFonts w:ascii="Aptos" w:hAnsi="Aptos"/>
-                <w:b w:val="0"/>
-                <w:sz w:val="17"/>
-              </w:rPr>
-              <w:t>Enter current value, decision, or link here</w:t>
+            <w:r>
+              <w:rPr>
+                <w:rFonts w:ascii="Aptos" w:hAnsi="Aptos"/>
+                <w:b w:val="0"/>
+                <w:sz w:val="17"/>
+              </w:rPr>
+              <w:t xml:space="preserve">curl -F "file=@sample.exe" "http://localhost:3000/api/samples?wait=true"</w:t>
+            </w:r>
+          </w:p>
+          <w:p>
+            <w:pPr>
+              <w:spacing w:after="0"/>
+            </w:pPr>
+            <w:r>
+              <w:rPr>
+                <w:rFonts w:ascii="Aptos" w:hAnsi="Aptos"/>
+                <w:b w:val="0"/>
+                <w:sz w:val="17"/>
+              </w:rPr>
+              <w:t xml:space="preserve">curl -H "Content-Type: application/json" -d '{"url":"https://example.com/"}' http://localhost:3000/api/links</w:t>
             </w:r>
           </w:p>
         </w:tc>
@@ -4022,14 +5072,13 @@
             <w:pPr>
               <w:spacing w:after="0"/>
             </w:pPr>
-            <w:r/>
-            <w:r>
-              <w:rPr>
-                <w:rFonts w:ascii="Aptos" w:hAnsi="Aptos"/>
-                <w:b w:val="0"/>
-                <w:sz w:val="17"/>
-              </w:rPr>
-              <w:t>Enter current value, decision, or link here</w:t>
+            <w:r>
+              <w:rPr>
+                <w:rFonts w:ascii="Aptos" w:hAnsi="Aptos"/>
+                <w:b w:val="0"/>
+                <w:sz w:val="17"/>
+              </w:rPr>
+              <w:t xml:space="preserve">See backend/docs/api-contract.md, sections POST /samples and GET /samples/{sample_id}, for full JSON examples.</w:t>
             </w:r>
           </w:p>
         </w:tc>
@@ -4144,14 +5193,13 @@
             <w:pPr>
               <w:spacing w:after="0"/>
             </w:pPr>
-            <w:r/>
-            <w:r>
-              <w:rPr>
-                <w:rFonts w:ascii="Aptos" w:hAnsi="Aptos"/>
-                <w:b w:val="0"/>
-                <w:sz w:val="17"/>
-              </w:rPr>
-              <w:t>Enter current value, decision, or link here</w:t>
+            <w:r>
+              <w:rPr>
+                <w:rFonts w:ascii="Aptos" w:hAnsi="Aptos"/>
+                <w:b w:val="0"/>
+                <w:sz w:val="17"/>
+              </w:rPr>
+              <w:t xml:space="preserve">SQLite 3.49.2, through better-sqlite3 11.10.0. File at backend/data/sentinel.db (DATABASE_PATH), WAL journal mode.</w:t>
             </w:r>
           </w:p>
         </w:tc>
@@ -4191,14 +5239,13 @@
             <w:pPr>
               <w:spacing w:after="0"/>
             </w:pPr>
-            <w:r/>
-            <w:r>
-              <w:rPr>
-                <w:rFonts w:ascii="Aptos" w:hAnsi="Aptos"/>
-                <w:b w:val="0"/>
-                <w:sz w:val="17"/>
-              </w:rPr>
-              <w:t>Enter current value, decision, or link here</w:t>
+            <w:r>
+              <w:rPr>
+                <w:rFonts w:ascii="Aptos" w:hAnsi="Aptos"/>
+                <w:b w:val="0"/>
+                <w:sz w:val="17"/>
+              </w:rPr>
+              <w:t xml:space="preserve">No migration framework. The schema is defined in backend/src/db.js and created at startup. One in-place migration so far: samples.stored_path is added to databases created before 2026-10-06.</w:t>
             </w:r>
           </w:p>
         </w:tc>
@@ -4238,14 +5285,13 @@
             <w:pPr>
               <w:spacing w:after="0"/>
             </w:pPr>
-            <w:r/>
-            <w:r>
-              <w:rPr>
-                <w:rFonts w:ascii="Aptos" w:hAnsi="Aptos"/>
-                <w:b w:val="0"/>
-                <w:sz w:val="17"/>
-              </w:rPr>
-              <w:t>Enter current value, decision, or link here</w:t>
+            <w:r>
+              <w:rPr>
+                <w:rFonts w:ascii="Aptos" w:hAnsi="Aptos"/>
+                <w:b w:val="0"/>
+                <w:sz w:val="17"/>
+              </w:rPr>
+              <w:t xml:space="preserve">samples, results, jobs</w:t>
             </w:r>
           </w:p>
         </w:tc>
@@ -4285,14 +5331,39 @@
             <w:pPr>
               <w:spacing w:after="0"/>
             </w:pPr>
-            <w:r/>
-            <w:r>
-              <w:rPr>
-                <w:rFonts w:ascii="Aptos" w:hAnsi="Aptos"/>
-                <w:b w:val="0"/>
-                <w:sz w:val="17"/>
-              </w:rPr>
-              <w:t>Enter current value, decision, or link here</w:t>
+            <w:r>
+              <w:rPr>
+                <w:rFonts w:ascii="Aptos" w:hAnsi="Aptos"/>
+                <w:b w:val="0"/>
+                <w:sz w:val="17"/>
+              </w:rPr>
+              <w:t xml:space="preserve">samples: one row per submitted file or link.</w:t>
+            </w:r>
+          </w:p>
+          <w:p>
+            <w:pPr>
+              <w:spacing w:after="0"/>
+            </w:pPr>
+            <w:r>
+              <w:rPr>
+                <w:rFonts w:ascii="Aptos" w:hAnsi="Aptos"/>
+                <w:b w:val="0"/>
+                <w:sz w:val="17"/>
+              </w:rPr>
+              <w:t xml:space="preserve">results: one row per pipeline stage per sample, holding that stage's report.</w:t>
+            </w:r>
+          </w:p>
+          <w:p>
+            <w:pPr>
+              <w:spacing w:after="0"/>
+            </w:pPr>
+            <w:r>
+              <w:rPr>
+                <w:rFonts w:ascii="Aptos" w:hAnsi="Aptos"/>
+                <w:b w:val="0"/>
+                <w:sz w:val="17"/>
+              </w:rPr>
+              <w:t xml:space="preserve">jobs: the scan queue; one job per submission.</w:t>
             </w:r>
           </w:p>
         </w:tc>
@@ -4332,14 +5403,39 @@
             <w:pPr>
               <w:spacing w:after="0"/>
             </w:pPr>
-            <w:r/>
-            <w:r>
-              <w:rPr>
-                <w:rFonts w:ascii="Aptos" w:hAnsi="Aptos"/>
-                <w:b w:val="0"/>
-                <w:sz w:val="17"/>
-              </w:rPr>
-              <w:t>Enter current value, decision, or link here</w:t>
+            <w:r>
+              <w:rPr>
+                <w:rFonts w:ascii="Aptos" w:hAnsi="Aptos"/>
+                <w:b w:val="0"/>
+                <w:sz w:val="17"/>
+              </w:rPr>
+              <w:t xml:space="preserve">samples: id, sha256, submission_type (file or link), original_filename, submitted_url, file_size, stored_path, created_at.</w:t>
+            </w:r>
+          </w:p>
+          <w:p>
+            <w:pPr>
+              <w:spacing w:after="0"/>
+            </w:pPr>
+            <w:r>
+              <w:rPr>
+                <w:rFonts w:ascii="Aptos" w:hAnsi="Aptos"/>
+                <w:b w:val="0"/>
+                <w:sz w:val="17"/>
+              </w:rPr>
+              <w:t xml:space="preserve">results: id, sample_id, stage, status, signature_match, report_json, error_message, created_at.</w:t>
+            </w:r>
+          </w:p>
+          <w:p>
+            <w:pPr>
+              <w:spacing w:after="0"/>
+            </w:pPr>
+            <w:r>
+              <w:rPr>
+                <w:rFonts w:ascii="Aptos" w:hAnsi="Aptos"/>
+                <w:b w:val="0"/>
+                <w:sz w:val="17"/>
+              </w:rPr>
+              <w:t xml:space="preserve">jobs: id, sample_id, status (queued, running, completed, failed), attempts, error_message, created_at, started_at, finished_at.</w:t>
             </w:r>
           </w:p>
         </w:tc>
@@ -4379,14 +5475,13 @@
             <w:pPr>
               <w:spacing w:after="0"/>
             </w:pPr>
-            <w:r/>
-            <w:r>
-              <w:rPr>
-                <w:rFonts w:ascii="Aptos" w:hAnsi="Aptos"/>
-                <w:b w:val="0"/>
-                <w:sz w:val="17"/>
-              </w:rPr>
-              <w:t>Enter current value, decision, or link here</w:t>
+            <w:r>
+              <w:rPr>
+                <w:rFonts w:ascii="Aptos" w:hAnsi="Aptos"/>
+                <w:b w:val="0"/>
+                <w:sz w:val="17"/>
+              </w:rPr>
+              <w:t xml:space="preserve">results.sample_id and jobs.sample_id reference samples.id with ON DELETE CASCADE. Foreign keys are enforced.</w:t>
             </w:r>
           </w:p>
         </w:tc>
@@ -4426,14 +5521,13 @@
             <w:pPr>
               <w:spacing w:after="0"/>
             </w:pPr>
-            <w:r/>
-            <w:r>
-              <w:rPr>
-                <w:rFonts w:ascii="Aptos" w:hAnsi="Aptos"/>
-                <w:b w:val="0"/>
-                <w:sz w:val="17"/>
-              </w:rPr>
-              <w:t>Enter current value, decision, or link here</w:t>
+            <w:r>
+              <w:rPr>
+                <w:rFonts w:ascii="Aptos" w:hAnsi="Aptos"/>
+                <w:b w:val="0"/>
+                <w:sz w:val="17"/>
+              </w:rPr>
+              <w:t xml:space="preserve">samples(sha256); results(sample_id); jobs(status, id); jobs(sample_id).</w:t>
             </w:r>
           </w:p>
         </w:tc>
@@ -4473,14 +5567,13 @@
             <w:pPr>
               <w:spacing w:after="0"/>
             </w:pPr>
-            <w:r/>
-            <w:r>
-              <w:rPr>
-                <w:rFonts w:ascii="Aptos" w:hAnsi="Aptos"/>
-                <w:b w:val="0"/>
-                <w:sz w:val="17"/>
-              </w:rPr>
-              <w:t>Enter current value, decision, or link here</w:t>
+            <w:r>
+              <w:rPr>
+                <w:rFonts w:ascii="Aptos" w:hAnsi="Aptos"/>
+                <w:b w:val="0"/>
+                <w:sz w:val="17"/>
+              </w:rPr>
+              <w:t xml:space="preserve">Nothing is deleted. Scan history and uploaded files in backend/uploads/ are kept indefinitely. No retention policy has been decided (see Issues, R-06).</w:t>
             </w:r>
           </w:p>
         </w:tc>
@@ -4520,14 +5613,13 @@
             <w:pPr>
               <w:spacing w:after="0"/>
             </w:pPr>
-            <w:r/>
-            <w:r>
-              <w:rPr>
-                <w:rFonts w:ascii="Aptos" w:hAnsi="Aptos"/>
-                <w:b w:val="0"/>
-                <w:sz w:val="17"/>
-              </w:rPr>
-              <w:t>Enter current value, decision, or link here</w:t>
+            <w:r>
+              <w:rPr>
+                <w:rFonts w:ascii="Aptos" w:hAnsi="Aptos"/>
+                <w:b w:val="0"/>
+                <w:sz w:val="17"/>
+              </w:rPr>
+              <w:t xml:space="preserve">samples.stored_path points at uploaded files that may be live malware. samples.submitted_url may be a malicious URL. No personal data or credentials are stored.</w:t>
             </w:r>
           </w:p>
         </w:tc>
@@ -4567,14 +5659,13 @@
             <w:pPr>
               <w:spacing w:after="0"/>
             </w:pPr>
-            <w:r/>
-            <w:r>
-              <w:rPr>
-                <w:rFonts w:ascii="Aptos" w:hAnsi="Aptos"/>
-                <w:b w:val="0"/>
-                <w:sz w:val="17"/>
-              </w:rPr>
-              <w:t>Enter current value, decision, or link here</w:t>
+            <w:r>
+              <w:rPr>
+                <w:rFonts w:ascii="Aptos" w:hAnsi="Aptos"/>
+                <w:b w:val="0"/>
+                <w:sz w:val="17"/>
+              </w:rPr>
+              <w:t xml:space="preserve">Reset: stop the server, delete backend/data/sentinel.db (with its -wal and -shm files) and the contents of backend/uploads/ except .gitkeep; both are recreated on the next start. No backup procedure. Both paths are gitignored.</w:t>
             </w:r>
           </w:p>
         </w:tc>
@@ -4689,14 +5780,39 @@
             <w:pPr>
               <w:spacing w:after="0"/>
             </w:pPr>
-            <w:r/>
-            <w:r>
-              <w:rPr>
-                <w:rFonts w:ascii="Aptos" w:hAnsi="Aptos"/>
-                <w:b w:val="0"/>
-                <w:sz w:val="17"/>
-              </w:rPr>
-              <w:t>Enter current value, decision, or link here</w:t>
+            <w:r>
+              <w:rPr>
+                <w:rFonts w:ascii="Aptos" w:hAnsi="Aptos"/>
+                <w:b w:val="0"/>
+                <w:sz w:val="17"/>
+              </w:rPr>
+              <w:t xml:space="preserve">Wired in: signature (files and links), static_analysis (files; mock analyzer).</w:t>
+            </w:r>
+          </w:p>
+          <w:p>
+            <w:pPr>
+              <w:spacing w:after="0"/>
+            </w:pPr>
+            <w:r>
+              <w:rPr>
+                <w:rFonts w:ascii="Aptos" w:hAnsi="Aptos"/>
+                <w:b w:val="0"/>
+                <w:sz w:val="17"/>
+              </w:rPr>
+              <w:t xml:space="preserve">Not wired in: static_ml, sandbox, behavioral_ml, llm.</w:t>
+            </w:r>
+          </w:p>
+          <w:p>
+            <w:pPr>
+              <w:spacing w:after="0"/>
+            </w:pPr>
+            <w:r>
+              <w:rPr>
+                <w:rFonts w:ascii="Aptos" w:hAnsi="Aptos"/>
+                <w:b w:val="0"/>
+                <w:sz w:val="17"/>
+              </w:rPr>
+              <w:t xml:space="preserve">Defined in backend/src/pipeline/stages.js.</w:t>
             </w:r>
           </w:p>
         </w:tc>
@@ -4736,14 +5852,13 @@
             <w:pPr>
               <w:spacing w:after="0"/>
             </w:pPr>
-            <w:r/>
-            <w:r>
-              <w:rPr>
-                <w:rFonts w:ascii="Aptos" w:hAnsi="Aptos"/>
-                <w:b w:val="0"/>
-                <w:sz w:val="17"/>
-              </w:rPr>
-              <w:t>Enter current value, decision, or link here</w:t>
+            <w:r>
+              <w:rPr>
+                <w:rFonts w:ascii="Aptos" w:hAnsi="Aptos"/>
+                <w:b w:val="0"/>
+                <w:sz w:val="17"/>
+              </w:rPr>
+              <w:t xml:space="preserve">A submission inserts a jobs row with status queued. The in-process worker (backend/src/queue/jobQueue.js) runs up to JOB_CONCURRENCY jobs at once (default 2), oldest first.</w:t>
             </w:r>
           </w:p>
         </w:tc>
@@ -4783,14 +5898,13 @@
             <w:pPr>
               <w:spacing w:after="0"/>
             </w:pPr>
-            <w:r/>
-            <w:r>
-              <w:rPr>
-                <w:rFonts w:ascii="Aptos" w:hAnsi="Aptos"/>
-                <w:b w:val="0"/>
-                <w:sz w:val="17"/>
-              </w:rPr>
-              <w:t>Enter current value, decision, or link here</w:t>
+            <w:r>
+              <w:rPr>
+                <w:rFonts w:ascii="Aptos" w:hAnsi="Aptos"/>
+                <w:b w:val="0"/>
+                <w:sz w:val="17"/>
+              </w:rPr>
+              <w:t xml:space="preserve">The sample row: sha256 and stored file path for a file, normalized URL for a link. Each stage can also read the reports of earlier stages.</w:t>
             </w:r>
           </w:p>
         </w:tc>
@@ -4830,14 +5944,13 @@
             <w:pPr>
               <w:spacing w:after="0"/>
             </w:pPr>
-            <w:r/>
-            <w:r>
-              <w:rPr>
-                <w:rFonts w:ascii="Aptos" w:hAnsi="Aptos"/>
-                <w:b w:val="0"/>
-                <w:sz w:val="17"/>
-              </w:rPr>
-              <w:t>Enter current value, decision, or link here</w:t>
+            <w:r>
+              <w:rPr>
+                <w:rFonts w:ascii="Aptos" w:hAnsi="Aptos"/>
+                <w:b w:val="0"/>
+                <w:sz w:val="17"/>
+              </w:rPr>
+              <w:t xml:space="preserve">One results row per stage: status, signature_match (signature stage only), and the stage's report as JSON.</w:t>
             </w:r>
           </w:p>
         </w:tc>
@@ -4877,14 +5990,13 @@
             <w:pPr>
               <w:spacing w:after="0"/>
             </w:pPr>
-            <w:r/>
-            <w:r>
-              <w:rPr>
-                <w:rFonts w:ascii="Aptos" w:hAnsi="Aptos"/>
-                <w:b w:val="0"/>
-                <w:sz w:val="17"/>
-              </w:rPr>
-              <w:t>Enter current value, decision, or link here</w:t>
+            <w:r>
+              <w:rPr>
+                <w:rFonts w:ascii="Aptos" w:hAnsi="Aptos"/>
+                <w:b w:val="0"/>
+                <w:sz w:val="17"/>
+              </w:rPr>
+              <w:t xml:space="preserve">static_analysis: 15 s (ANALYZER_TIMEOUT_MS), then the subprocess is killed. HTTP stages: 15 s (BEHAVIORAL_ML_TIMEOUT_MS). No overall job timeout.</w:t>
             </w:r>
           </w:p>
         </w:tc>
@@ -4924,14 +6036,13 @@
             <w:pPr>
               <w:spacing w:after="0"/>
             </w:pPr>
-            <w:r/>
-            <w:r>
-              <w:rPr>
-                <w:rFonts w:ascii="Aptos" w:hAnsi="Aptos"/>
-                <w:b w:val="0"/>
-                <w:sz w:val="17"/>
-              </w:rPr>
-              <w:t>Enter current value, decision, or link here</w:t>
+            <w:r>
+              <w:rPr>
+                <w:rFonts w:ascii="Aptos" w:hAnsi="Aptos"/>
+                <w:b w:val="0"/>
+                <w:sz w:val="17"/>
+              </w:rPr>
+              <w:t xml:space="preserve">No automatic retry of a failed stage or job. Jobs interrupted by a server restart are re-queued at startup and run again from the first stage.</w:t>
             </w:r>
           </w:p>
         </w:tc>
@@ -4971,14 +6082,13 @@
             <w:pPr>
               <w:spacing w:after="0"/>
             </w:pPr>
-            <w:r/>
-            <w:r>
-              <w:rPr>
-                <w:rFonts w:ascii="Aptos" w:hAnsi="Aptos"/>
-                <w:b w:val="0"/>
-                <w:sz w:val="17"/>
-              </w:rPr>
-              <w:t>Enter current value, decision, or link here</w:t>
+            <w:r>
+              <w:rPr>
+                <w:rFonts w:ascii="Aptos" w:hAnsi="Aptos"/>
+                <w:b w:val="0"/>
+                <w:sz w:val="17"/>
+              </w:rPr>
+              <w:t xml:space="preserve">A stage that fails is recorded as failed with an error code and the remaining stages still run; the job still ends completed. A job is failed only if the pipeline itself crashes.</w:t>
             </w:r>
           </w:p>
         </w:tc>
@@ -5018,14 +6128,13 @@
             <w:pPr>
               <w:spacing w:after="0"/>
             </w:pPr>
-            <w:r/>
-            <w:r>
-              <w:rPr>
-                <w:rFonts w:ascii="Aptos" w:hAnsi="Aptos"/>
-                <w:b w:val="0"/>
-                <w:sz w:val="17"/>
-              </w:rPr>
-              <w:t>Enter current value, decision, or link here</w:t>
+            <w:r>
+              <w:rPr>
+                <w:rFonts w:ascii="Aptos" w:hAnsi="Aptos"/>
+                <w:b w:val="0"/>
+                <w:sz w:val="17"/>
+              </w:rPr>
+              <w:t xml:space="preserve">GET /api/samples/:id returns status (queued, running, completed, failed) and results[] with a per-stage status (running, complete, failed). Clients poll.</w:t>
             </w:r>
           </w:p>
         </w:tc>
@@ -5065,14 +6174,13 @@
             <w:pPr>
               <w:spacing w:after="0"/>
             </w:pPr>
-            <w:r/>
-            <w:r>
-              <w:rPr>
-                <w:rFonts w:ascii="Aptos" w:hAnsi="Aptos"/>
-                <w:b w:val="0"/>
-                <w:sz w:val="17"/>
-              </w:rPr>
-              <w:t>Enter current value, decision, or link here</w:t>
+            <w:r>
+              <w:rPr>
+                <w:rFonts w:ascii="Aptos" w:hAnsi="Aptos"/>
+                <w:b w:val="0"/>
+                <w:sz w:val="17"/>
+              </w:rPr>
+              <w:t xml:space="preserve">Dashboard REST API (backend/docs/api-contract.md). Stage-side interfaces are listed under Architecture and Interfaces.</w:t>
             </w:r>
           </w:p>
         </w:tc>
@@ -5303,13 +6411,13 @@
             <w:pPr>
               <w:spacing w:after="0"/>
             </w:pPr>
-            <w:r/>
-            <w:r>
-              <w:rPr>
-                <w:rFonts w:ascii="Aptos" w:hAnsi="Aptos"/>
-                <w:b w:val="0"/>
-                <w:sz w:val="17"/>
-              </w:rPr>
+            <w:r>
+              <w:rPr>
+                <w:rFonts w:ascii="Aptos" w:hAnsi="Aptos"/>
+                <w:b w:val="0"/>
+                <w:sz w:val="17"/>
+              </w:rPr>
+              <w:t xml:space="preserve">2026-09-29</w:t>
             </w:r>
           </w:p>
         </w:tc>
@@ -5322,13 +6430,13 @@
             <w:pPr>
               <w:spacing w:after="0"/>
             </w:pPr>
-            <w:r/>
-            <w:r>
-              <w:rPr>
-                <w:rFonts w:ascii="Aptos" w:hAnsi="Aptos"/>
-                <w:b w:val="0"/>
-                <w:sz w:val="17"/>
-              </w:rPr>
+            <w:r>
+              <w:rPr>
+                <w:rFonts w:ascii="Aptos" w:hAnsi="Aptos"/>
+                <w:b w:val="0"/>
+                <w:sz w:val="17"/>
+              </w:rPr>
+              <w:t xml:space="preserve">D-001</w:t>
             </w:r>
           </w:p>
         </w:tc>
@@ -5341,13 +6449,13 @@
             <w:pPr>
               <w:spacing w:after="0"/>
             </w:pPr>
-            <w:r/>
-            <w:r>
-              <w:rPr>
-                <w:rFonts w:ascii="Aptos" w:hAnsi="Aptos"/>
-                <w:b w:val="0"/>
-                <w:sz w:val="17"/>
-              </w:rPr>
+            <w:r>
+              <w:rPr>
+                <w:rFonts w:ascii="Aptos" w:hAnsi="Aptos"/>
+                <w:b w:val="0"/>
+                <w:sz w:val="17"/>
+              </w:rPr>
+              <w:t xml:space="preserve">Which backend stack?</w:t>
             </w:r>
           </w:p>
         </w:tc>
@@ -5360,13 +6468,13 @@
             <w:pPr>
               <w:spacing w:after="0"/>
             </w:pPr>
-            <w:r/>
-            <w:r>
-              <w:rPr>
-                <w:rFonts w:ascii="Aptos" w:hAnsi="Aptos"/>
-                <w:b w:val="0"/>
-                <w:sz w:val="17"/>
-              </w:rPr>
+            <w:r>
+              <w:rPr>
+                <w:rFonts w:ascii="Aptos" w:hAnsi="Aptos"/>
+                <w:b w:val="0"/>
+                <w:sz w:val="17"/>
+              </w:rPr>
+              <w:t xml:space="preserve">Node.js + Express + SQLite; others not recorded</w:t>
             </w:r>
           </w:p>
         </w:tc>
@@ -5379,13 +6487,13 @@
             <w:pPr>
               <w:spacing w:after="0"/>
             </w:pPr>
-            <w:r/>
-            <w:r>
-              <w:rPr>
-                <w:rFonts w:ascii="Aptos" w:hAnsi="Aptos"/>
-                <w:b w:val="0"/>
-                <w:sz w:val="17"/>
-              </w:rPr>
+            <w:r>
+              <w:rPr>
+                <w:rFonts w:ascii="Aptos" w:hAnsi="Aptos"/>
+                <w:b w:val="0"/>
+                <w:sz w:val="17"/>
+              </w:rPr>
+              <w:t xml:space="preserve">Node.js + Express + SQLite (better-sqlite3)</w:t>
             </w:r>
           </w:p>
         </w:tc>
@@ -5398,13 +6506,13 @@
             <w:pPr>
               <w:spacing w:after="0"/>
             </w:pPr>
-            <w:r/>
-            <w:r>
-              <w:rPr>
-                <w:rFonts w:ascii="Aptos" w:hAnsi="Aptos"/>
-                <w:b w:val="0"/>
-                <w:sz w:val="17"/>
-              </w:rPr>
+            <w:r>
+              <w:rPr>
+                <w:rFonts w:ascii="Aptos" w:hAnsi="Aptos"/>
+                <w:b w:val="0"/>
+                <w:sz w:val="17"/>
+              </w:rPr>
+              <w:t xml:space="preserve">Implements the child_process.spawn integration design from the Malware Detection handoff document</w:t>
             </w:r>
           </w:p>
         </w:tc>
@@ -5417,13 +6525,13 @@
             <w:pPr>
               <w:spacing w:after="0"/>
             </w:pPr>
-            <w:r/>
-            <w:r>
-              <w:rPr>
-                <w:rFonts w:ascii="Aptos" w:hAnsi="Aptos"/>
-                <w:b w:val="0"/>
-                <w:sz w:val="17"/>
-              </w:rPr>
+            <w:r>
+              <w:rPr>
+                <w:rFonts w:ascii="Aptos" w:hAnsi="Aptos"/>
+                <w:b w:val="0"/>
+                <w:sz w:val="17"/>
+              </w:rPr>
+              <w:t xml:space="preserve">Python stages are called as subprocesses or HTTP services</w:t>
             </w:r>
           </w:p>
         </w:tc>
@@ -5436,13 +6544,13 @@
             <w:pPr>
               <w:spacing w:after="0"/>
             </w:pPr>
-            <w:r/>
-            <w:r>
-              <w:rPr>
-                <w:rFonts w:ascii="Aptos" w:hAnsi="Aptos"/>
-                <w:b w:val="0"/>
-                <w:sz w:val="17"/>
-              </w:rPr>
+            <w:r>
+              <w:rPr>
+                <w:rFonts w:ascii="Aptos" w:hAnsi="Aptos"/>
+                <w:b w:val="0"/>
+                <w:sz w:val="17"/>
+              </w:rPr>
+              <w:t xml:space="preserve">Team (confirmed 2026-09-29)</w:t>
             </w:r>
           </w:p>
         </w:tc>
@@ -5460,13 +6568,13 @@
             <w:pPr>
               <w:spacing w:after="0"/>
             </w:pPr>
-            <w:r/>
-            <w:r>
-              <w:rPr>
-                <w:rFonts w:ascii="Aptos" w:hAnsi="Aptos"/>
-                <w:b w:val="0"/>
-                <w:sz w:val="17"/>
-              </w:rPr>
+            <w:r>
+              <w:rPr>
+                <w:rFonts w:ascii="Aptos" w:hAnsi="Aptos"/>
+                <w:b w:val="0"/>
+                <w:sz w:val="17"/>
+              </w:rPr>
+              <w:t xml:space="preserve">2026-09-29</w:t>
             </w:r>
           </w:p>
         </w:tc>
@@ -5479,13 +6587,13 @@
             <w:pPr>
               <w:spacing w:after="0"/>
             </w:pPr>
-            <w:r/>
-            <w:r>
-              <w:rPr>
-                <w:rFonts w:ascii="Aptos" w:hAnsi="Aptos"/>
-                <w:b w:val="0"/>
-                <w:sz w:val="17"/>
-              </w:rPr>
+            <w:r>
+              <w:rPr>
+                <w:rFonts w:ascii="Aptos" w:hAnsi="Aptos"/>
+                <w:b w:val="0"/>
+                <w:sz w:val="17"/>
+              </w:rPr>
+              <w:t xml:space="preserve">D-002</w:t>
             </w:r>
           </w:p>
         </w:tc>
@@ -5498,13 +6606,13 @@
             <w:pPr>
               <w:spacing w:after="0"/>
             </w:pPr>
-            <w:r/>
-            <w:r>
-              <w:rPr>
-                <w:rFonts w:ascii="Aptos" w:hAnsi="Aptos"/>
-                <w:b w:val="0"/>
-                <w:sz w:val="17"/>
-              </w:rPr>
+            <w:r>
+              <w:rPr>
+                <w:rFonts w:ascii="Aptos" w:hAnsi="Aptos"/>
+                <w:b w:val="0"/>
+                <w:sz w:val="17"/>
+              </w:rPr>
+              <w:t xml:space="preserve">Which sandbox?</w:t>
             </w:r>
           </w:p>
         </w:tc>
@@ -5517,13 +6625,13 @@
             <w:pPr>
               <w:spacing w:after="0"/>
             </w:pPr>
-            <w:r/>
-            <w:r>
-              <w:rPr>
-                <w:rFonts w:ascii="Aptos" w:hAnsi="Aptos"/>
-                <w:b w:val="0"/>
-                <w:sz w:val="17"/>
-              </w:rPr>
+            <w:r>
+              <w:rPr>
+                <w:rFonts w:ascii="Aptos" w:hAnsi="Aptos"/>
+                <w:b w:val="0"/>
+                <w:sz w:val="17"/>
+              </w:rPr>
+              <w:t xml:space="preserve">Cuckoo Sandbox; custom virtual sandbox</w:t>
             </w:r>
           </w:p>
         </w:tc>
@@ -5536,13 +6644,13 @@
             <w:pPr>
               <w:spacing w:after="0"/>
             </w:pPr>
-            <w:r/>
-            <w:r>
-              <w:rPr>
-                <w:rFonts w:ascii="Aptos" w:hAnsi="Aptos"/>
-                <w:b w:val="0"/>
-                <w:sz w:val="17"/>
-              </w:rPr>
+            <w:r>
+              <w:rPr>
+                <w:rFonts w:ascii="Aptos" w:hAnsi="Aptos"/>
+                <w:b w:val="0"/>
+                <w:sz w:val="17"/>
+              </w:rPr>
+              <w:t xml:space="preserve">Custom virtual sandbox</w:t>
             </w:r>
           </w:p>
         </w:tc>
@@ -5555,13 +6663,13 @@
             <w:pPr>
               <w:spacing w:after="0"/>
             </w:pPr>
-            <w:r/>
-            <w:r>
-              <w:rPr>
-                <w:rFonts w:ascii="Aptos" w:hAnsi="Aptos"/>
-                <w:b w:val="0"/>
-                <w:sz w:val="17"/>
-              </w:rPr>
+            <w:r>
+              <w:rPr>
+                <w:rFonts w:ascii="Aptos" w:hAnsi="Aptos"/>
+                <w:b w:val="0"/>
+                <w:sz w:val="17"/>
+              </w:rPr>
+              <w:t xml:space="preserve">Team decision</w:t>
             </w:r>
           </w:p>
         </w:tc>
@@ -5574,13 +6682,13 @@
             <w:pPr>
               <w:spacing w:after="0"/>
             </w:pPr>
-            <w:r/>
-            <w:r>
-              <w:rPr>
-                <w:rFonts w:ascii="Aptos" w:hAnsi="Aptos"/>
-                <w:b w:val="0"/>
-                <w:sz w:val="17"/>
-              </w:rPr>
+            <w:r>
+              <w:rPr>
+                <w:rFonts w:ascii="Aptos" w:hAnsi="Aptos"/>
+                <w:b w:val="0"/>
+                <w:sz w:val="17"/>
+              </w:rPr>
+              <w:t xml:space="preserve">ML report_parser.py expects Cuckoo's JSON shape, so a schema mapping is still needed (R-02)</w:t>
             </w:r>
           </w:p>
         </w:tc>
@@ -5593,13 +6701,13 @@
             <w:pPr>
               <w:spacing w:after="0"/>
             </w:pPr>
-            <w:r/>
-            <w:r>
-              <w:rPr>
-                <w:rFonts w:ascii="Aptos" w:hAnsi="Aptos"/>
-                <w:b w:val="0"/>
-                <w:sz w:val="17"/>
-              </w:rPr>
+            <w:r>
+              <w:rPr>
+                <w:rFonts w:ascii="Aptos" w:hAnsi="Aptos"/>
+                <w:b w:val="0"/>
+                <w:sz w:val="17"/>
+              </w:rPr>
+              <w:t xml:space="preserve">Team (confirmed 2026-09-29)</w:t>
             </w:r>
           </w:p>
         </w:tc>
@@ -5617,13 +6725,13 @@
             <w:pPr>
               <w:spacing w:after="0"/>
             </w:pPr>
-            <w:r/>
-            <w:r>
-              <w:rPr>
-                <w:rFonts w:ascii="Aptos" w:hAnsi="Aptos"/>
-                <w:b w:val="0"/>
-                <w:sz w:val="17"/>
-              </w:rPr>
+            <w:r>
+              <w:rPr>
+                <w:rFonts w:ascii="Aptos" w:hAnsi="Aptos"/>
+                <w:b w:val="0"/>
+                <w:sz w:val="17"/>
+              </w:rPr>
+              <w:t xml:space="preserve">2026-10-01</w:t>
             </w:r>
           </w:p>
         </w:tc>
@@ -5636,13 +6744,13 @@
             <w:pPr>
               <w:spacing w:after="0"/>
             </w:pPr>
-            <w:r/>
-            <w:r>
-              <w:rPr>
-                <w:rFonts w:ascii="Aptos" w:hAnsi="Aptos"/>
-                <w:b w:val="0"/>
-                <w:sz w:val="17"/>
-              </w:rPr>
+            <w:r>
+              <w:rPr>
+                <w:rFonts w:ascii="Aptos" w:hAnsi="Aptos"/>
+                <w:b w:val="0"/>
+                <w:sz w:val="17"/>
+              </w:rPr>
+              <w:t xml:space="preserve">D-003</w:t>
             </w:r>
           </w:p>
         </w:tc>
@@ -5655,13 +6763,13 @@
             <w:pPr>
               <w:spacing w:after="0"/>
             </w:pPr>
-            <w:r/>
-            <w:r>
-              <w:rPr>
-                <w:rFonts w:ascii="Aptos" w:hAnsi="Aptos"/>
-                <w:b w:val="0"/>
-                <w:sz w:val="17"/>
-              </w:rPr>
+            <w:r>
+              <w:rPr>
+                <w:rFonts w:ascii="Aptos" w:hAnsi="Aptos"/>
+                <w:b w:val="0"/>
+                <w:sz w:val="17"/>
+              </w:rPr>
+              <w:t xml:space="preserve">Which Node.js version?</w:t>
             </w:r>
           </w:p>
         </w:tc>
@@ -5674,13 +6782,13 @@
             <w:pPr>
               <w:spacing w:after="0"/>
             </w:pPr>
-            <w:r/>
-            <w:r>
-              <w:rPr>
-                <w:rFonts w:ascii="Aptos" w:hAnsi="Aptos"/>
-                <w:b w:val="0"/>
-                <w:sz w:val="17"/>
-              </w:rPr>
+            <w:r>
+              <w:rPr>
+                <w:rFonts w:ascii="Aptos" w:hAnsi="Aptos"/>
+                <w:b w:val="0"/>
+                <w:sz w:val="17"/>
+              </w:rPr>
+              <w:t xml:space="preserve">Latest (v26); 22 LTS</w:t>
             </w:r>
           </w:p>
         </w:tc>
@@ -5693,13 +6801,13 @@
             <w:pPr>
               <w:spacing w:after="0"/>
             </w:pPr>
-            <w:r/>
-            <w:r>
-              <w:rPr>
-                <w:rFonts w:ascii="Aptos" w:hAnsi="Aptos"/>
-                <w:b w:val="0"/>
-                <w:sz w:val="17"/>
-              </w:rPr>
+            <w:r>
+              <w:rPr>
+                <w:rFonts w:ascii="Aptos" w:hAnsi="Aptos"/>
+                <w:b w:val="0"/>
+                <w:sz w:val="17"/>
+              </w:rPr>
+              <w:t xml:space="preserve">22 LTS</w:t>
             </w:r>
           </w:p>
         </w:tc>
@@ -5712,13 +6820,13 @@
             <w:pPr>
               <w:spacing w:after="0"/>
             </w:pPr>
-            <w:r/>
-            <w:r>
-              <w:rPr>
-                <w:rFonts w:ascii="Aptos" w:hAnsi="Aptos"/>
-                <w:b w:val="0"/>
-                <w:sz w:val="17"/>
-              </w:rPr>
+            <w:r>
+              <w:rPr>
+                <w:rFonts w:ascii="Aptos" w:hAnsi="Aptos"/>
+                <w:b w:val="0"/>
+                <w:sz w:val="17"/>
+              </w:rPr>
+              <w:t xml:space="preserve">better-sqlite3 has no prebuilt binary for v26 and fails to compile</w:t>
             </w:r>
           </w:p>
         </w:tc>
@@ -5731,13 +6839,13 @@
             <w:pPr>
               <w:spacing w:after="0"/>
             </w:pPr>
-            <w:r/>
-            <w:r>
-              <w:rPr>
-                <w:rFonts w:ascii="Aptos" w:hAnsi="Aptos"/>
-                <w:b w:val="0"/>
-                <w:sz w:val="17"/>
-              </w:rPr>
+            <w:r>
+              <w:rPr>
+                <w:rFonts w:ascii="Aptos" w:hAnsi="Aptos"/>
+                <w:b w:val="0"/>
+                <w:sz w:val="17"/>
+              </w:rPr>
+              <w:t xml:space="preserve">Everyone running the backend needs Node 22</w:t>
             </w:r>
           </w:p>
         </w:tc>
@@ -5750,13 +6858,13 @@
             <w:pPr>
               <w:spacing w:after="0"/>
             </w:pPr>
-            <w:r/>
-            <w:r>
-              <w:rPr>
-                <w:rFonts w:ascii="Aptos" w:hAnsi="Aptos"/>
-                <w:b w:val="0"/>
-                <w:sz w:val="17"/>
-              </w:rPr>
+            <w:r>
+              <w:rPr>
+                <w:rFonts w:ascii="Aptos" w:hAnsi="Aptos"/>
+                <w:b w:val="0"/>
+                <w:sz w:val="17"/>
+              </w:rPr>
+              <w:t xml:space="preserve"/>
             </w:r>
           </w:p>
         </w:tc>
@@ -5774,13 +6882,13 @@
             <w:pPr>
               <w:spacing w:after="0"/>
             </w:pPr>
-            <w:r/>
-            <w:r>
-              <w:rPr>
-                <w:rFonts w:ascii="Aptos" w:hAnsi="Aptos"/>
-                <w:b w:val="0"/>
-                <w:sz w:val="17"/>
-              </w:rPr>
+            <w:r>
+              <w:rPr>
+                <w:rFonts w:ascii="Aptos" w:hAnsi="Aptos"/>
+                <w:b w:val="0"/>
+                <w:sz w:val="17"/>
+              </w:rPr>
+              <w:t xml:space="preserve">2026-10-06</w:t>
             </w:r>
           </w:p>
         </w:tc>
@@ -5793,13 +6901,13 @@
             <w:pPr>
               <w:spacing w:after="0"/>
             </w:pPr>
-            <w:r/>
-            <w:r>
-              <w:rPr>
-                <w:rFonts w:ascii="Aptos" w:hAnsi="Aptos"/>
-                <w:b w:val="0"/>
-                <w:sz w:val="17"/>
-              </w:rPr>
+            <w:r>
+              <w:rPr>
+                <w:rFonts w:ascii="Aptos" w:hAnsi="Aptos"/>
+                <w:b w:val="0"/>
+                <w:sz w:val="17"/>
+              </w:rPr>
+              <w:t xml:space="preserve">D-004</w:t>
             </w:r>
           </w:p>
         </w:tc>
@@ -5812,13 +6920,13 @@
             <w:pPr>
               <w:spacing w:after="0"/>
             </w:pPr>
-            <w:r/>
-            <w:r>
-              <w:rPr>
-                <w:rFonts w:ascii="Aptos" w:hAnsi="Aptos"/>
-                <w:b w:val="0"/>
-                <w:sz w:val="17"/>
-              </w:rPr>
+            <w:r>
+              <w:rPr>
+                <w:rFonts w:ascii="Aptos" w:hAnsi="Aptos"/>
+                <w:b w:val="0"/>
+                <w:sz w:val="17"/>
+              </w:rPr>
+              <w:t xml:space="preserve">How to queue scans?</w:t>
             </w:r>
           </w:p>
         </w:tc>
@@ -5831,13 +6939,13 @@
             <w:pPr>
               <w:spacing w:after="0"/>
             </w:pPr>
-            <w:r/>
-            <w:r>
-              <w:rPr>
-                <w:rFonts w:ascii="Aptos" w:hAnsi="Aptos"/>
-                <w:b w:val="0"/>
-                <w:sz w:val="17"/>
-              </w:rPr>
+            <w:r>
+              <w:rPr>
+                <w:rFonts w:ascii="Aptos" w:hAnsi="Aptos"/>
+                <w:b w:val="0"/>
+                <w:sz w:val="17"/>
+              </w:rPr>
+              <w:t xml:space="preserve">BullMQ + Redis; in-process queue on a SQLite jobs table</w:t>
             </w:r>
           </w:p>
         </w:tc>
@@ -5850,13 +6958,13 @@
             <w:pPr>
               <w:spacing w:after="0"/>
             </w:pPr>
-            <w:r/>
-            <w:r>
-              <w:rPr>
-                <w:rFonts w:ascii="Aptos" w:hAnsi="Aptos"/>
-                <w:b w:val="0"/>
-                <w:sz w:val="17"/>
-              </w:rPr>
+            <w:r>
+              <w:rPr>
+                <w:rFonts w:ascii="Aptos" w:hAnsi="Aptos"/>
+                <w:b w:val="0"/>
+                <w:sz w:val="17"/>
+              </w:rPr>
+              <w:t xml:space="preserve">In-process queue on a SQLite jobs table</w:t>
             </w:r>
           </w:p>
         </w:tc>
@@ -5869,13 +6977,13 @@
             <w:pPr>
               <w:spacing w:after="0"/>
             </w:pPr>
-            <w:r/>
-            <w:r>
-              <w:rPr>
-                <w:rFonts w:ascii="Aptos" w:hAnsi="Aptos"/>
-                <w:b w:val="0"/>
-                <w:sz w:val="17"/>
-              </w:rPr>
+            <w:r>
+              <w:rPr>
+                <w:rFonts w:ascii="Aptos" w:hAnsi="Aptos"/>
+                <w:b w:val="0"/>
+                <w:sz w:val="17"/>
+              </w:rPr>
+              <w:t xml:space="preserve">No extra service for teammates to install; jobs survive a restart</w:t>
             </w:r>
           </w:p>
         </w:tc>
@@ -5888,13 +6996,13 @@
             <w:pPr>
               <w:spacing w:after="0"/>
             </w:pPr>
-            <w:r/>
-            <w:r>
-              <w:rPr>
-                <w:rFonts w:ascii="Aptos" w:hAnsi="Aptos"/>
-                <w:b w:val="0"/>
-                <w:sz w:val="17"/>
-              </w:rPr>
+            <w:r>
+              <w:rPr>
+                <w:rFonts w:ascii="Aptos" w:hAnsi="Aptos"/>
+                <w:b w:val="0"/>
+                <w:sz w:val="17"/>
+              </w:rPr>
+              <w:t xml:space="preserve">Single process only; replace jobQueue.js if the backend is ever scaled out</w:t>
             </w:r>
           </w:p>
         </w:tc>
@@ -5907,13 +7015,327 @@
             <w:pPr>
               <w:spacing w:after="0"/>
             </w:pPr>
-            <w:r/>
-            <w:r>
-              <w:rPr>
-                <w:rFonts w:ascii="Aptos" w:hAnsi="Aptos"/>
-                <w:b w:val="0"/>
-                <w:sz w:val="17"/>
-              </w:rPr>
+            <w:r>
+              <w:rPr>
+                <w:rFonts w:ascii="Aptos" w:hAnsi="Aptos"/>
+                <w:b w:val="0"/>
+                <w:sz w:val="17"/>
+              </w:rPr>
+              <w:t xml:space="preserve"/>
+            </w:r>
+          </w:p>
+        </w:tc>
+      </w:tr>
+      <w:tr>
+        <w:trPr>
+          <w:cantSplit/>
+        </w:trPr>
+        <w:tc>
+          <w:tcPr>
+            <w:tcW w:type="dxa" w:w="1278"/>
+            <w:vAlign w:val="center"/>
+          </w:tcPr>
+          <w:p>
+            <w:pPr>
+              <w:spacing w:after="0"/>
+            </w:pPr>
+            <w:r>
+              <w:rPr>
+                <w:rFonts w:ascii="Aptos" w:hAnsi="Aptos"/>
+                <w:b w:val="0"/>
+                <w:sz w:val="17"/>
+              </w:rPr>
+              <w:t xml:space="preserve">2026-10-06</w:t>
+            </w:r>
+          </w:p>
+        </w:tc>
+        <w:tc>
+          <w:tcPr>
+            <w:tcW w:type="dxa" w:w="1278"/>
+            <w:vAlign w:val="center"/>
+          </w:tcPr>
+          <w:p>
+            <w:pPr>
+              <w:spacing w:after="0"/>
+            </w:pPr>
+            <w:r>
+              <w:rPr>
+                <w:rFonts w:ascii="Aptos" w:hAnsi="Aptos"/>
+                <w:b w:val="0"/>
+                <w:sz w:val="17"/>
+              </w:rPr>
+              <w:t xml:space="preserve">D-005</w:t>
+            </w:r>
+          </w:p>
+        </w:tc>
+        <w:tc>
+          <w:tcPr>
+            <w:tcW w:type="dxa" w:w="1278"/>
+            <w:vAlign w:val="center"/>
+          </w:tcPr>
+          <w:p>
+            <w:pPr>
+              <w:spacing w:after="0"/>
+            </w:pPr>
+            <w:r>
+              <w:rPr>
+                <w:rFonts w:ascii="Aptos" w:hAnsi="Aptos"/>
+                <w:b w:val="0"/>
+                <w:sz w:val="17"/>
+              </w:rPr>
+              <w:t xml:space="preserve">How does a client get results?</w:t>
+            </w:r>
+          </w:p>
+        </w:tc>
+        <w:tc>
+          <w:tcPr>
+            <w:tcW w:type="dxa" w:w="1278"/>
+            <w:vAlign w:val="center"/>
+          </w:tcPr>
+          <w:p>
+            <w:pPr>
+              <w:spacing w:after="0"/>
+            </w:pPr>
+            <w:r>
+              <w:rPr>
+                <w:rFonts w:ascii="Aptos" w:hAnsi="Aptos"/>
+                <w:b w:val="0"/>
+                <w:sz w:val="17"/>
+              </w:rPr>
+              <w:t xml:space="preserve">Hold the request until done; return 202 and poll; server-sent events</w:t>
+            </w:r>
+          </w:p>
+        </w:tc>
+        <w:tc>
+          <w:tcPr>
+            <w:tcW w:type="dxa" w:w="1278"/>
+            <w:vAlign w:val="center"/>
+          </w:tcPr>
+          <w:p>
+            <w:pPr>
+              <w:spacing w:after="0"/>
+            </w:pPr>
+            <w:r>
+              <w:rPr>
+                <w:rFonts w:ascii="Aptos" w:hAnsi="Aptos"/>
+                <w:b w:val="0"/>
+                <w:sz w:val="17"/>
+              </w:rPr>
+              <w:t xml:space="preserve">202 and polling, with ?wait=true for scripts and demos</w:t>
+            </w:r>
+          </w:p>
+        </w:tc>
+        <w:tc>
+          <w:tcPr>
+            <w:tcW w:type="dxa" w:w="1278"/>
+            <w:vAlign w:val="center"/>
+          </w:tcPr>
+          <w:p>
+            <w:pPr>
+              <w:spacing w:after="0"/>
+            </w:pPr>
+            <w:r>
+              <w:rPr>
+                <w:rFonts w:ascii="Aptos" w:hAnsi="Aptos"/>
+                <w:b w:val="0"/>
+                <w:sz w:val="17"/>
+              </w:rPr>
+              <w:t xml:space="preserve">Sandbox scans will take minutes</w:t>
+            </w:r>
+          </w:p>
+        </w:tc>
+        <w:tc>
+          <w:tcPr>
+            <w:tcW w:type="dxa" w:w="1278"/>
+            <w:vAlign w:val="center"/>
+          </w:tcPr>
+          <w:p>
+            <w:pPr>
+              <w:spacing w:after="0"/>
+            </w:pPr>
+            <w:r>
+              <w:rPr>
+                <w:rFonts w:ascii="Aptos" w:hAnsi="Aptos"/>
+                <w:b w:val="0"/>
+                <w:sz w:val="17"/>
+              </w:rPr>
+              <w:t xml:space="preserve">POST /api/samples no longer returns the analyzer report directly</w:t>
+            </w:r>
+          </w:p>
+        </w:tc>
+        <w:tc>
+          <w:tcPr>
+            <w:tcW w:type="dxa" w:w="1278"/>
+            <w:vAlign w:val="center"/>
+          </w:tcPr>
+          <w:p>
+            <w:pPr>
+              <w:spacing w:after="0"/>
+            </w:pPr>
+            <w:r>
+              <w:rPr>
+                <w:rFonts w:ascii="Aptos" w:hAnsi="Aptos"/>
+                <w:b w:val="0"/>
+                <w:sz w:val="17"/>
+              </w:rPr>
+              <w:t xml:space="preserve"/>
+            </w:r>
+          </w:p>
+        </w:tc>
+      </w:tr>
+      <w:tr>
+        <w:trPr>
+          <w:cantSplit/>
+        </w:trPr>
+        <w:tc>
+          <w:tcPr>
+            <w:tcW w:type="dxa" w:w="1278"/>
+            <w:vAlign w:val="center"/>
+          </w:tcPr>
+          <w:p>
+            <w:pPr>
+              <w:spacing w:after="0"/>
+            </w:pPr>
+            <w:r>
+              <w:rPr>
+                <w:rFonts w:ascii="Aptos" w:hAnsi="Aptos"/>
+                <w:b w:val="0"/>
+                <w:sz w:val="17"/>
+              </w:rPr>
+              <w:t xml:space="preserve">2026-10-06</w:t>
+            </w:r>
+          </w:p>
+        </w:tc>
+        <w:tc>
+          <w:tcPr>
+            <w:tcW w:type="dxa" w:w="1278"/>
+            <w:vAlign w:val="center"/>
+          </w:tcPr>
+          <w:p>
+            <w:pPr>
+              <w:spacing w:after="0"/>
+            </w:pPr>
+            <w:r>
+              <w:rPr>
+                <w:rFonts w:ascii="Aptos" w:hAnsi="Aptos"/>
+                <w:b w:val="0"/>
+                <w:sz w:val="17"/>
+              </w:rPr>
+              <w:t xml:space="preserve">D-006</w:t>
+            </w:r>
+          </w:p>
+        </w:tc>
+        <w:tc>
+          <w:tcPr>
+            <w:tcW w:type="dxa" w:w="1278"/>
+            <w:vAlign w:val="center"/>
+          </w:tcPr>
+          <w:p>
+            <w:pPr>
+              <w:spacing w:after="0"/>
+            </w:pPr>
+            <w:r>
+              <w:rPr>
+                <w:rFonts w:ascii="Aptos" w:hAnsi="Aptos"/>
+                <w:b w:val="0"/>
+                <w:sz w:val="17"/>
+              </w:rPr>
+              <w:t xml:space="preserve">Should the backend fetch submitted URLs?</w:t>
+            </w:r>
+          </w:p>
+        </w:tc>
+        <w:tc>
+          <w:tcPr>
+            <w:tcW w:type="dxa" w:w="1278"/>
+            <w:vAlign w:val="center"/>
+          </w:tcPr>
+          <w:p>
+            <w:pPr>
+              <w:spacing w:after="0"/>
+            </w:pPr>
+            <w:r>
+              <w:rPr>
+                <w:rFonts w:ascii="Aptos" w:hAnsi="Aptos"/>
+                <w:b w:val="0"/>
+                <w:sz w:val="17"/>
+              </w:rPr>
+              <w:t xml:space="preserve">Fetch and analyze the page; store and signature-check only</w:t>
+            </w:r>
+          </w:p>
+        </w:tc>
+        <w:tc>
+          <w:tcPr>
+            <w:tcW w:type="dxa" w:w="1278"/>
+            <w:vAlign w:val="center"/>
+          </w:tcPr>
+          <w:p>
+            <w:pPr>
+              <w:spacing w:after="0"/>
+            </w:pPr>
+            <w:r>
+              <w:rPr>
+                <w:rFonts w:ascii="Aptos" w:hAnsi="Aptos"/>
+                <w:b w:val="0"/>
+                <w:sz w:val="17"/>
+              </w:rPr>
+              <w:t xml:space="preserve">Store and signature-check only</w:t>
+            </w:r>
+          </w:p>
+        </w:tc>
+        <w:tc>
+          <w:tcPr>
+            <w:tcW w:type="dxa" w:w="1278"/>
+            <w:vAlign w:val="center"/>
+          </w:tcPr>
+          <w:p>
+            <w:pPr>
+              <w:spacing w:after="0"/>
+            </w:pPr>
+            <w:r>
+              <w:rPr>
+                <w:rFonts w:ascii="Aptos" w:hAnsi="Aptos"/>
+                <w:b w:val="0"/>
+                <w:sz w:val="17"/>
+              </w:rPr>
+              <w:t xml:space="preserve">Fetching attacker-chosen URLs from the server is an SSRF risk and may download live malware</w:t>
+            </w:r>
+          </w:p>
+        </w:tc>
+        <w:tc>
+          <w:tcPr>
+            <w:tcW w:type="dxa" w:w="1278"/>
+            <w:vAlign w:val="center"/>
+          </w:tcPr>
+          <w:p>
+            <w:pPr>
+              <w:spacing w:after="0"/>
+            </w:pPr>
+            <w:r>
+              <w:rPr>
+                <w:rFonts w:ascii="Aptos" w:hAnsi="Aptos"/>
+                <w:b w:val="0"/>
+                <w:sz w:val="17"/>
+              </w:rPr>
+              <w:t xml:space="preserve">Links get only the signature stage until the sandbox can render URLs</w:t>
+            </w:r>
+          </w:p>
+        </w:tc>
+        <w:tc>
+          <w:tcPr>
+            <w:tcW w:type="dxa" w:w="1278"/>
+            <w:vAlign w:val="center"/>
+          </w:tcPr>
+          <w:p>
+            <w:pPr>
+              <w:spacing w:after="0"/>
+            </w:pPr>
+            <w:r>
+              <w:rPr>
+                <w:rFonts w:ascii="Aptos" w:hAnsi="Aptos"/>
+                <w:b w:val="0"/>
+                <w:sz w:val="17"/>
+              </w:rPr>
+              <w:t xml:space="preserve"/>
             </w:r>
           </w:p>
         </w:tc>
@@ -6167,13 +7589,13 @@
             <w:pPr>
               <w:spacing w:after="0"/>
             </w:pPr>
-            <w:r/>
-            <w:r>
-              <w:rPr>
-                <w:rFonts w:ascii="Aptos" w:hAnsi="Aptos"/>
-                <w:b w:val="0"/>
-                <w:sz w:val="17"/>
-              </w:rPr>
+            <w:r>
+              <w:rPr>
+                <w:rFonts w:ascii="Aptos" w:hAnsi="Aptos"/>
+                <w:b w:val="0"/>
+                <w:sz w:val="17"/>
+              </w:rPr>
+              <w:t xml:space="preserve">T-01</w:t>
             </w:r>
           </w:p>
         </w:tc>
@@ -6186,13 +7608,13 @@
             <w:pPr>
               <w:spacing w:after="0"/>
             </w:pPr>
-            <w:r/>
-            <w:r>
-              <w:rPr>
-                <w:rFonts w:ascii="Aptos" w:hAnsi="Aptos"/>
-                <w:b w:val="0"/>
-                <w:sz w:val="17"/>
-              </w:rPr>
+            <w:r>
+              <w:rPr>
+                <w:rFonts w:ascii="Aptos" w:hAnsi="Aptos"/>
+                <w:b w:val="0"/>
+                <w:sz w:val="17"/>
+              </w:rPr>
+              <w:t xml:space="preserve">FR01</w:t>
             </w:r>
           </w:p>
         </w:tc>
@@ -6205,13 +7627,13 @@
             <w:pPr>
               <w:spacing w:after="0"/>
             </w:pPr>
-            <w:r/>
-            <w:r>
-              <w:rPr>
-                <w:rFonts w:ascii="Aptos" w:hAnsi="Aptos"/>
-                <w:b w:val="0"/>
-                <w:sz w:val="17"/>
-              </w:rPr>
+            <w:r>
+              <w:rPr>
+                <w:rFonts w:ascii="Aptos" w:hAnsi="Aptos"/>
+                <w:b w:val="0"/>
+                <w:sz w:val="17"/>
+              </w:rPr>
+              <w:t xml:space="preserve">Automated integration</w:t>
             </w:r>
           </w:p>
         </w:tc>
@@ -6224,13 +7646,13 @@
             <w:pPr>
               <w:spacing w:after="0"/>
             </w:pPr>
-            <w:r/>
-            <w:r>
-              <w:rPr>
-                <w:rFonts w:ascii="Aptos" w:hAnsi="Aptos"/>
-                <w:b w:val="0"/>
-                <w:sz w:val="17"/>
-              </w:rPr>
+            <w:r>
+              <w:rPr>
+                <w:rFonts w:ascii="Aptos" w:hAnsi="Aptos"/>
+                <w:b w:val="0"/>
+                <w:sz w:val="17"/>
+              </w:rPr>
+              <w:t xml:space="preserve">npm test; mock analyzer; in-memory SQLite</w:t>
             </w:r>
           </w:p>
         </w:tc>
@@ -6243,13 +7665,13 @@
             <w:pPr>
               <w:spacing w:after="0"/>
             </w:pPr>
-            <w:r/>
-            <w:r>
-              <w:rPr>
-                <w:rFonts w:ascii="Aptos" w:hAnsi="Aptos"/>
-                <w:b w:val="0"/>
-                <w:sz w:val="17"/>
-              </w:rPr>
+            <w:r>
+              <w:rPr>
+                <w:rFonts w:ascii="Aptos" w:hAnsi="Aptos"/>
+                <w:b w:val="0"/>
+                <w:sz w:val="17"/>
+              </w:rPr>
+              <w:t xml:space="preserve">Upload returns 202 queued, then completes with signature and static_analysis results; ?wait=true returns 201</w:t>
             </w:r>
           </w:p>
         </w:tc>
@@ -6262,13 +7684,13 @@
             <w:pPr>
               <w:spacing w:after="0"/>
             </w:pPr>
-            <w:r/>
-            <w:r>
-              <w:rPr>
-                <w:rFonts w:ascii="Aptos" w:hAnsi="Aptos"/>
-                <w:b w:val="0"/>
-                <w:sz w:val="17"/>
-              </w:rPr>
+            <w:r>
+              <w:rPr>
+                <w:rFonts w:ascii="Aptos" w:hAnsi="Aptos"/>
+                <w:b w:val="0"/>
+                <w:sz w:val="17"/>
+              </w:rPr>
+              <w:t xml:space="preserve">As expected</w:t>
             </w:r>
           </w:p>
         </w:tc>
@@ -6281,13 +7703,13 @@
             <w:pPr>
               <w:spacing w:after="0"/>
             </w:pPr>
-            <w:r/>
-            <w:r>
-              <w:rPr>
-                <w:rFonts w:ascii="Aptos" w:hAnsi="Aptos"/>
-                <w:b w:val="0"/>
-                <w:sz w:val="17"/>
-              </w:rPr>
+            <w:r>
+              <w:rPr>
+                <w:rFonts w:ascii="Aptos" w:hAnsi="Aptos"/>
+                <w:b w:val="0"/>
+                <w:sz w:val="17"/>
+              </w:rPr>
+              <w:t xml:space="preserve">Pass</w:t>
             </w:r>
           </w:p>
         </w:tc>
@@ -6300,13 +7722,13 @@
             <w:pPr>
               <w:spacing w:after="0"/>
             </w:pPr>
-            <w:r/>
-            <w:r>
-              <w:rPr>
-                <w:rFonts w:ascii="Aptos" w:hAnsi="Aptos"/>
-                <w:b w:val="0"/>
-                <w:sz w:val="17"/>
-              </w:rPr>
+            <w:r>
+              <w:rPr>
+                <w:rFonts w:ascii="Aptos" w:hAnsi="Aptos"/>
+                <w:b w:val="0"/>
+                <w:sz w:val="17"/>
+              </w:rPr>
+              <w:t xml:space="preserve">samples.test.js; backend/test/, commit d7c0e5b</w:t>
             </w:r>
           </w:p>
         </w:tc>
@@ -6319,13 +7741,13 @@
             <w:pPr>
               <w:spacing w:after="0"/>
             </w:pPr>
-            <w:r/>
-            <w:r>
-              <w:rPr>
-                <w:rFonts w:ascii="Aptos" w:hAnsi="Aptos"/>
-                <w:b w:val="0"/>
-                <w:sz w:val="17"/>
-              </w:rPr>
+            <w:r>
+              <w:rPr>
+                <w:rFonts w:ascii="Aptos" w:hAnsi="Aptos"/>
+                <w:b w:val="0"/>
+                <w:sz w:val="17"/>
+              </w:rPr>
+              <w:t xml:space="preserve">2026-10-06</w:t>
             </w:r>
           </w:p>
         </w:tc>
@@ -6343,13 +7765,13 @@
             <w:pPr>
               <w:spacing w:after="0"/>
             </w:pPr>
-            <w:r/>
-            <w:r>
-              <w:rPr>
-                <w:rFonts w:ascii="Aptos" w:hAnsi="Aptos"/>
-                <w:b w:val="0"/>
-                <w:sz w:val="17"/>
-              </w:rPr>
+            <w:r>
+              <w:rPr>
+                <w:rFonts w:ascii="Aptos" w:hAnsi="Aptos"/>
+                <w:b w:val="0"/>
+                <w:sz w:val="17"/>
+              </w:rPr>
+              <w:t xml:space="preserve">T-02</w:t>
             </w:r>
           </w:p>
         </w:tc>
@@ -6362,13 +7784,13 @@
             <w:pPr>
               <w:spacing w:after="0"/>
             </w:pPr>
-            <w:r/>
-            <w:r>
-              <w:rPr>
-                <w:rFonts w:ascii="Aptos" w:hAnsi="Aptos"/>
-                <w:b w:val="0"/>
-                <w:sz w:val="17"/>
-              </w:rPr>
+            <w:r>
+              <w:rPr>
+                <w:rFonts w:ascii="Aptos" w:hAnsi="Aptos"/>
+                <w:b w:val="0"/>
+                <w:sz w:val="17"/>
+              </w:rPr>
+              <w:t xml:space="preserve">FR02</w:t>
             </w:r>
           </w:p>
         </w:tc>
@@ -6381,13 +7803,13 @@
             <w:pPr>
               <w:spacing w:after="0"/>
             </w:pPr>
-            <w:r/>
-            <w:r>
-              <w:rPr>
-                <w:rFonts w:ascii="Aptos" w:hAnsi="Aptos"/>
-                <w:b w:val="0"/>
-                <w:sz w:val="17"/>
-              </w:rPr>
+            <w:r>
+              <w:rPr>
+                <w:rFonts w:ascii="Aptos" w:hAnsi="Aptos"/>
+                <w:b w:val="0"/>
+                <w:sz w:val="17"/>
+              </w:rPr>
+              <w:t xml:space="preserve">Automated integration</w:t>
             </w:r>
           </w:p>
         </w:tc>
@@ -6400,13 +7822,13 @@
             <w:pPr>
               <w:spacing w:after="0"/>
             </w:pPr>
-            <w:r/>
-            <w:r>
-              <w:rPr>
-                <w:rFonts w:ascii="Aptos" w:hAnsi="Aptos"/>
-                <w:b w:val="0"/>
-                <w:sz w:val="17"/>
-              </w:rPr>
+            <w:r>
+              <w:rPr>
+                <w:rFonts w:ascii="Aptos" w:hAnsi="Aptos"/>
+                <w:b w:val="0"/>
+                <w:sz w:val="17"/>
+              </w:rPr>
+              <w:t xml:space="preserve">npm test; mock analyzer; in-memory SQLite</w:t>
             </w:r>
           </w:p>
         </w:tc>
@@ -6419,13 +7841,13 @@
             <w:pPr>
               <w:spacing w:after="0"/>
             </w:pPr>
-            <w:r/>
-            <w:r>
-              <w:rPr>
-                <w:rFonts w:ascii="Aptos" w:hAnsi="Aptos"/>
-                <w:b w:val="0"/>
-                <w:sz w:val="17"/>
-              </w:rPr>
+            <w:r>
+              <w:rPr>
+                <w:rFonts w:ascii="Aptos" w:hAnsi="Aptos"/>
+                <w:b w:val="0"/>
+                <w:sz w:val="17"/>
+              </w:rPr>
+              <w:t xml:space="preserve">EICAR test file returns signature_match true with the catalog entry name</w:t>
             </w:r>
           </w:p>
         </w:tc>
@@ -6438,13 +7860,13 @@
             <w:pPr>
               <w:spacing w:after="0"/>
             </w:pPr>
-            <w:r/>
-            <w:r>
-              <w:rPr>
-                <w:rFonts w:ascii="Aptos" w:hAnsi="Aptos"/>
-                <w:b w:val="0"/>
-                <w:sz w:val="17"/>
-              </w:rPr>
+            <w:r>
+              <w:rPr>
+                <w:rFonts w:ascii="Aptos" w:hAnsi="Aptos"/>
+                <w:b w:val="0"/>
+                <w:sz w:val="17"/>
+              </w:rPr>
+              <w:t xml:space="preserve">As expected</w:t>
             </w:r>
           </w:p>
         </w:tc>
@@ -6457,13 +7879,13 @@
             <w:pPr>
               <w:spacing w:after="0"/>
             </w:pPr>
-            <w:r/>
-            <w:r>
-              <w:rPr>
-                <w:rFonts w:ascii="Aptos" w:hAnsi="Aptos"/>
-                <w:b w:val="0"/>
-                <w:sz w:val="17"/>
-              </w:rPr>
+            <w:r>
+              <w:rPr>
+                <w:rFonts w:ascii="Aptos" w:hAnsi="Aptos"/>
+                <w:b w:val="0"/>
+                <w:sz w:val="17"/>
+              </w:rPr>
+              <w:t xml:space="preserve">Pass</w:t>
             </w:r>
           </w:p>
         </w:tc>
@@ -6476,13 +7898,13 @@
             <w:pPr>
               <w:spacing w:after="0"/>
             </w:pPr>
-            <w:r/>
-            <w:r>
-              <w:rPr>
-                <w:rFonts w:ascii="Aptos" w:hAnsi="Aptos"/>
-                <w:b w:val="0"/>
-                <w:sz w:val="17"/>
-              </w:rPr>
+            <w:r>
+              <w:rPr>
+                <w:rFonts w:ascii="Aptos" w:hAnsi="Aptos"/>
+                <w:b w:val="0"/>
+                <w:sz w:val="17"/>
+              </w:rPr>
+              <w:t xml:space="preserve">samples.test.js; backend/test/, commit d7c0e5b</w:t>
             </w:r>
           </w:p>
         </w:tc>
@@ -6495,13 +7917,13 @@
             <w:pPr>
               <w:spacing w:after="0"/>
             </w:pPr>
-            <w:r/>
-            <w:r>
-              <w:rPr>
-                <w:rFonts w:ascii="Aptos" w:hAnsi="Aptos"/>
-                <w:b w:val="0"/>
-                <w:sz w:val="17"/>
-              </w:rPr>
+            <w:r>
+              <w:rPr>
+                <w:rFonts w:ascii="Aptos" w:hAnsi="Aptos"/>
+                <w:b w:val="0"/>
+                <w:sz w:val="17"/>
+              </w:rPr>
+              <w:t xml:space="preserve">2026-10-06</w:t>
             </w:r>
           </w:p>
         </w:tc>
@@ -6519,13 +7941,13 @@
             <w:pPr>
               <w:spacing w:after="0"/>
             </w:pPr>
-            <w:r/>
-            <w:r>
-              <w:rPr>
-                <w:rFonts w:ascii="Aptos" w:hAnsi="Aptos"/>
-                <w:b w:val="0"/>
-                <w:sz w:val="17"/>
-              </w:rPr>
+            <w:r>
+              <w:rPr>
+                <w:rFonts w:ascii="Aptos" w:hAnsi="Aptos"/>
+                <w:b w:val="0"/>
+                <w:sz w:val="17"/>
+              </w:rPr>
+              <w:t xml:space="preserve">T-03</w:t>
             </w:r>
           </w:p>
         </w:tc>
@@ -6538,13 +7960,13 @@
             <w:pPr>
               <w:spacing w:after="0"/>
             </w:pPr>
-            <w:r/>
-            <w:r>
-              <w:rPr>
-                <w:rFonts w:ascii="Aptos" w:hAnsi="Aptos"/>
-                <w:b w:val="0"/>
-                <w:sz w:val="17"/>
-              </w:rPr>
+            <w:r>
+              <w:rPr>
+                <w:rFonts w:ascii="Aptos" w:hAnsi="Aptos"/>
+                <w:b w:val="0"/>
+                <w:sz w:val="17"/>
+              </w:rPr>
+              <w:t xml:space="preserve">Link analysis (professor suggestion 4)</w:t>
             </w:r>
           </w:p>
         </w:tc>
@@ -6557,13 +7979,13 @@
             <w:pPr>
               <w:spacing w:after="0"/>
             </w:pPr>
-            <w:r/>
-            <w:r>
-              <w:rPr>
-                <w:rFonts w:ascii="Aptos" w:hAnsi="Aptos"/>
-                <w:b w:val="0"/>
-                <w:sz w:val="17"/>
-              </w:rPr>
+            <w:r>
+              <w:rPr>
+                <w:rFonts w:ascii="Aptos" w:hAnsi="Aptos"/>
+                <w:b w:val="0"/>
+                <w:sz w:val="17"/>
+              </w:rPr>
+              <w:t xml:space="preserve">Automated integration</w:t>
             </w:r>
           </w:p>
         </w:tc>
@@ -6576,13 +7998,13 @@
             <w:pPr>
               <w:spacing w:after="0"/>
             </w:pPr>
-            <w:r/>
-            <w:r>
-              <w:rPr>
-                <w:rFonts w:ascii="Aptos" w:hAnsi="Aptos"/>
-                <w:b w:val="0"/>
-                <w:sz w:val="17"/>
-              </w:rPr>
+            <w:r>
+              <w:rPr>
+                <w:rFonts w:ascii="Aptos" w:hAnsi="Aptos"/>
+                <w:b w:val="0"/>
+                <w:sz w:val="17"/>
+              </w:rPr>
+              <w:t xml:space="preserve">npm test; mock analyzer; in-memory SQLite</w:t>
             </w:r>
           </w:p>
         </w:tc>
@@ -6595,13 +8017,13 @@
             <w:pPr>
               <w:spacing w:after="0"/>
             </w:pPr>
-            <w:r/>
-            <w:r>
-              <w:rPr>
-                <w:rFonts w:ascii="Aptos" w:hAnsi="Aptos"/>
-                <w:b w:val="0"/>
-                <w:sz w:val="17"/>
-              </w:rPr>
+            <w:r>
+              <w:rPr>
+                <w:rFonts w:ascii="Aptos" w:hAnsi="Aptos"/>
+                <w:b w:val="0"/>
+                <w:sz w:val="17"/>
+              </w:rPr>
+              <w:t xml:space="preserve">Cataloged domain matches; unknown URL does not; malformed, non-http and oversized URLs return 400</w:t>
             </w:r>
           </w:p>
         </w:tc>
@@ -6614,13 +8036,13 @@
             <w:pPr>
               <w:spacing w:after="0"/>
             </w:pPr>
-            <w:r/>
-            <w:r>
-              <w:rPr>
-                <w:rFonts w:ascii="Aptos" w:hAnsi="Aptos"/>
-                <w:b w:val="0"/>
-                <w:sz w:val="17"/>
-              </w:rPr>
+            <w:r>
+              <w:rPr>
+                <w:rFonts w:ascii="Aptos" w:hAnsi="Aptos"/>
+                <w:b w:val="0"/>
+                <w:sz w:val="17"/>
+              </w:rPr>
+              <w:t xml:space="preserve">As expected</w:t>
             </w:r>
           </w:p>
         </w:tc>
@@ -6633,13 +8055,13 @@
             <w:pPr>
               <w:spacing w:after="0"/>
             </w:pPr>
-            <w:r/>
-            <w:r>
-              <w:rPr>
-                <w:rFonts w:ascii="Aptos" w:hAnsi="Aptos"/>
-                <w:b w:val="0"/>
-                <w:sz w:val="17"/>
-              </w:rPr>
+            <w:r>
+              <w:rPr>
+                <w:rFonts w:ascii="Aptos" w:hAnsi="Aptos"/>
+                <w:b w:val="0"/>
+                <w:sz w:val="17"/>
+              </w:rPr>
+              <w:t xml:space="preserve">Pass</w:t>
             </w:r>
           </w:p>
         </w:tc>
@@ -6652,13 +8074,13 @@
             <w:pPr>
               <w:spacing w:after="0"/>
             </w:pPr>
-            <w:r/>
-            <w:r>
-              <w:rPr>
-                <w:rFonts w:ascii="Aptos" w:hAnsi="Aptos"/>
-                <w:b w:val="0"/>
-                <w:sz w:val="17"/>
-              </w:rPr>
+            <w:r>
+              <w:rPr>
+                <w:rFonts w:ascii="Aptos" w:hAnsi="Aptos"/>
+                <w:b w:val="0"/>
+                <w:sz w:val="17"/>
+              </w:rPr>
+              <w:t xml:space="preserve">samples.test.js; backend/test/, commit d7c0e5b</w:t>
             </w:r>
           </w:p>
         </w:tc>
@@ -6671,13 +8093,13 @@
             <w:pPr>
               <w:spacing w:after="0"/>
             </w:pPr>
-            <w:r/>
-            <w:r>
-              <w:rPr>
-                <w:rFonts w:ascii="Aptos" w:hAnsi="Aptos"/>
-                <w:b w:val="0"/>
-                <w:sz w:val="17"/>
-              </w:rPr>
+            <w:r>
+              <w:rPr>
+                <w:rFonts w:ascii="Aptos" w:hAnsi="Aptos"/>
+                <w:b w:val="0"/>
+                <w:sz w:val="17"/>
+              </w:rPr>
+              <w:t xml:space="preserve">2026-10-06</w:t>
             </w:r>
           </w:p>
         </w:tc>
@@ -6695,13 +8117,13 @@
             <w:pPr>
               <w:spacing w:after="0"/>
             </w:pPr>
-            <w:r/>
-            <w:r>
-              <w:rPr>
-                <w:rFonts w:ascii="Aptos" w:hAnsi="Aptos"/>
-                <w:b w:val="0"/>
-                <w:sz w:val="17"/>
-              </w:rPr>
+            <w:r>
+              <w:rPr>
+                <w:rFonts w:ascii="Aptos" w:hAnsi="Aptos"/>
+                <w:b w:val="0"/>
+                <w:sz w:val="17"/>
+              </w:rPr>
+              <w:t xml:space="preserve">T-04</w:t>
             </w:r>
           </w:p>
         </w:tc>
@@ -6714,13 +8136,13 @@
             <w:pPr>
               <w:spacing w:after="0"/>
             </w:pPr>
-            <w:r/>
-            <w:r>
-              <w:rPr>
-                <w:rFonts w:ascii="Aptos" w:hAnsi="Aptos"/>
-                <w:b w:val="0"/>
-                <w:sz w:val="17"/>
-              </w:rPr>
+            <w:r>
+              <w:rPr>
+                <w:rFonts w:ascii="Aptos" w:hAnsi="Aptos"/>
+                <w:b w:val="0"/>
+                <w:sz w:val="17"/>
+              </w:rPr>
+              <w:t xml:space="preserve">FR08</w:t>
             </w:r>
           </w:p>
         </w:tc>
@@ -6733,13 +8155,13 @@
             <w:pPr>
               <w:spacing w:after="0"/>
             </w:pPr>
-            <w:r/>
-            <w:r>
-              <w:rPr>
-                <w:rFonts w:ascii="Aptos" w:hAnsi="Aptos"/>
-                <w:b w:val="0"/>
-                <w:sz w:val="17"/>
-              </w:rPr>
+            <w:r>
+              <w:rPr>
+                <w:rFonts w:ascii="Aptos" w:hAnsi="Aptos"/>
+                <w:b w:val="0"/>
+                <w:sz w:val="17"/>
+              </w:rPr>
+              <w:t xml:space="preserve">Automated integration</w:t>
             </w:r>
           </w:p>
         </w:tc>
@@ -6752,13 +8174,13 @@
             <w:pPr>
               <w:spacing w:after="0"/>
             </w:pPr>
-            <w:r/>
-            <w:r>
-              <w:rPr>
-                <w:rFonts w:ascii="Aptos" w:hAnsi="Aptos"/>
-                <w:b w:val="0"/>
-                <w:sz w:val="17"/>
-              </w:rPr>
+            <w:r>
+              <w:rPr>
+                <w:rFonts w:ascii="Aptos" w:hAnsi="Aptos"/>
+                <w:b w:val="0"/>
+                <w:sz w:val="17"/>
+              </w:rPr>
+              <w:t xml:space="preserve">npm test; mock analyzer; in-memory SQLite</w:t>
             </w:r>
           </w:p>
         </w:tc>
@@ -6771,13 +8193,13 @@
             <w:pPr>
               <w:spacing w:after="0"/>
             </w:pPr>
-            <w:r/>
-            <w:r>
-              <w:rPr>
-                <w:rFonts w:ascii="Aptos" w:hAnsi="Aptos"/>
-                <w:b w:val="0"/>
-                <w:sz w:val="17"/>
-              </w:rPr>
+            <w:r>
+              <w:rPr>
+                <w:rFonts w:ascii="Aptos" w:hAnsi="Aptos"/>
+                <w:b w:val="0"/>
+                <w:sz w:val="17"/>
+              </w:rPr>
+              <w:t xml:space="preserve">History lists newest first with working limit and offset; unknown id returns 404</w:t>
             </w:r>
           </w:p>
         </w:tc>
@@ -6790,13 +8212,13 @@
             <w:pPr>
               <w:spacing w:after="0"/>
             </w:pPr>
-            <w:r/>
-            <w:r>
-              <w:rPr>
-                <w:rFonts w:ascii="Aptos" w:hAnsi="Aptos"/>
-                <w:b w:val="0"/>
-                <w:sz w:val="17"/>
-              </w:rPr>
+            <w:r>
+              <w:rPr>
+                <w:rFonts w:ascii="Aptos" w:hAnsi="Aptos"/>
+                <w:b w:val="0"/>
+                <w:sz w:val="17"/>
+              </w:rPr>
+              <w:t xml:space="preserve">As expected</w:t>
             </w:r>
           </w:p>
         </w:tc>
@@ -6809,13 +8231,13 @@
             <w:pPr>
               <w:spacing w:after="0"/>
             </w:pPr>
-            <w:r/>
-            <w:r>
-              <w:rPr>
-                <w:rFonts w:ascii="Aptos" w:hAnsi="Aptos"/>
-                <w:b w:val="0"/>
-                <w:sz w:val="17"/>
-              </w:rPr>
+            <w:r>
+              <w:rPr>
+                <w:rFonts w:ascii="Aptos" w:hAnsi="Aptos"/>
+                <w:b w:val="0"/>
+                <w:sz w:val="17"/>
+              </w:rPr>
+              <w:t xml:space="preserve">Pass</w:t>
             </w:r>
           </w:p>
         </w:tc>
@@ -6828,13 +8250,13 @@
             <w:pPr>
               <w:spacing w:after="0"/>
             </w:pPr>
-            <w:r/>
-            <w:r>
-              <w:rPr>
-                <w:rFonts w:ascii="Aptos" w:hAnsi="Aptos"/>
-                <w:b w:val="0"/>
-                <w:sz w:val="17"/>
-              </w:rPr>
+            <w:r>
+              <w:rPr>
+                <w:rFonts w:ascii="Aptos" w:hAnsi="Aptos"/>
+                <w:b w:val="0"/>
+                <w:sz w:val="17"/>
+              </w:rPr>
+              <w:t xml:space="preserve">samples.test.js; backend/test/, commit d7c0e5b</w:t>
             </w:r>
           </w:p>
         </w:tc>
@@ -6847,13 +8269,13 @@
             <w:pPr>
               <w:spacing w:after="0"/>
             </w:pPr>
-            <w:r/>
-            <w:r>
-              <w:rPr>
-                <w:rFonts w:ascii="Aptos" w:hAnsi="Aptos"/>
-                <w:b w:val="0"/>
-                <w:sz w:val="17"/>
-              </w:rPr>
+            <w:r>
+              <w:rPr>
+                <w:rFonts w:ascii="Aptos" w:hAnsi="Aptos"/>
+                <w:b w:val="0"/>
+                <w:sz w:val="17"/>
+              </w:rPr>
+              <w:t xml:space="preserve">2026-10-06</w:t>
             </w:r>
           </w:p>
         </w:tc>
@@ -6871,13 +8293,13 @@
             <w:pPr>
               <w:spacing w:after="0"/>
             </w:pPr>
-            <w:r/>
-            <w:r>
-              <w:rPr>
-                <w:rFonts w:ascii="Aptos" w:hAnsi="Aptos"/>
-                <w:b w:val="0"/>
-                <w:sz w:val="17"/>
-              </w:rPr>
+            <w:r>
+              <w:rPr>
+                <w:rFonts w:ascii="Aptos" w:hAnsi="Aptos"/>
+                <w:b w:val="0"/>
+                <w:sz w:val="17"/>
+              </w:rPr>
+              <w:t xml:space="preserve">T-05</w:t>
             </w:r>
           </w:p>
         </w:tc>
@@ -6890,13 +8312,13 @@
             <w:pPr>
               <w:spacing w:after="0"/>
             </w:pPr>
-            <w:r/>
-            <w:r>
-              <w:rPr>
-                <w:rFonts w:ascii="Aptos" w:hAnsi="Aptos"/>
-                <w:b w:val="0"/>
-                <w:sz w:val="17"/>
-              </w:rPr>
+            <w:r>
+              <w:rPr>
+                <w:rFonts w:ascii="Aptos" w:hAnsi="Aptos"/>
+                <w:b w:val="0"/>
+                <w:sz w:val="17"/>
+              </w:rPr>
+              <w:t xml:space="preserve">Job queue (NFR Performance)</w:t>
             </w:r>
           </w:p>
         </w:tc>
@@ -6909,13 +8331,13 @@
             <w:pPr>
               <w:spacing w:after="0"/>
             </w:pPr>
-            <w:r/>
-            <w:r>
-              <w:rPr>
-                <w:rFonts w:ascii="Aptos" w:hAnsi="Aptos"/>
-                <w:b w:val="0"/>
-                <w:sz w:val="17"/>
-              </w:rPr>
+            <w:r>
+              <w:rPr>
+                <w:rFonts w:ascii="Aptos" w:hAnsi="Aptos"/>
+                <w:b w:val="0"/>
+                <w:sz w:val="17"/>
+              </w:rPr>
+              <w:t xml:space="preserve">Automated unit</w:t>
             </w:r>
           </w:p>
         </w:tc>
@@ -6928,13 +8350,13 @@
             <w:pPr>
               <w:spacing w:after="0"/>
             </w:pPr>
-            <w:r/>
-            <w:r>
-              <w:rPr>
-                <w:rFonts w:ascii="Aptos" w:hAnsi="Aptos"/>
-                <w:b w:val="0"/>
-                <w:sz w:val="17"/>
-              </w:rPr>
+            <w:r>
+              <w:rPr>
+                <w:rFonts w:ascii="Aptos" w:hAnsi="Aptos"/>
+                <w:b w:val="0"/>
+                <w:sz w:val="17"/>
+              </w:rPr>
+              <w:t xml:space="preserve">npm test; in-memory SQLite</w:t>
             </w:r>
           </w:p>
         </w:tc>
@@ -6947,13 +8369,13 @@
             <w:pPr>
               <w:spacing w:after="0"/>
             </w:pPr>
-            <w:r/>
-            <w:r>
-              <w:rPr>
-                <w:rFonts w:ascii="Aptos" w:hAnsi="Aptos"/>
-                <w:b w:val="0"/>
-                <w:sz w:val="17"/>
-              </w:rPr>
+            <w:r>
+              <w:rPr>
+                <w:rFonts w:ascii="Aptos" w:hAnsi="Aptos"/>
+                <w:b w:val="0"/>
+                <w:sz w:val="17"/>
+              </w:rPr>
+              <w:t xml:space="preserve">queued to running to completed; failed job does not stop the queue; concurrency limit held; interrupted jobs re-queued</w:t>
             </w:r>
           </w:p>
         </w:tc>
@@ -6966,13 +8388,13 @@
             <w:pPr>
               <w:spacing w:after="0"/>
             </w:pPr>
-            <w:r/>
-            <w:r>
-              <w:rPr>
-                <w:rFonts w:ascii="Aptos" w:hAnsi="Aptos"/>
-                <w:b w:val="0"/>
-                <w:sz w:val="17"/>
-              </w:rPr>
+            <w:r>
+              <w:rPr>
+                <w:rFonts w:ascii="Aptos" w:hAnsi="Aptos"/>
+                <w:b w:val="0"/>
+                <w:sz w:val="17"/>
+              </w:rPr>
+              <w:t xml:space="preserve">As expected (5 tests)</w:t>
             </w:r>
           </w:p>
         </w:tc>
@@ -6985,13 +8407,13 @@
             <w:pPr>
               <w:spacing w:after="0"/>
             </w:pPr>
-            <w:r/>
-            <w:r>
-              <w:rPr>
-                <w:rFonts w:ascii="Aptos" w:hAnsi="Aptos"/>
-                <w:b w:val="0"/>
-                <w:sz w:val="17"/>
-              </w:rPr>
+            <w:r>
+              <w:rPr>
+                <w:rFonts w:ascii="Aptos" w:hAnsi="Aptos"/>
+                <w:b w:val="0"/>
+                <w:sz w:val="17"/>
+              </w:rPr>
+              <w:t xml:space="preserve">Pass</w:t>
             </w:r>
           </w:p>
         </w:tc>
@@ -7004,13 +8426,13 @@
             <w:pPr>
               <w:spacing w:after="0"/>
             </w:pPr>
-            <w:r/>
-            <w:r>
-              <w:rPr>
-                <w:rFonts w:ascii="Aptos" w:hAnsi="Aptos"/>
-                <w:b w:val="0"/>
-                <w:sz w:val="17"/>
-              </w:rPr>
+            <w:r>
+              <w:rPr>
+                <w:rFonts w:ascii="Aptos" w:hAnsi="Aptos"/>
+                <w:b w:val="0"/>
+                <w:sz w:val="17"/>
+              </w:rPr>
+              <w:t xml:space="preserve">jobQueue.test.js; backend/test/, commit d7c0e5b</w:t>
             </w:r>
           </w:p>
         </w:tc>
@@ -7023,13 +8445,717 @@
             <w:pPr>
               <w:spacing w:after="0"/>
             </w:pPr>
-            <w:r/>
-            <w:r>
-              <w:rPr>
-                <w:rFonts w:ascii="Aptos" w:hAnsi="Aptos"/>
-                <w:b w:val="0"/>
-                <w:sz w:val="17"/>
-              </w:rPr>
+            <w:r>
+              <w:rPr>
+                <w:rFonts w:ascii="Aptos" w:hAnsi="Aptos"/>
+                <w:b w:val="0"/>
+                <w:sz w:val="17"/>
+              </w:rPr>
+              <w:t xml:space="preserve">2026-10-06</w:t>
+            </w:r>
+          </w:p>
+        </w:tc>
+      </w:tr>
+      <w:tr>
+        <w:trPr>
+          <w:cantSplit/>
+        </w:trPr>
+        <w:tc>
+          <w:tcPr>
+            <w:tcW w:type="dxa" w:w="1136"/>
+            <w:vAlign w:val="center"/>
+          </w:tcPr>
+          <w:p>
+            <w:pPr>
+              <w:spacing w:after="0"/>
+            </w:pPr>
+            <w:r>
+              <w:rPr>
+                <w:rFonts w:ascii="Aptos" w:hAnsi="Aptos"/>
+                <w:b w:val="0"/>
+                <w:sz w:val="17"/>
+              </w:rPr>
+              <w:t xml:space="preserve">T-06</w:t>
+            </w:r>
+          </w:p>
+        </w:tc>
+        <w:tc>
+          <w:tcPr>
+            <w:tcW w:type="dxa" w:w="1136"/>
+            <w:vAlign w:val="center"/>
+          </w:tcPr>
+          <w:p>
+            <w:pPr>
+              <w:spacing w:after="0"/>
+            </w:pPr>
+            <w:r>
+              <w:rPr>
+                <w:rFonts w:ascii="Aptos" w:hAnsi="Aptos"/>
+                <w:b w:val="0"/>
+                <w:sz w:val="17"/>
+              </w:rPr>
+              <w:t xml:space="preserve">FR02</w:t>
+            </w:r>
+          </w:p>
+        </w:tc>
+        <w:tc>
+          <w:tcPr>
+            <w:tcW w:type="dxa" w:w="1136"/>
+            <w:vAlign w:val="center"/>
+          </w:tcPr>
+          <w:p>
+            <w:pPr>
+              <w:spacing w:after="0"/>
+            </w:pPr>
+            <w:r>
+              <w:rPr>
+                <w:rFonts w:ascii="Aptos" w:hAnsi="Aptos"/>
+                <w:b w:val="0"/>
+                <w:sz w:val="17"/>
+              </w:rPr>
+              <w:t xml:space="preserve">Automated unit</w:t>
+            </w:r>
+          </w:p>
+        </w:tc>
+        <w:tc>
+          <w:tcPr>
+            <w:tcW w:type="dxa" w:w="1136"/>
+            <w:vAlign w:val="center"/>
+          </w:tcPr>
+          <w:p>
+            <w:pPr>
+              <w:spacing w:after="0"/>
+            </w:pPr>
+            <w:r>
+              <w:rPr>
+                <w:rFonts w:ascii="Aptos" w:hAnsi="Aptos"/>
+                <w:b w:val="0"/>
+                <w:sz w:val="17"/>
+              </w:rPr>
+              <w:t xml:space="preserve">npm test</w:t>
+            </w:r>
+          </w:p>
+        </w:tc>
+        <w:tc>
+          <w:tcPr>
+            <w:tcW w:type="dxa" w:w="1136"/>
+            <w:vAlign w:val="center"/>
+          </w:tcPr>
+          <w:p>
+            <w:pPr>
+              <w:spacing w:after="0"/>
+            </w:pPr>
+            <w:r>
+              <w:rPr>
+                <w:rFonts w:ascii="Aptos" w:hAnsi="Aptos"/>
+                <w:b w:val="0"/>
+                <w:sz w:val="17"/>
+              </w:rPr>
+              <w:t xml:space="preserve">Catalog loads; truncated hash rejected at load; domain and URL matching rules</w:t>
+            </w:r>
+          </w:p>
+        </w:tc>
+        <w:tc>
+          <w:tcPr>
+            <w:tcW w:type="dxa" w:w="1136"/>
+            <w:vAlign w:val="center"/>
+          </w:tcPr>
+          <w:p>
+            <w:pPr>
+              <w:spacing w:after="0"/>
+            </w:pPr>
+            <w:r>
+              <w:rPr>
+                <w:rFonts w:ascii="Aptos" w:hAnsi="Aptos"/>
+                <w:b w:val="0"/>
+                <w:sz w:val="17"/>
+              </w:rPr>
+              <w:t xml:space="preserve">As expected (7 tests)</w:t>
+            </w:r>
+          </w:p>
+        </w:tc>
+        <w:tc>
+          <w:tcPr>
+            <w:tcW w:type="dxa" w:w="1136"/>
+            <w:vAlign w:val="center"/>
+          </w:tcPr>
+          <w:p>
+            <w:pPr>
+              <w:spacing w:after="0"/>
+            </w:pPr>
+            <w:r>
+              <w:rPr>
+                <w:rFonts w:ascii="Aptos" w:hAnsi="Aptos"/>
+                <w:b w:val="0"/>
+                <w:sz w:val="17"/>
+              </w:rPr>
+              <w:t xml:space="preserve">Pass</w:t>
+            </w:r>
+          </w:p>
+        </w:tc>
+        <w:tc>
+          <w:tcPr>
+            <w:tcW w:type="dxa" w:w="1136"/>
+            <w:vAlign w:val="center"/>
+          </w:tcPr>
+          <w:p>
+            <w:pPr>
+              <w:spacing w:after="0"/>
+            </w:pPr>
+            <w:r>
+              <w:rPr>
+                <w:rFonts w:ascii="Aptos" w:hAnsi="Aptos"/>
+                <w:b w:val="0"/>
+                <w:sz w:val="17"/>
+              </w:rPr>
+              <w:t xml:space="preserve">catalog.test.js; backend/test/, commit d7c0e5b</w:t>
+            </w:r>
+          </w:p>
+        </w:tc>
+        <w:tc>
+          <w:tcPr>
+            <w:tcW w:type="dxa" w:w="1136"/>
+            <w:vAlign w:val="center"/>
+          </w:tcPr>
+          <w:p>
+            <w:pPr>
+              <w:spacing w:after="0"/>
+            </w:pPr>
+            <w:r>
+              <w:rPr>
+                <w:rFonts w:ascii="Aptos" w:hAnsi="Aptos"/>
+                <w:b w:val="0"/>
+                <w:sz w:val="17"/>
+              </w:rPr>
+              <w:t xml:space="preserve">2026-10-06</w:t>
+            </w:r>
+          </w:p>
+        </w:tc>
+      </w:tr>
+      <w:tr>
+        <w:trPr>
+          <w:cantSplit/>
+        </w:trPr>
+        <w:tc>
+          <w:tcPr>
+            <w:tcW w:type="dxa" w:w="1136"/>
+            <w:vAlign w:val="center"/>
+          </w:tcPr>
+          <w:p>
+            <w:pPr>
+              <w:spacing w:after="0"/>
+            </w:pPr>
+            <w:r>
+              <w:rPr>
+                <w:rFonts w:ascii="Aptos" w:hAnsi="Aptos"/>
+                <w:b w:val="0"/>
+                <w:sz w:val="17"/>
+              </w:rPr>
+              <w:t xml:space="preserve">T-07</w:t>
+            </w:r>
+          </w:p>
+        </w:tc>
+        <w:tc>
+          <w:tcPr>
+            <w:tcW w:type="dxa" w:w="1136"/>
+            <w:vAlign w:val="center"/>
+          </w:tcPr>
+          <w:p>
+            <w:pPr>
+              <w:spacing w:after="0"/>
+            </w:pPr>
+            <w:r>
+              <w:rPr>
+                <w:rFonts w:ascii="Aptos" w:hAnsi="Aptos"/>
+                <w:b w:val="0"/>
+                <w:sz w:val="17"/>
+              </w:rPr>
+              <w:t xml:space="preserve">Stage failure handling (NFR Safety)</w:t>
+            </w:r>
+          </w:p>
+        </w:tc>
+        <w:tc>
+          <w:tcPr>
+            <w:tcW w:type="dxa" w:w="1136"/>
+            <w:vAlign w:val="center"/>
+          </w:tcPr>
+          <w:p>
+            <w:pPr>
+              <w:spacing w:after="0"/>
+            </w:pPr>
+            <w:r>
+              <w:rPr>
+                <w:rFonts w:ascii="Aptos" w:hAnsi="Aptos"/>
+                <w:b w:val="0"/>
+                <w:sz w:val="17"/>
+              </w:rPr>
+              <w:t xml:space="preserve">Automated</w:t>
+            </w:r>
+          </w:p>
+        </w:tc>
+        <w:tc>
+          <w:tcPr>
+            <w:tcW w:type="dxa" w:w="1136"/>
+            <w:vAlign w:val="center"/>
+          </w:tcPr>
+          <w:p>
+            <w:pPr>
+              <w:spacing w:after="0"/>
+            </w:pPr>
+            <w:r>
+              <w:rPr>
+                <w:rFonts w:ascii="Aptos" w:hAnsi="Aptos"/>
+                <w:b w:val="0"/>
+                <w:sz w:val="17"/>
+              </w:rPr>
+              <w:t xml:space="preserve">npm test; mock analyzer; in-memory SQLite</w:t>
+            </w:r>
+          </w:p>
+        </w:tc>
+        <w:tc>
+          <w:tcPr>
+            <w:tcW w:type="dxa" w:w="1136"/>
+            <w:vAlign w:val="center"/>
+          </w:tcPr>
+          <w:p>
+            <w:pPr>
+              <w:spacing w:after="0"/>
+            </w:pPr>
+            <w:r>
+              <w:rPr>
+                <w:rFonts w:ascii="Aptos" w:hAnsi="Aptos"/>
+                <w:b w:val="0"/>
+                <w:sz w:val="17"/>
+              </w:rPr>
+              <w:t xml:space="preserve">A failing analyzer fails only its own stage; HTTP stage errors map to codes</w:t>
+            </w:r>
+          </w:p>
+        </w:tc>
+        <w:tc>
+          <w:tcPr>
+            <w:tcW w:type="dxa" w:w="1136"/>
+            <w:vAlign w:val="center"/>
+          </w:tcPr>
+          <w:p>
+            <w:pPr>
+              <w:spacing w:after="0"/>
+            </w:pPr>
+            <w:r>
+              <w:rPr>
+                <w:rFonts w:ascii="Aptos" w:hAnsi="Aptos"/>
+                <w:b w:val="0"/>
+                <w:sz w:val="17"/>
+              </w:rPr>
+              <w:t xml:space="preserve">As expected</w:t>
+            </w:r>
+          </w:p>
+        </w:tc>
+        <w:tc>
+          <w:tcPr>
+            <w:tcW w:type="dxa" w:w="1136"/>
+            <w:vAlign w:val="center"/>
+          </w:tcPr>
+          <w:p>
+            <w:pPr>
+              <w:spacing w:after="0"/>
+            </w:pPr>
+            <w:r>
+              <w:rPr>
+                <w:rFonts w:ascii="Aptos" w:hAnsi="Aptos"/>
+                <w:b w:val="0"/>
+                <w:sz w:val="17"/>
+              </w:rPr>
+              <w:t xml:space="preserve">Pass</w:t>
+            </w:r>
+          </w:p>
+        </w:tc>
+        <w:tc>
+          <w:tcPr>
+            <w:tcW w:type="dxa" w:w="1136"/>
+            <w:vAlign w:val="center"/>
+          </w:tcPr>
+          <w:p>
+            <w:pPr>
+              <w:spacing w:after="0"/>
+            </w:pPr>
+            <w:r>
+              <w:rPr>
+                <w:rFonts w:ascii="Aptos" w:hAnsi="Aptos"/>
+                <w:b w:val="0"/>
+                <w:sz w:val="17"/>
+              </w:rPr>
+              <w:t xml:space="preserve">samples.test.js, httpStage.test.js; backend/test/, commit d7c0e5b</w:t>
+            </w:r>
+          </w:p>
+        </w:tc>
+        <w:tc>
+          <w:tcPr>
+            <w:tcW w:type="dxa" w:w="1136"/>
+            <w:vAlign w:val="center"/>
+          </w:tcPr>
+          <w:p>
+            <w:pPr>
+              <w:spacing w:after="0"/>
+            </w:pPr>
+            <w:r>
+              <w:rPr>
+                <w:rFonts w:ascii="Aptos" w:hAnsi="Aptos"/>
+                <w:b w:val="0"/>
+                <w:sz w:val="17"/>
+              </w:rPr>
+              <w:t xml:space="preserve">2026-10-06</w:t>
+            </w:r>
+          </w:p>
+        </w:tc>
+      </w:tr>
+      <w:tr>
+        <w:trPr>
+          <w:cantSplit/>
+        </w:trPr>
+        <w:tc>
+          <w:tcPr>
+            <w:tcW w:type="dxa" w:w="1136"/>
+            <w:vAlign w:val="center"/>
+          </w:tcPr>
+          <w:p>
+            <w:pPr>
+              <w:spacing w:after="0"/>
+            </w:pPr>
+            <w:r>
+              <w:rPr>
+                <w:rFonts w:ascii="Aptos" w:hAnsi="Aptos"/>
+                <w:b w:val="0"/>
+                <w:sz w:val="17"/>
+              </w:rPr>
+              <w:t xml:space="preserve">T-08</w:t>
+            </w:r>
+          </w:p>
+        </w:tc>
+        <w:tc>
+          <w:tcPr>
+            <w:tcW w:type="dxa" w:w="1136"/>
+            <w:vAlign w:val="center"/>
+          </w:tcPr>
+          <w:p>
+            <w:pPr>
+              <w:spacing w:after="0"/>
+            </w:pPr>
+            <w:r>
+              <w:rPr>
+                <w:rFonts w:ascii="Aptos" w:hAnsi="Aptos"/>
+                <w:b w:val="0"/>
+                <w:sz w:val="17"/>
+              </w:rPr>
+              <w:t xml:space="preserve">FR01, FR02</w:t>
+            </w:r>
+          </w:p>
+        </w:tc>
+        <w:tc>
+          <w:tcPr>
+            <w:tcW w:type="dxa" w:w="1136"/>
+            <w:vAlign w:val="center"/>
+          </w:tcPr>
+          <w:p>
+            <w:pPr>
+              <w:spacing w:after="0"/>
+            </w:pPr>
+            <w:r>
+              <w:rPr>
+                <w:rFonts w:ascii="Aptos" w:hAnsi="Aptos"/>
+                <w:b w:val="0"/>
+                <w:sz w:val="17"/>
+              </w:rPr>
+              <w:t xml:space="preserve">Manual</w:t>
+            </w:r>
+          </w:p>
+        </w:tc>
+        <w:tc>
+          <w:tcPr>
+            <w:tcW w:type="dxa" w:w="1136"/>
+            <w:vAlign w:val="center"/>
+          </w:tcPr>
+          <w:p>
+            <w:pPr>
+              <w:spacing w:after="0"/>
+            </w:pPr>
+            <w:r>
+              <w:rPr>
+                <w:rFonts w:ascii="Aptos" w:hAnsi="Aptos"/>
+                <w:b w:val="0"/>
+                <w:sz w:val="17"/>
+              </w:rPr>
+              <w:t xml:space="preserve">npm run dev on macOS, Node 22; curl</w:t>
+            </w:r>
+          </w:p>
+        </w:tc>
+        <w:tc>
+          <w:tcPr>
+            <w:tcW w:type="dxa" w:w="1136"/>
+            <w:vAlign w:val="center"/>
+          </w:tcPr>
+          <w:p>
+            <w:pPr>
+              <w:spacing w:after="0"/>
+            </w:pPr>
+            <w:r>
+              <w:rPr>
+                <w:rFonts w:ascii="Aptos" w:hAnsi="Aptos"/>
+                <w:b w:val="0"/>
+                <w:sz w:val="17"/>
+              </w:rPr>
+              <w:t xml:space="preserve">Health check answers; uploaded file is hashed and stored; EICAR upload returns signature_match true</w:t>
+            </w:r>
+          </w:p>
+        </w:tc>
+        <w:tc>
+          <w:tcPr>
+            <w:tcW w:type="dxa" w:w="1136"/>
+            <w:vAlign w:val="center"/>
+          </w:tcPr>
+          <w:p>
+            <w:pPr>
+              <w:spacing w:after="0"/>
+            </w:pPr>
+            <w:r>
+              <w:rPr>
+                <w:rFonts w:ascii="Aptos" w:hAnsi="Aptos"/>
+                <w:b w:val="0"/>
+                <w:sz w:val="17"/>
+              </w:rPr>
+              <w:t xml:space="preserve">As expected</w:t>
+            </w:r>
+          </w:p>
+        </w:tc>
+        <w:tc>
+          <w:tcPr>
+            <w:tcW w:type="dxa" w:w="1136"/>
+            <w:vAlign w:val="center"/>
+          </w:tcPr>
+          <w:p>
+            <w:pPr>
+              <w:spacing w:after="0"/>
+            </w:pPr>
+            <w:r>
+              <w:rPr>
+                <w:rFonts w:ascii="Aptos" w:hAnsi="Aptos"/>
+                <w:b w:val="0"/>
+                <w:sz w:val="17"/>
+              </w:rPr>
+              <w:t xml:space="preserve">Pass at commit 1e37923. Not yet repeated on macOS for d7c0e5b</w:t>
+            </w:r>
+          </w:p>
+        </w:tc>
+        <w:tc>
+          <w:tcPr>
+            <w:tcW w:type="dxa" w:w="1136"/>
+            <w:vAlign w:val="center"/>
+          </w:tcPr>
+          <w:p>
+            <w:pPr>
+              <w:spacing w:after="0"/>
+            </w:pPr>
+            <w:r>
+              <w:rPr>
+                <w:rFonts w:ascii="Aptos" w:hAnsi="Aptos"/>
+                <w:b w:val="0"/>
+                <w:sz w:val="17"/>
+              </w:rPr>
+              <w:t xml:space="preserve">Terminal output, 2026-10-06 session</w:t>
+            </w:r>
+          </w:p>
+        </w:tc>
+        <w:tc>
+          <w:tcPr>
+            <w:tcW w:type="dxa" w:w="1136"/>
+            <w:vAlign w:val="center"/>
+          </w:tcPr>
+          <w:p>
+            <w:pPr>
+              <w:spacing w:after="0"/>
+            </w:pPr>
+            <w:r>
+              <w:rPr>
+                <w:rFonts w:ascii="Aptos" w:hAnsi="Aptos"/>
+                <w:b w:val="0"/>
+                <w:sz w:val="17"/>
+              </w:rPr>
+              <w:t xml:space="preserve">2026-10-06</w:t>
+            </w:r>
+          </w:p>
+        </w:tc>
+      </w:tr>
+      <w:tr>
+        <w:trPr>
+          <w:cantSplit/>
+        </w:trPr>
+        <w:tc>
+          <w:tcPr>
+            <w:tcW w:type="dxa" w:w="1136"/>
+            <w:vAlign w:val="center"/>
+          </w:tcPr>
+          <w:p>
+            <w:pPr>
+              <w:spacing w:after="0"/>
+            </w:pPr>
+            <w:r>
+              <w:rPr>
+                <w:rFonts w:ascii="Aptos" w:hAnsi="Aptos"/>
+                <w:b w:val="0"/>
+                <w:sz w:val="17"/>
+              </w:rPr>
+              <w:t xml:space="preserve">T-09</w:t>
+            </w:r>
+          </w:p>
+        </w:tc>
+        <w:tc>
+          <w:tcPr>
+            <w:tcW w:type="dxa" w:w="1136"/>
+            <w:vAlign w:val="center"/>
+          </w:tcPr>
+          <w:p>
+            <w:pPr>
+              <w:spacing w:after="0"/>
+            </w:pPr>
+            <w:r>
+              <w:rPr>
+                <w:rFonts w:ascii="Aptos" w:hAnsi="Aptos"/>
+                <w:b w:val="0"/>
+                <w:sz w:val="17"/>
+              </w:rPr>
+              <w:t xml:space="preserve">FR01, FR08</w:t>
+            </w:r>
+          </w:p>
+        </w:tc>
+        <w:tc>
+          <w:tcPr>
+            <w:tcW w:type="dxa" w:w="1136"/>
+            <w:vAlign w:val="center"/>
+          </w:tcPr>
+          <w:p>
+            <w:pPr>
+              <w:spacing w:after="0"/>
+            </w:pPr>
+            <w:r>
+              <w:rPr>
+                <w:rFonts w:ascii="Aptos" w:hAnsi="Aptos"/>
+                <w:b w:val="0"/>
+                <w:sz w:val="17"/>
+              </w:rPr>
+              <w:t xml:space="preserve">Manual</w:t>
+            </w:r>
+          </w:p>
+        </w:tc>
+        <w:tc>
+          <w:tcPr>
+            <w:tcW w:type="dxa" w:w="1136"/>
+            <w:vAlign w:val="center"/>
+          </w:tcPr>
+          <w:p>
+            <w:pPr>
+              <w:spacing w:after="0"/>
+            </w:pPr>
+            <w:r>
+              <w:rPr>
+                <w:rFonts w:ascii="Aptos" w:hAnsi="Aptos"/>
+                <w:b w:val="0"/>
+                <w:sz w:val="17"/>
+              </w:rPr>
+              <w:t xml:space="preserve">node src/server.js on Linux, Node 22.22.0; curl; database created with the pre-queue schema</w:t>
+            </w:r>
+          </w:p>
+        </w:tc>
+        <w:tc>
+          <w:tcPr>
+            <w:tcW w:type="dxa" w:w="1136"/>
+            <w:vAlign w:val="center"/>
+          </w:tcPr>
+          <w:p>
+            <w:pPr>
+              <w:spacing w:after="0"/>
+            </w:pPr>
+            <w:r>
+              <w:rPr>
+                <w:rFonts w:ascii="Aptos" w:hAnsi="Aptos"/>
+                <w:b w:val="0"/>
+                <w:sz w:val="17"/>
+              </w:rPr>
+              <w:t xml:space="preserve">Old database is migrated and old rows still read; all five routes behave as documented; 27 MB upload returns 413</w:t>
+            </w:r>
+          </w:p>
+        </w:tc>
+        <w:tc>
+          <w:tcPr>
+            <w:tcW w:type="dxa" w:w="1136"/>
+            <w:vAlign w:val="center"/>
+          </w:tcPr>
+          <w:p>
+            <w:pPr>
+              <w:spacing w:after="0"/>
+            </w:pPr>
+            <w:r>
+              <w:rPr>
+                <w:rFonts w:ascii="Aptos" w:hAnsi="Aptos"/>
+                <w:b w:val="0"/>
+                <w:sz w:val="17"/>
+              </w:rPr>
+              <w:t xml:space="preserve">As expected</w:t>
+            </w:r>
+          </w:p>
+        </w:tc>
+        <w:tc>
+          <w:tcPr>
+            <w:tcW w:type="dxa" w:w="1136"/>
+            <w:vAlign w:val="center"/>
+          </w:tcPr>
+          <w:p>
+            <w:pPr>
+              <w:spacing w:after="0"/>
+            </w:pPr>
+            <w:r>
+              <w:rPr>
+                <w:rFonts w:ascii="Aptos" w:hAnsi="Aptos"/>
+                <w:b w:val="0"/>
+                <w:sz w:val="17"/>
+              </w:rPr>
+              <w:t xml:space="preserve">Pass</w:t>
+            </w:r>
+          </w:p>
+        </w:tc>
+        <w:tc>
+          <w:tcPr>
+            <w:tcW w:type="dxa" w:w="1136"/>
+            <w:vAlign w:val="center"/>
+          </w:tcPr>
+          <w:p>
+            <w:pPr>
+              <w:spacing w:after="0"/>
+            </w:pPr>
+            <w:r>
+              <w:rPr>
+                <w:rFonts w:ascii="Aptos" w:hAnsi="Aptos"/>
+                <w:b w:val="0"/>
+                <w:sz w:val="17"/>
+              </w:rPr>
+              <w:t xml:space="preserve">Commit d7c0e5b</w:t>
+            </w:r>
+          </w:p>
+        </w:tc>
+        <w:tc>
+          <w:tcPr>
+            <w:tcW w:type="dxa" w:w="1136"/>
+            <w:vAlign w:val="center"/>
+          </w:tcPr>
+          <w:p>
+            <w:pPr>
+              <w:spacing w:after="0"/>
+            </w:pPr>
+            <w:r>
+              <w:rPr>
+                <w:rFonts w:ascii="Aptos" w:hAnsi="Aptos"/>
+                <w:b w:val="0"/>
+                <w:sz w:val="17"/>
+              </w:rPr>
+              <w:t xml:space="preserve">2026-10-06</w:t>
             </w:r>
           </w:p>
         </w:tc>
@@ -7211,13 +9337,13 @@
             <w:pPr>
               <w:spacing w:after="0"/>
             </w:pPr>
-            <w:r/>
-            <w:r>
-              <w:rPr>
-                <w:rFonts w:ascii="Aptos" w:hAnsi="Aptos"/>
-                <w:b w:val="0"/>
-                <w:sz w:val="17"/>
-              </w:rPr>
+            <w:r>
+              <w:rPr>
+                <w:rFonts w:ascii="Aptos" w:hAnsi="Aptos"/>
+                <w:b w:val="0"/>
+                <w:sz w:val="17"/>
+              </w:rPr>
+              <w:t xml:space="preserve">Partial</w:t>
             </w:r>
           </w:p>
         </w:tc>
@@ -7230,13 +9356,13 @@
             <w:pPr>
               <w:spacing w:after="0"/>
             </w:pPr>
-            <w:r/>
-            <w:r>
-              <w:rPr>
-                <w:rFonts w:ascii="Aptos" w:hAnsi="Aptos"/>
-                <w:b w:val="0"/>
-                <w:sz w:val="17"/>
-              </w:rPr>
+            <w:r>
+              <w:rPr>
+                <w:rFonts w:ascii="Aptos" w:hAnsi="Aptos"/>
+                <w:b w:val="0"/>
+                <w:sz w:val="17"/>
+              </w:rPr>
+              <w:t xml:space="preserve">Upload size limit, URL scheme and length checks, numeric ids, JSON body limit. File type is not checked at upload.</w:t>
             </w:r>
           </w:p>
         </w:tc>
@@ -7249,13 +9375,13 @@
             <w:pPr>
               <w:spacing w:after="0"/>
             </w:pPr>
-            <w:r/>
-            <w:r>
-              <w:rPr>
-                <w:rFonts w:ascii="Aptos" w:hAnsi="Aptos"/>
-                <w:b w:val="0"/>
-                <w:sz w:val="17"/>
-              </w:rPr>
+            <w:r>
+              <w:rPr>
+                <w:rFonts w:ascii="Aptos" w:hAnsi="Aptos"/>
+                <w:b w:val="0"/>
+                <w:sz w:val="17"/>
+              </w:rPr>
+              <w:t xml:space="preserve">D.G</w:t>
             </w:r>
           </w:p>
         </w:tc>
@@ -7312,13 +9438,13 @@
             <w:pPr>
               <w:spacing w:after="0"/>
             </w:pPr>
-            <w:r/>
-            <w:r>
-              <w:rPr>
-                <w:rFonts w:ascii="Aptos" w:hAnsi="Aptos"/>
-                <w:b w:val="0"/>
-                <w:sz w:val="17"/>
-              </w:rPr>
+            <w:r>
+              <w:rPr>
+                <w:rFonts w:ascii="Aptos" w:hAnsi="Aptos"/>
+                <w:b w:val="0"/>
+                <w:sz w:val="17"/>
+              </w:rPr>
+              <w:t xml:space="preserve">Partial</w:t>
             </w:r>
           </w:p>
         </w:tc>
@@ -7331,13 +9457,13 @@
             <w:pPr>
               <w:spacing w:after="0"/>
             </w:pPr>
-            <w:r/>
-            <w:r>
-              <w:rPr>
-                <w:rFonts w:ascii="Aptos" w:hAnsi="Aptos"/>
-                <w:b w:val="0"/>
-                <w:sz w:val="17"/>
-              </w:rPr>
+            <w:r>
+              <w:rPr>
+                <w:rFonts w:ascii="Aptos" w:hAnsi="Aptos"/>
+                <w:b w:val="0"/>
+                <w:sz w:val="17"/>
+              </w:rPr>
+              <w:t xml:space="preserve">Every error is JSON with a stable code; a failing stage does not fail the scan. Logging is console output only.</w:t>
             </w:r>
           </w:p>
         </w:tc>
@@ -7350,13 +9476,13 @@
             <w:pPr>
               <w:spacing w:after="0"/>
             </w:pPr>
-            <w:r/>
-            <w:r>
-              <w:rPr>
-                <w:rFonts w:ascii="Aptos" w:hAnsi="Aptos"/>
-                <w:b w:val="0"/>
-                <w:sz w:val="17"/>
-              </w:rPr>
+            <w:r>
+              <w:rPr>
+                <w:rFonts w:ascii="Aptos" w:hAnsi="Aptos"/>
+                <w:b w:val="0"/>
+                <w:sz w:val="17"/>
+              </w:rPr>
+              <w:t xml:space="preserve">D.G</w:t>
             </w:r>
           </w:p>
         </w:tc>
@@ -7413,13 +9539,13 @@
             <w:pPr>
               <w:spacing w:after="0"/>
             </w:pPr>
-            <w:r/>
-            <w:r>
-              <w:rPr>
-                <w:rFonts w:ascii="Aptos" w:hAnsi="Aptos"/>
-                <w:b w:val="0"/>
-                <w:sz w:val="17"/>
-              </w:rPr>
+            <w:r>
+              <w:rPr>
+                <w:rFonts w:ascii="Aptos" w:hAnsi="Aptos"/>
+                <w:b w:val="0"/>
+                <w:sz w:val="17"/>
+              </w:rPr>
+              <w:t xml:space="preserve">Partial</w:t>
             </w:r>
           </w:p>
         </w:tc>
@@ -7432,13 +9558,13 @@
             <w:pPr>
               <w:spacing w:after="0"/>
             </w:pPr>
-            <w:r/>
-            <w:r>
-              <w:rPr>
-                <w:rFonts w:ascii="Aptos" w:hAnsi="Aptos"/>
-                <w:b w:val="0"/>
-                <w:sz w:val="17"/>
-              </w:rPr>
+            <w:r>
+              <w:rPr>
+                <w:rFonts w:ascii="Aptos" w:hAnsi="Aptos"/>
+                <w:b w:val="0"/>
+                <w:sz w:val="17"/>
+              </w:rPr>
+              <w:t xml:space="preserve">No secrets in the repository; .env, the database and uploads are gitignored. No authentication. Uploaded samples are stored unencrypted on disk.</w:t>
             </w:r>
           </w:p>
         </w:tc>
@@ -7451,13 +9577,13 @@
             <w:pPr>
               <w:spacing w:after="0"/>
             </w:pPr>
-            <w:r/>
-            <w:r>
-              <w:rPr>
-                <w:rFonts w:ascii="Aptos" w:hAnsi="Aptos"/>
-                <w:b w:val="0"/>
-                <w:sz w:val="17"/>
-              </w:rPr>
+            <w:r>
+              <w:rPr>
+                <w:rFonts w:ascii="Aptos" w:hAnsi="Aptos"/>
+                <w:b w:val="0"/>
+                <w:sz w:val="17"/>
+              </w:rPr>
+              <w:t xml:space="preserve">D.G</w:t>
             </w:r>
           </w:p>
         </w:tc>
@@ -7514,13 +9640,13 @@
             <w:pPr>
               <w:spacing w:after="0"/>
             </w:pPr>
-            <w:r/>
-            <w:r>
-              <w:rPr>
-                <w:rFonts w:ascii="Aptos" w:hAnsi="Aptos"/>
-                <w:b w:val="0"/>
-                <w:sz w:val="17"/>
-              </w:rPr>
+            <w:r>
+              <w:rPr>
+                <w:rFonts w:ascii="Aptos" w:hAnsi="Aptos"/>
+                <w:b w:val="0"/>
+                <w:sz w:val="17"/>
+              </w:rPr>
+              <w:t xml:space="preserve">Done</w:t>
             </w:r>
           </w:p>
         </w:tc>
@@ -7533,13 +9659,13 @@
             <w:pPr>
               <w:spacing w:after="0"/>
             </w:pPr>
-            <w:r/>
-            <w:r>
-              <w:rPr>
-                <w:rFonts w:ascii="Aptos" w:hAnsi="Aptos"/>
-                <w:b w:val="0"/>
-                <w:sz w:val="17"/>
-              </w:rPr>
+            <w:r>
+              <w:rPr>
+                <w:rFonts w:ascii="Aptos" w:hAnsi="Aptos"/>
+                <w:b w:val="0"/>
+                <w:sz w:val="17"/>
+              </w:rPr>
+              <w:t xml:space="preserve">package.json and package-lock.json; npm audit reported 0 vulnerabilities on 2026-10-06.</w:t>
             </w:r>
           </w:p>
         </w:tc>
@@ -7552,13 +9678,13 @@
             <w:pPr>
               <w:spacing w:after="0"/>
             </w:pPr>
-            <w:r/>
-            <w:r>
-              <w:rPr>
-                <w:rFonts w:ascii="Aptos" w:hAnsi="Aptos"/>
-                <w:b w:val="0"/>
-                <w:sz w:val="17"/>
-              </w:rPr>
+            <w:r>
+              <w:rPr>
+                <w:rFonts w:ascii="Aptos" w:hAnsi="Aptos"/>
+                <w:b w:val="0"/>
+                <w:sz w:val="17"/>
+              </w:rPr>
+              <w:t xml:space="preserve">D.G</w:t>
             </w:r>
           </w:p>
         </w:tc>
@@ -7615,13 +9741,13 @@
             <w:pPr>
               <w:spacing w:after="0"/>
             </w:pPr>
-            <w:r/>
-            <w:r>
-              <w:rPr>
-                <w:rFonts w:ascii="Aptos" w:hAnsi="Aptos"/>
-                <w:b w:val="0"/>
-                <w:sz w:val="17"/>
-              </w:rPr>
+            <w:r>
+              <w:rPr>
+                <w:rFonts w:ascii="Aptos" w:hAnsi="Aptos"/>
+                <w:b w:val="0"/>
+                <w:sz w:val="17"/>
+              </w:rPr>
+              <w:t xml:space="preserve">Partial</w:t>
             </w:r>
           </w:p>
         </w:tc>
@@ -7634,13 +9760,13 @@
             <w:pPr>
               <w:spacing w:after="0"/>
             </w:pPr>
-            <w:r/>
-            <w:r>
-              <w:rPr>
-                <w:rFonts w:ascii="Aptos" w:hAnsi="Aptos"/>
-                <w:b w:val="0"/>
-                <w:sz w:val="17"/>
-              </w:rPr>
+            <w:r>
+              <w:rPr>
+                <w:rFonts w:ascii="Aptos" w:hAnsi="Aptos"/>
+                <w:b w:val="0"/>
+                <w:sz w:val="17"/>
+              </w:rPr>
+              <w:t xml:space="preserve">API contract drafted in docs/api-contract.md; not yet agreed with the frontend.</w:t>
             </w:r>
           </w:p>
         </w:tc>
@@ -7653,13 +9779,13 @@
             <w:pPr>
               <w:spacing w:after="0"/>
             </w:pPr>
-            <w:r/>
-            <w:r>
-              <w:rPr>
-                <w:rFonts w:ascii="Aptos" w:hAnsi="Aptos"/>
-                <w:b w:val="0"/>
-                <w:sz w:val="17"/>
-              </w:rPr>
+            <w:r>
+              <w:rPr>
+                <w:rFonts w:ascii="Aptos" w:hAnsi="Aptos"/>
+                <w:b w:val="0"/>
+                <w:sz w:val="17"/>
+              </w:rPr>
+              <w:t xml:space="preserve">D.G</w:t>
             </w:r>
           </w:p>
         </w:tc>
@@ -7716,13 +9842,13 @@
             <w:pPr>
               <w:spacing w:after="0"/>
             </w:pPr>
-            <w:r/>
-            <w:r>
-              <w:rPr>
-                <w:rFonts w:ascii="Aptos" w:hAnsi="Aptos"/>
-                <w:b w:val="0"/>
-                <w:sz w:val="17"/>
-              </w:rPr>
+            <w:r>
+              <w:rPr>
+                <w:rFonts w:ascii="Aptos" w:hAnsi="Aptos"/>
+                <w:b w:val="0"/>
+                <w:sz w:val="17"/>
+              </w:rPr>
+              <w:t xml:space="preserve">Partial</w:t>
             </w:r>
           </w:p>
         </w:tc>
@@ -7735,13 +9861,13 @@
             <w:pPr>
               <w:spacing w:after="0"/>
             </w:pPr>
-            <w:r/>
-            <w:r>
-              <w:rPr>
-                <w:rFonts w:ascii="Aptos" w:hAnsi="Aptos"/>
-                <w:b w:val="0"/>
-                <w:sz w:val="17"/>
-              </w:rPr>
+            <w:r>
+              <w:rPr>
+                <w:rFonts w:ascii="Aptos" w:hAnsi="Aptos"/>
+                <w:b w:val="0"/>
+                <w:sz w:val="17"/>
+              </w:rPr>
+              <w:t xml:space="preserve">The backend never executes an upload or fetches a submitted URL; the analyzer runs without a shell, with a 15 s timeout and capped output. The timeout path has no automated test. Sandbox isolation belongs to Dynamic Analysis.</w:t>
             </w:r>
           </w:p>
         </w:tc>
@@ -7754,13 +9880,13 @@
             <w:pPr>
               <w:spacing w:after="0"/>
             </w:pPr>
-            <w:r/>
-            <w:r>
-              <w:rPr>
-                <w:rFonts w:ascii="Aptos" w:hAnsi="Aptos"/>
-                <w:b w:val="0"/>
-                <w:sz w:val="17"/>
-              </w:rPr>
+            <w:r>
+              <w:rPr>
+                <w:rFonts w:ascii="Aptos" w:hAnsi="Aptos"/>
+                <w:b w:val="0"/>
+                <w:sz w:val="17"/>
+              </w:rPr>
+              <w:t xml:space="preserve">D.G</w:t>
             </w:r>
           </w:p>
         </w:tc>
@@ -8033,13 +10159,13 @@
             <w:pPr>
               <w:spacing w:after="0"/>
             </w:pPr>
-            <w:r/>
-            <w:r>
-              <w:rPr>
-                <w:rFonts w:ascii="Aptos" w:hAnsi="Aptos"/>
-                <w:b w:val="0"/>
-                <w:sz w:val="17"/>
-              </w:rPr>
+            <w:r>
+              <w:rPr>
+                <w:rFonts w:ascii="Aptos" w:hAnsi="Aptos"/>
+                <w:b w:val="0"/>
+                <w:sz w:val="17"/>
+              </w:rPr>
+              <w:t xml:space="preserve">R-01</w:t>
             </w:r>
           </w:p>
         </w:tc>
@@ -8052,14 +10178,13 @@
             <w:pPr>
               <w:spacing w:after="0"/>
             </w:pPr>
-            <w:r/>
-            <w:r>
-              <w:rPr>
-                <w:rFonts w:ascii="Aptos" w:hAnsi="Aptos"/>
-                <w:b w:val="0"/>
-                <w:sz w:val="17"/>
-              </w:rPr>
-              <w:t>Risk / Issue / Debt</w:t>
+            <w:r>
+              <w:rPr>
+                <w:rFonts w:ascii="Aptos" w:hAnsi="Aptos"/>
+                <w:b w:val="0"/>
+                <w:sz w:val="17"/>
+              </w:rPr>
+              <w:t xml:space="preserve">Risk</w:t>
             </w:r>
           </w:p>
         </w:tc>
@@ -8072,13 +10197,13 @@
             <w:pPr>
               <w:spacing w:after="0"/>
             </w:pPr>
-            <w:r/>
-            <w:r>
-              <w:rPr>
-                <w:rFonts w:ascii="Aptos" w:hAnsi="Aptos"/>
-                <w:b w:val="0"/>
-                <w:sz w:val="17"/>
-              </w:rPr>
+            <w:r>
+              <w:rPr>
+                <w:rFonts w:ascii="Aptos" w:hAnsi="Aptos"/>
+                <w:b w:val="0"/>
+                <w:sz w:val="17"/>
+              </w:rPr>
+              <w:t xml:space="preserve">Static analysis runs against a mock analyzer, not the real analyze.py</w:t>
             </w:r>
           </w:p>
         </w:tc>
@@ -8091,13 +10216,13 @@
             <w:pPr>
               <w:spacing w:after="0"/>
             </w:pPr>
-            <w:r/>
-            <w:r>
-              <w:rPr>
-                <w:rFonts w:ascii="Aptos" w:hAnsi="Aptos"/>
-                <w:b w:val="0"/>
-                <w:sz w:val="17"/>
-              </w:rPr>
+            <w:r>
+              <w:rPr>
+                <w:rFonts w:ascii="Aptos" w:hAnsi="Aptos"/>
+                <w:b w:val="0"/>
+                <w:sz w:val="17"/>
+              </w:rPr>
+              <w:t xml:space="preserve">Real PE reports may break assumptions (size, fields)</w:t>
             </w:r>
           </w:p>
         </w:tc>
@@ -8110,13 +10235,13 @@
             <w:pPr>
               <w:spacing w:after="0"/>
             </w:pPr>
-            <w:r/>
-            <w:r>
-              <w:rPr>
-                <w:rFonts w:ascii="Aptos" w:hAnsi="Aptos"/>
-                <w:b w:val="0"/>
-                <w:sz w:val="17"/>
-              </w:rPr>
+            <w:r>
+              <w:rPr>
+                <w:rFonts w:ascii="Aptos" w:hAnsi="Aptos"/>
+                <w:b w:val="0"/>
+                <w:sz w:val="17"/>
+              </w:rPr>
+              <w:t xml:space="preserve">Medium</w:t>
             </w:r>
           </w:p>
         </w:tc>
@@ -8129,13 +10254,13 @@
             <w:pPr>
               <w:spacing w:after="0"/>
             </w:pPr>
-            <w:r/>
-            <w:r>
-              <w:rPr>
-                <w:rFonts w:ascii="Aptos" w:hAnsi="Aptos"/>
-                <w:b w:val="0"/>
-                <w:sz w:val="17"/>
-              </w:rPr>
+            <w:r>
+              <w:rPr>
+                <w:rFonts w:ascii="Aptos" w:hAnsi="Aptos"/>
+                <w:b w:val="0"/>
+                <w:sz w:val="17"/>
+              </w:rPr>
+              <w:t xml:space="preserve">Analyzer contract is checked (schema_version); swap ANALYZER_SCRIPT_PATH and retest when the branch merges</w:t>
             </w:r>
           </w:p>
         </w:tc>
@@ -8148,13 +10273,13 @@
             <w:pPr>
               <w:spacing w:after="0"/>
             </w:pPr>
-            <w:r/>
-            <w:r>
-              <w:rPr>
-                <w:rFonts w:ascii="Aptos" w:hAnsi="Aptos"/>
-                <w:b w:val="0"/>
-                <w:sz w:val="17"/>
-              </w:rPr>
+            <w:r>
+              <w:rPr>
+                <w:rFonts w:ascii="Aptos" w:hAnsi="Aptos"/>
+                <w:b w:val="0"/>
+                <w:sz w:val="17"/>
+              </w:rPr>
+              <w:t xml:space="preserve">D.G, Kyle</w:t>
             </w:r>
           </w:p>
         </w:tc>
@@ -8167,13 +10292,13 @@
             <w:pPr>
               <w:spacing w:after="0"/>
             </w:pPr>
-            <w:r/>
-            <w:r>
-              <w:rPr>
-                <w:rFonts w:ascii="Aptos" w:hAnsi="Aptos"/>
-                <w:b w:val="0"/>
-                <w:sz w:val="17"/>
-              </w:rPr>
+            <w:r>
+              <w:rPr>
+                <w:rFonts w:ascii="Aptos" w:hAnsi="Aptos"/>
+                <w:b w:val="0"/>
+                <w:sz w:val="17"/>
+              </w:rPr>
+              <w:t xml:space="preserve"/>
             </w:r>
           </w:p>
         </w:tc>
@@ -8186,13 +10311,13 @@
             <w:pPr>
               <w:spacing w:after="0"/>
             </w:pPr>
-            <w:r/>
-            <w:r>
-              <w:rPr>
-                <w:rFonts w:ascii="Aptos" w:hAnsi="Aptos"/>
-                <w:b w:val="0"/>
-                <w:sz w:val="17"/>
-              </w:rPr>
+            <w:r>
+              <w:rPr>
+                <w:rFonts w:ascii="Aptos" w:hAnsi="Aptos"/>
+                <w:b w:val="0"/>
+                <w:sz w:val="17"/>
+              </w:rPr>
+              <w:t xml:space="preserve">Open</w:t>
             </w:r>
           </w:p>
         </w:tc>
@@ -8210,13 +10335,13 @@
             <w:pPr>
               <w:spacing w:after="0"/>
             </w:pPr>
-            <w:r/>
-            <w:r>
-              <w:rPr>
-                <w:rFonts w:ascii="Aptos" w:hAnsi="Aptos"/>
-                <w:b w:val="0"/>
-                <w:sz w:val="17"/>
-              </w:rPr>
+            <w:r>
+              <w:rPr>
+                <w:rFonts w:ascii="Aptos" w:hAnsi="Aptos"/>
+                <w:b w:val="0"/>
+                <w:sz w:val="17"/>
+              </w:rPr>
+              <w:t xml:space="preserve">R-02</w:t>
             </w:r>
           </w:p>
         </w:tc>
@@ -8229,14 +10354,13 @@
             <w:pPr>
               <w:spacing w:after="0"/>
             </w:pPr>
-            <w:r/>
-            <w:r>
-              <w:rPr>
-                <w:rFonts w:ascii="Aptos" w:hAnsi="Aptos"/>
-                <w:b w:val="0"/>
-                <w:sz w:val="17"/>
-              </w:rPr>
-              <w:t>Risk / Issue / Debt</w:t>
+            <w:r>
+              <w:rPr>
+                <w:rFonts w:ascii="Aptos" w:hAnsi="Aptos"/>
+                <w:b w:val="0"/>
+                <w:sz w:val="17"/>
+              </w:rPr>
+              <w:t xml:space="preserve">Issue</w:t>
             </w:r>
           </w:p>
         </w:tc>
@@ -8249,13 +10373,13 @@
             <w:pPr>
               <w:spacing w:after="0"/>
             </w:pPr>
-            <w:r/>
-            <w:r>
-              <w:rPr>
-                <w:rFonts w:ascii="Aptos" w:hAnsi="Aptos"/>
-                <w:b w:val="0"/>
-                <w:sz w:val="17"/>
-              </w:rPr>
+            <w:r>
+              <w:rPr>
+                <w:rFonts w:ascii="Aptos" w:hAnsi="Aptos"/>
+                <w:b w:val="0"/>
+                <w:sz w:val="17"/>
+              </w:rPr>
+              <w:t xml:space="preserve">Sandbox telemetry schema unresolved: ML report_parser.py expects Cuckoo's JSON, the sandbox is custom</w:t>
             </w:r>
           </w:p>
         </w:tc>
@@ -8268,13 +10392,13 @@
             <w:pPr>
               <w:spacing w:after="0"/>
             </w:pPr>
-            <w:r/>
-            <w:r>
-              <w:rPr>
-                <w:rFonts w:ascii="Aptos" w:hAnsi="Aptos"/>
-                <w:b w:val="0"/>
-                <w:sz w:val="17"/>
-              </w:rPr>
+            <w:r>
+              <w:rPr>
+                <w:rFonts w:ascii="Aptos" w:hAnsi="Aptos"/>
+                <w:b w:val="0"/>
+                <w:sz w:val="17"/>
+              </w:rPr>
+              <w:t xml:space="preserve">Blocks the sandbox and behavioral ML stages</w:t>
             </w:r>
           </w:p>
         </w:tc>
@@ -8287,13 +10411,13 @@
             <w:pPr>
               <w:spacing w:after="0"/>
             </w:pPr>
-            <w:r/>
-            <w:r>
-              <w:rPr>
-                <w:rFonts w:ascii="Aptos" w:hAnsi="Aptos"/>
-                <w:b w:val="0"/>
-                <w:sz w:val="17"/>
-              </w:rPr>
+            <w:r>
+              <w:rPr>
+                <w:rFonts w:ascii="Aptos" w:hAnsi="Aptos"/>
+                <w:b w:val="0"/>
+                <w:sz w:val="17"/>
+              </w:rPr>
+              <w:t xml:space="preserve">High</w:t>
             </w:r>
           </w:p>
         </w:tc>
@@ -8306,13 +10430,13 @@
             <w:pPr>
               <w:spacing w:after="0"/>
             </w:pPr>
-            <w:r/>
-            <w:r>
-              <w:rPr>
-                <w:rFonts w:ascii="Aptos" w:hAnsi="Aptos"/>
-                <w:b w:val="0"/>
-                <w:sz w:val="17"/>
-              </w:rPr>
+            <w:r>
+              <w:rPr>
+                <w:rFonts w:ascii="Aptos" w:hAnsi="Aptos"/>
+                <w:b w:val="0"/>
+                <w:sz w:val="17"/>
+              </w:rPr>
+              <w:t xml:space="preserve">Three-way decision between Dynamic Analysis, ML and Backend on who adapts</w:t>
             </w:r>
           </w:p>
         </w:tc>
@@ -8325,13 +10449,13 @@
             <w:pPr>
               <w:spacing w:after="0"/>
             </w:pPr>
-            <w:r/>
-            <w:r>
-              <w:rPr>
-                <w:rFonts w:ascii="Aptos" w:hAnsi="Aptos"/>
-                <w:b w:val="0"/>
-                <w:sz w:val="17"/>
-              </w:rPr>
+            <w:r>
+              <w:rPr>
+                <w:rFonts w:ascii="Aptos" w:hAnsi="Aptos"/>
+                <w:b w:val="0"/>
+                <w:sz w:val="17"/>
+              </w:rPr>
+              <w:t xml:space="preserve">Dynamic Analysis, ML, D.G</w:t>
             </w:r>
           </w:p>
         </w:tc>
@@ -8344,13 +10468,13 @@
             <w:pPr>
               <w:spacing w:after="0"/>
             </w:pPr>
-            <w:r/>
-            <w:r>
-              <w:rPr>
-                <w:rFonts w:ascii="Aptos" w:hAnsi="Aptos"/>
-                <w:b w:val="0"/>
-                <w:sz w:val="17"/>
-              </w:rPr>
+            <w:r>
+              <w:rPr>
+                <w:rFonts w:ascii="Aptos" w:hAnsi="Aptos"/>
+                <w:b w:val="0"/>
+                <w:sz w:val="17"/>
+              </w:rPr>
+              <w:t xml:space="preserve"/>
             </w:r>
           </w:p>
         </w:tc>
@@ -8363,13 +10487,13 @@
             <w:pPr>
               <w:spacing w:after="0"/>
             </w:pPr>
-            <w:r/>
-            <w:r>
-              <w:rPr>
-                <w:rFonts w:ascii="Aptos" w:hAnsi="Aptos"/>
-                <w:b w:val="0"/>
-                <w:sz w:val="17"/>
-              </w:rPr>
+            <w:r>
+              <w:rPr>
+                <w:rFonts w:ascii="Aptos" w:hAnsi="Aptos"/>
+                <w:b w:val="0"/>
+                <w:sz w:val="17"/>
+              </w:rPr>
+              <w:t xml:space="preserve">Open</w:t>
             </w:r>
           </w:p>
         </w:tc>
@@ -8387,13 +10511,13 @@
             <w:pPr>
               <w:spacing w:after="0"/>
             </w:pPr>
-            <w:r/>
-            <w:r>
-              <w:rPr>
-                <w:rFonts w:ascii="Aptos" w:hAnsi="Aptos"/>
-                <w:b w:val="0"/>
-                <w:sz w:val="17"/>
-              </w:rPr>
+            <w:r>
+              <w:rPr>
+                <w:rFonts w:ascii="Aptos" w:hAnsi="Aptos"/>
+                <w:b w:val="0"/>
+                <w:sz w:val="17"/>
+              </w:rPr>
+              <w:t xml:space="preserve">R-03</w:t>
             </w:r>
           </w:p>
         </w:tc>
@@ -8406,14 +10530,13 @@
             <w:pPr>
               <w:spacing w:after="0"/>
             </w:pPr>
-            <w:r/>
-            <w:r>
-              <w:rPr>
-                <w:rFonts w:ascii="Aptos" w:hAnsi="Aptos"/>
-                <w:b w:val="0"/>
-                <w:sz w:val="17"/>
-              </w:rPr>
-              <w:t>Risk / Issue / Debt</w:t>
+            <w:r>
+              <w:rPr>
+                <w:rFonts w:ascii="Aptos" w:hAnsi="Aptos"/>
+                <w:b w:val="0"/>
+                <w:sz w:val="17"/>
+              </w:rPr>
+              <w:t xml:space="preserve">Issue</w:t>
             </w:r>
           </w:p>
         </w:tc>
@@ -8426,13 +10549,13 @@
             <w:pPr>
               <w:spacing w:after="0"/>
             </w:pPr>
-            <w:r/>
-            <w:r>
-              <w:rPr>
-                <w:rFonts w:ascii="Aptos" w:hAnsi="Aptos"/>
-                <w:b w:val="0"/>
-                <w:sz w:val="17"/>
-              </w:rPr>
+            <w:r>
+              <w:rPr>
+                <w:rFonts w:ascii="Aptos" w:hAnsi="Aptos"/>
+                <w:b w:val="0"/>
+                <w:sz w:val="17"/>
+              </w:rPr>
+              <w:t xml:space="preserve">Dashboard API contract not agreed; route names differ from the /scans sketch on main</w:t>
             </w:r>
           </w:p>
         </w:tc>
@@ -8445,13 +10568,13 @@
             <w:pPr>
               <w:spacing w:after="0"/>
             </w:pPr>
-            <w:r/>
-            <w:r>
-              <w:rPr>
-                <w:rFonts w:ascii="Aptos" w:hAnsi="Aptos"/>
-                <w:b w:val="0"/>
-                <w:sz w:val="17"/>
-              </w:rPr>
+            <w:r>
+              <w:rPr>
+                <w:rFonts w:ascii="Aptos" w:hAnsi="Aptos"/>
+                <w:b w:val="0"/>
+                <w:sz w:val="17"/>
+              </w:rPr>
+              <w:t xml:space="preserve">Frontend and backend may build against different shapes</w:t>
             </w:r>
           </w:p>
         </w:tc>
@@ -8464,13 +10587,13 @@
             <w:pPr>
               <w:spacing w:after="0"/>
             </w:pPr>
-            <w:r/>
-            <w:r>
-              <w:rPr>
-                <w:rFonts w:ascii="Aptos" w:hAnsi="Aptos"/>
-                <w:b w:val="0"/>
-                <w:sz w:val="17"/>
-              </w:rPr>
+            <w:r>
+              <w:rPr>
+                <w:rFonts w:ascii="Aptos" w:hAnsi="Aptos"/>
+                <w:b w:val="0"/>
+                <w:sz w:val="17"/>
+              </w:rPr>
+              <w:t xml:space="preserve">Medium</w:t>
             </w:r>
           </w:p>
         </w:tc>
@@ -8483,13 +10606,13 @@
             <w:pPr>
               <w:spacing w:after="0"/>
             </w:pPr>
-            <w:r/>
-            <w:r>
-              <w:rPr>
-                <w:rFonts w:ascii="Aptos" w:hAnsi="Aptos"/>
-                <w:b w:val="0"/>
-                <w:sz w:val="17"/>
-              </w:rPr>
+            <w:r>
+              <w:rPr>
+                <w:rFonts w:ascii="Aptos" w:hAnsi="Aptos"/>
+                <w:b w:val="0"/>
+                <w:sz w:val="17"/>
+              </w:rPr>
+              <w:t xml:space="preserve">Draft in docs/api-contract.md with open questions for the frontend</w:t>
             </w:r>
           </w:p>
         </w:tc>
@@ -8502,13 +10625,13 @@
             <w:pPr>
               <w:spacing w:after="0"/>
             </w:pPr>
-            <w:r/>
-            <w:r>
-              <w:rPr>
-                <w:rFonts w:ascii="Aptos" w:hAnsi="Aptos"/>
-                <w:b w:val="0"/>
-                <w:sz w:val="17"/>
-              </w:rPr>
+            <w:r>
+              <w:rPr>
+                <w:rFonts w:ascii="Aptos" w:hAnsi="Aptos"/>
+                <w:b w:val="0"/>
+                <w:sz w:val="17"/>
+              </w:rPr>
+              <w:t xml:space="preserve">D.G, Sebastian</w:t>
             </w:r>
           </w:p>
         </w:tc>
@@ -8521,13 +10644,13 @@
             <w:pPr>
               <w:spacing w:after="0"/>
             </w:pPr>
-            <w:r/>
-            <w:r>
-              <w:rPr>
-                <w:rFonts w:ascii="Aptos" w:hAnsi="Aptos"/>
-                <w:b w:val="0"/>
-                <w:sz w:val="17"/>
-              </w:rPr>
+            <w:r>
+              <w:rPr>
+                <w:rFonts w:ascii="Aptos" w:hAnsi="Aptos"/>
+                <w:b w:val="0"/>
+                <w:sz w:val="17"/>
+              </w:rPr>
+              <w:t xml:space="preserve"/>
             </w:r>
           </w:p>
         </w:tc>
@@ -8540,13 +10663,13 @@
             <w:pPr>
               <w:spacing w:after="0"/>
             </w:pPr>
-            <w:r/>
-            <w:r>
-              <w:rPr>
-                <w:rFonts w:ascii="Aptos" w:hAnsi="Aptos"/>
-                <w:b w:val="0"/>
-                <w:sz w:val="17"/>
-              </w:rPr>
+            <w:r>
+              <w:rPr>
+                <w:rFonts w:ascii="Aptos" w:hAnsi="Aptos"/>
+                <w:b w:val="0"/>
+                <w:sz w:val="17"/>
+              </w:rPr>
+              <w:t xml:space="preserve">Open</w:t>
             </w:r>
           </w:p>
         </w:tc>
@@ -8564,13 +10687,13 @@
             <w:pPr>
               <w:spacing w:after="0"/>
             </w:pPr>
-            <w:r/>
-            <w:r>
-              <w:rPr>
-                <w:rFonts w:ascii="Aptos" w:hAnsi="Aptos"/>
-                <w:b w:val="0"/>
-                <w:sz w:val="17"/>
-              </w:rPr>
+            <w:r>
+              <w:rPr>
+                <w:rFonts w:ascii="Aptos" w:hAnsi="Aptos"/>
+                <w:b w:val="0"/>
+                <w:sz w:val="17"/>
+              </w:rPr>
+              <w:t xml:space="preserve">R-04</w:t>
             </w:r>
           </w:p>
         </w:tc>
@@ -8583,14 +10706,13 @@
             <w:pPr>
               <w:spacing w:after="0"/>
             </w:pPr>
-            <w:r/>
-            <w:r>
-              <w:rPr>
-                <w:rFonts w:ascii="Aptos" w:hAnsi="Aptos"/>
-                <w:b w:val="0"/>
-                <w:sz w:val="17"/>
-              </w:rPr>
-              <w:t>Risk / Issue / Debt</w:t>
+            <w:r>
+              <w:rPr>
+                <w:rFonts w:ascii="Aptos" w:hAnsi="Aptos"/>
+                <w:b w:val="0"/>
+                <w:sz w:val="17"/>
+              </w:rPr>
+              <w:t xml:space="preserve">Debt</w:t>
             </w:r>
           </w:p>
         </w:tc>
@@ -8603,13 +10725,13 @@
             <w:pPr>
               <w:spacing w:after="0"/>
             </w:pPr>
-            <w:r/>
-            <w:r>
-              <w:rPr>
-                <w:rFonts w:ascii="Aptos" w:hAnsi="Aptos"/>
-                <w:b w:val="0"/>
-                <w:sz w:val="17"/>
-              </w:rPr>
+            <w:r>
+              <w:rPr>
+                <w:rFonts w:ascii="Aptos" w:hAnsi="Aptos"/>
+                <w:b w:val="0"/>
+                <w:sz w:val="17"/>
+              </w:rPr>
+              <w:t xml:space="preserve">No authentication and no CORS configuration</w:t>
             </w:r>
           </w:p>
         </w:tc>
@@ -8622,13 +10744,13 @@
             <w:pPr>
               <w:spacing w:after="0"/>
             </w:pPr>
-            <w:r/>
-            <w:r>
-              <w:rPr>
-                <w:rFonts w:ascii="Aptos" w:hAnsi="Aptos"/>
-                <w:b w:val="0"/>
-                <w:sz w:val="17"/>
-              </w:rPr>
+            <w:r>
+              <w:rPr>
+                <w:rFonts w:ascii="Aptos" w:hAnsi="Aptos"/>
+                <w:b w:val="0"/>
+                <w:sz w:val="17"/>
+              </w:rPr>
+              <w:t xml:space="preserve">Anyone who can reach the port can upload and read scans</w:t>
             </w:r>
           </w:p>
         </w:tc>
@@ -8641,13 +10763,13 @@
             <w:pPr>
               <w:spacing w:after="0"/>
             </w:pPr>
-            <w:r/>
-            <w:r>
-              <w:rPr>
-                <w:rFonts w:ascii="Aptos" w:hAnsi="Aptos"/>
-                <w:b w:val="0"/>
-                <w:sz w:val="17"/>
-              </w:rPr>
+            <w:r>
+              <w:rPr>
+                <w:rFonts w:ascii="Aptos" w:hAnsi="Aptos"/>
+                <w:b w:val="0"/>
+                <w:sz w:val="17"/>
+              </w:rPr>
+              <w:t xml:space="preserve">Low while on localhost</w:t>
             </w:r>
           </w:p>
         </w:tc>
@@ -8660,13 +10782,13 @@
             <w:pPr>
               <w:spacing w:after="0"/>
             </w:pPr>
-            <w:r/>
-            <w:r>
-              <w:rPr>
-                <w:rFonts w:ascii="Aptos" w:hAnsi="Aptos"/>
-                <w:b w:val="0"/>
-                <w:sz w:val="17"/>
-              </w:rPr>
+            <w:r>
+              <w:rPr>
+                <w:rFonts w:ascii="Aptos" w:hAnsi="Aptos"/>
+                <w:b w:val="0"/>
+                <w:sz w:val="17"/>
+              </w:rPr>
+              <w:t xml:space="preserve">Decide before any shared deployment</w:t>
             </w:r>
           </w:p>
         </w:tc>
@@ -8679,13 +10801,13 @@
             <w:pPr>
               <w:spacing w:after="0"/>
             </w:pPr>
-            <w:r/>
-            <w:r>
-              <w:rPr>
-                <w:rFonts w:ascii="Aptos" w:hAnsi="Aptos"/>
-                <w:b w:val="0"/>
-                <w:sz w:val="17"/>
-              </w:rPr>
+            <w:r>
+              <w:rPr>
+                <w:rFonts w:ascii="Aptos" w:hAnsi="Aptos"/>
+                <w:b w:val="0"/>
+                <w:sz w:val="17"/>
+              </w:rPr>
+              <w:t xml:space="preserve">D.G</w:t>
             </w:r>
           </w:p>
         </w:tc>
@@ -8698,13 +10820,13 @@
             <w:pPr>
               <w:spacing w:after="0"/>
             </w:pPr>
-            <w:r/>
-            <w:r>
-              <w:rPr>
-                <w:rFonts w:ascii="Aptos" w:hAnsi="Aptos"/>
-                <w:b w:val="0"/>
-                <w:sz w:val="17"/>
-              </w:rPr>
+            <w:r>
+              <w:rPr>
+                <w:rFonts w:ascii="Aptos" w:hAnsi="Aptos"/>
+                <w:b w:val="0"/>
+                <w:sz w:val="17"/>
+              </w:rPr>
+              <w:t xml:space="preserve"/>
             </w:r>
           </w:p>
         </w:tc>
@@ -8717,13 +10839,13 @@
             <w:pPr>
               <w:spacing w:after="0"/>
             </w:pPr>
-            <w:r/>
-            <w:r>
-              <w:rPr>
-                <w:rFonts w:ascii="Aptos" w:hAnsi="Aptos"/>
-                <w:b w:val="0"/>
-                <w:sz w:val="17"/>
-              </w:rPr>
+            <w:r>
+              <w:rPr>
+                <w:rFonts w:ascii="Aptos" w:hAnsi="Aptos"/>
+                <w:b w:val="0"/>
+                <w:sz w:val="17"/>
+              </w:rPr>
+              <w:t xml:space="preserve">Open</w:t>
             </w:r>
           </w:p>
         </w:tc>
@@ -8741,13 +10863,13 @@
             <w:pPr>
               <w:spacing w:after="0"/>
             </w:pPr>
-            <w:r/>
-            <w:r>
-              <w:rPr>
-                <w:rFonts w:ascii="Aptos" w:hAnsi="Aptos"/>
-                <w:b w:val="0"/>
-                <w:sz w:val="17"/>
-              </w:rPr>
+            <w:r>
+              <w:rPr>
+                <w:rFonts w:ascii="Aptos" w:hAnsi="Aptos"/>
+                <w:b w:val="0"/>
+                <w:sz w:val="17"/>
+              </w:rPr>
+              <w:t xml:space="preserve">R-05</w:t>
             </w:r>
           </w:p>
         </w:tc>
@@ -8760,14 +10882,13 @@
             <w:pPr>
               <w:spacing w:after="0"/>
             </w:pPr>
-            <w:r/>
-            <w:r>
-              <w:rPr>
-                <w:rFonts w:ascii="Aptos" w:hAnsi="Aptos"/>
-                <w:b w:val="0"/>
-                <w:sz w:val="17"/>
-              </w:rPr>
-              <w:t>Risk / Issue / Debt</w:t>
+            <w:r>
+              <w:rPr>
+                <w:rFonts w:ascii="Aptos" w:hAnsi="Aptos"/>
+                <w:b w:val="0"/>
+                <w:sz w:val="17"/>
+              </w:rPr>
+              <w:t xml:space="preserve">Debt</w:t>
             </w:r>
           </w:p>
         </w:tc>
@@ -8780,13 +10901,13 @@
             <w:pPr>
               <w:spacing w:after="0"/>
             </w:pPr>
-            <w:r/>
-            <w:r>
-              <w:rPr>
-                <w:rFonts w:ascii="Aptos" w:hAnsi="Aptos"/>
-                <w:b w:val="0"/>
-                <w:sz w:val="17"/>
-              </w:rPr>
+            <w:r>
+              <w:rPr>
+                <w:rFonts w:ascii="Aptos" w:hAnsi="Aptos"/>
+                <w:b w:val="0"/>
+                <w:sz w:val="17"/>
+              </w:rPr>
+              <w:t xml:space="preserve">Signature catalog contains only antivirus test artifacts; no real threat feed chosen</w:t>
             </w:r>
           </w:p>
         </w:tc>
@@ -8799,13 +10920,13 @@
             <w:pPr>
               <w:spacing w:after="0"/>
             </w:pPr>
-            <w:r/>
-            <w:r>
-              <w:rPr>
-                <w:rFonts w:ascii="Aptos" w:hAnsi="Aptos"/>
-                <w:b w:val="0"/>
-                <w:sz w:val="17"/>
-              </w:rPr>
+            <w:r>
+              <w:rPr>
+                <w:rFonts w:ascii="Aptos" w:hAnsi="Aptos"/>
+                <w:b w:val="0"/>
+                <w:sz w:val="17"/>
+              </w:rPr>
+              <w:t xml:space="preserve">Signature stage cannot catch real malware</w:t>
             </w:r>
           </w:p>
         </w:tc>
@@ -8818,13 +10939,13 @@
             <w:pPr>
               <w:spacing w:after="0"/>
             </w:pPr>
-            <w:r/>
-            <w:r>
-              <w:rPr>
-                <w:rFonts w:ascii="Aptos" w:hAnsi="Aptos"/>
-                <w:b w:val="0"/>
-                <w:sz w:val="17"/>
-              </w:rPr>
+            <w:r>
+              <w:rPr>
+                <w:rFonts w:ascii="Aptos" w:hAnsi="Aptos"/>
+                <w:b w:val="0"/>
+                <w:sz w:val="17"/>
+              </w:rPr>
+              <w:t xml:space="preserve">High</w:t>
             </w:r>
           </w:p>
         </w:tc>
@@ -8837,13 +10958,13 @@
             <w:pPr>
               <w:spacing w:after="0"/>
             </w:pPr>
-            <w:r/>
-            <w:r>
-              <w:rPr>
-                <w:rFonts w:ascii="Aptos" w:hAnsi="Aptos"/>
-                <w:b w:val="0"/>
-                <w:sz w:val="17"/>
-              </w:rPr>
+            <w:r>
+              <w:rPr>
+                <w:rFonts w:ascii="Aptos" w:hAnsi="Aptos"/>
+                <w:b w:val="0"/>
+                <w:sz w:val="17"/>
+              </w:rPr>
+              <w:t xml:space="preserve">Bulk hash list loading exists (SIGNATURE_HASHLIST_PATH); choose a feed</w:t>
             </w:r>
           </w:p>
         </w:tc>
@@ -8856,13 +10977,13 @@
             <w:pPr>
               <w:spacing w:after="0"/>
             </w:pPr>
-            <w:r/>
-            <w:r>
-              <w:rPr>
-                <w:rFonts w:ascii="Aptos" w:hAnsi="Aptos"/>
-                <w:b w:val="0"/>
-                <w:sz w:val="17"/>
-              </w:rPr>
+            <w:r>
+              <w:rPr>
+                <w:rFonts w:ascii="Aptos" w:hAnsi="Aptos"/>
+                <w:b w:val="0"/>
+                <w:sz w:val="17"/>
+              </w:rPr>
+              <w:t xml:space="preserve">D.G, Malware Detection</w:t>
             </w:r>
           </w:p>
         </w:tc>
@@ -8875,13 +10996,13 @@
             <w:pPr>
               <w:spacing w:after="0"/>
             </w:pPr>
-            <w:r/>
-            <w:r>
-              <w:rPr>
-                <w:rFonts w:ascii="Aptos" w:hAnsi="Aptos"/>
-                <w:b w:val="0"/>
-                <w:sz w:val="17"/>
-              </w:rPr>
+            <w:r>
+              <w:rPr>
+                <w:rFonts w:ascii="Aptos" w:hAnsi="Aptos"/>
+                <w:b w:val="0"/>
+                <w:sz w:val="17"/>
+              </w:rPr>
+              <w:t xml:space="preserve"/>
             </w:r>
           </w:p>
         </w:tc>
@@ -8894,13 +11015,365 @@
             <w:pPr>
               <w:spacing w:after="0"/>
             </w:pPr>
-            <w:r/>
-            <w:r>
-              <w:rPr>
-                <w:rFonts w:ascii="Aptos" w:hAnsi="Aptos"/>
-                <w:b w:val="0"/>
-                <w:sz w:val="17"/>
-              </w:rPr>
+            <w:r>
+              <w:rPr>
+                <w:rFonts w:ascii="Aptos" w:hAnsi="Aptos"/>
+                <w:b w:val="0"/>
+                <w:sz w:val="17"/>
+              </w:rPr>
+              <w:t xml:space="preserve">Open</w:t>
+            </w:r>
+          </w:p>
+        </w:tc>
+      </w:tr>
+      <w:tr>
+        <w:trPr>
+          <w:cantSplit/>
+        </w:trPr>
+        <w:tc>
+          <w:tcPr>
+            <w:tcW w:type="dxa" w:w="1136"/>
+            <w:vAlign w:val="center"/>
+          </w:tcPr>
+          <w:p>
+            <w:pPr>
+              <w:spacing w:after="0"/>
+            </w:pPr>
+            <w:r>
+              <w:rPr>
+                <w:rFonts w:ascii="Aptos" w:hAnsi="Aptos"/>
+                <w:b w:val="0"/>
+                <w:sz w:val="17"/>
+              </w:rPr>
+              <w:t xml:space="preserve">R-06</w:t>
+            </w:r>
+          </w:p>
+        </w:tc>
+        <w:tc>
+          <w:tcPr>
+            <w:tcW w:type="dxa" w:w="1136"/>
+            <w:vAlign w:val="center"/>
+          </w:tcPr>
+          <w:p>
+            <w:pPr>
+              <w:spacing w:after="0"/>
+            </w:pPr>
+            <w:r>
+              <w:rPr>
+                <w:rFonts w:ascii="Aptos" w:hAnsi="Aptos"/>
+                <w:b w:val="0"/>
+                <w:sz w:val="17"/>
+              </w:rPr>
+              <w:t xml:space="preserve">Debt</w:t>
+            </w:r>
+          </w:p>
+        </w:tc>
+        <w:tc>
+          <w:tcPr>
+            <w:tcW w:type="dxa" w:w="1136"/>
+            <w:vAlign w:val="center"/>
+          </w:tcPr>
+          <w:p>
+            <w:pPr>
+              <w:spacing w:after="0"/>
+            </w:pPr>
+            <w:r>
+              <w:rPr>
+                <w:rFonts w:ascii="Aptos" w:hAnsi="Aptos"/>
+                <w:b w:val="0"/>
+                <w:sz w:val="17"/>
+              </w:rPr>
+              <w:t xml:space="preserve">Uploaded samples and scan history are kept indefinitely; failed stages are not retried; queue is single-process</w:t>
+            </w:r>
+          </w:p>
+        </w:tc>
+        <w:tc>
+          <w:tcPr>
+            <w:tcW w:type="dxa" w:w="1136"/>
+            <w:vAlign w:val="center"/>
+          </w:tcPr>
+          <w:p>
+            <w:pPr>
+              <w:spacing w:after="0"/>
+            </w:pPr>
+            <w:r>
+              <w:rPr>
+                <w:rFonts w:ascii="Aptos" w:hAnsi="Aptos"/>
+                <w:b w:val="0"/>
+                <w:sz w:val="17"/>
+              </w:rPr>
+              <w:t xml:space="preserve">Disk growth; possibly live malware at rest; transient failures need a resubmit</w:t>
+            </w:r>
+          </w:p>
+        </w:tc>
+        <w:tc>
+          <w:tcPr>
+            <w:tcW w:type="dxa" w:w="1136"/>
+            <w:vAlign w:val="center"/>
+          </w:tcPr>
+          <w:p>
+            <w:pPr>
+              <w:spacing w:after="0"/>
+            </w:pPr>
+            <w:r>
+              <w:rPr>
+                <w:rFonts w:ascii="Aptos" w:hAnsi="Aptos"/>
+                <w:b w:val="0"/>
+                <w:sz w:val="17"/>
+              </w:rPr>
+              <w:t xml:space="preserve">Medium</w:t>
+            </w:r>
+          </w:p>
+        </w:tc>
+        <w:tc>
+          <w:tcPr>
+            <w:tcW w:type="dxa" w:w="1136"/>
+            <w:vAlign w:val="center"/>
+          </w:tcPr>
+          <w:p>
+            <w:pPr>
+              <w:spacing w:after="0"/>
+            </w:pPr>
+            <w:r>
+              <w:rPr>
+                <w:rFonts w:ascii="Aptos" w:hAnsi="Aptos"/>
+                <w:b w:val="0"/>
+                <w:sz w:val="17"/>
+              </w:rPr>
+              <w:t xml:space="preserve">Decide retention; add retry if stages prove flaky</w:t>
+            </w:r>
+          </w:p>
+        </w:tc>
+        <w:tc>
+          <w:tcPr>
+            <w:tcW w:type="dxa" w:w="1136"/>
+            <w:vAlign w:val="center"/>
+          </w:tcPr>
+          <w:p>
+            <w:pPr>
+              <w:spacing w:after="0"/>
+            </w:pPr>
+            <w:r>
+              <w:rPr>
+                <w:rFonts w:ascii="Aptos" w:hAnsi="Aptos"/>
+                <w:b w:val="0"/>
+                <w:sz w:val="17"/>
+              </w:rPr>
+              <w:t xml:space="preserve">D.G</w:t>
+            </w:r>
+          </w:p>
+        </w:tc>
+        <w:tc>
+          <w:tcPr>
+            <w:tcW w:type="dxa" w:w="1136"/>
+            <w:vAlign w:val="center"/>
+          </w:tcPr>
+          <w:p>
+            <w:pPr>
+              <w:spacing w:after="0"/>
+            </w:pPr>
+            <w:r>
+              <w:rPr>
+                <w:rFonts w:ascii="Aptos" w:hAnsi="Aptos"/>
+                <w:b w:val="0"/>
+                <w:sz w:val="17"/>
+              </w:rPr>
+              <w:t xml:space="preserve"/>
+            </w:r>
+          </w:p>
+        </w:tc>
+        <w:tc>
+          <w:tcPr>
+            <w:tcW w:type="dxa" w:w="1136"/>
+            <w:vAlign w:val="center"/>
+          </w:tcPr>
+          <w:p>
+            <w:pPr>
+              <w:spacing w:after="0"/>
+            </w:pPr>
+            <w:r>
+              <w:rPr>
+                <w:rFonts w:ascii="Aptos" w:hAnsi="Aptos"/>
+                <w:b w:val="0"/>
+                <w:sz w:val="17"/>
+              </w:rPr>
+              <w:t xml:space="preserve">Open</w:t>
+            </w:r>
+          </w:p>
+        </w:tc>
+      </w:tr>
+      <w:tr>
+        <w:trPr>
+          <w:cantSplit/>
+        </w:trPr>
+        <w:tc>
+          <w:tcPr>
+            <w:tcW w:type="dxa" w:w="1136"/>
+            <w:vAlign w:val="center"/>
+          </w:tcPr>
+          <w:p>
+            <w:pPr>
+              <w:spacing w:after="0"/>
+            </w:pPr>
+            <w:r>
+              <w:rPr>
+                <w:rFonts w:ascii="Aptos" w:hAnsi="Aptos"/>
+                <w:b w:val="0"/>
+                <w:sz w:val="17"/>
+              </w:rPr>
+              <w:t xml:space="preserve">R-07</w:t>
+            </w:r>
+          </w:p>
+        </w:tc>
+        <w:tc>
+          <w:tcPr>
+            <w:tcW w:type="dxa" w:w="1136"/>
+            <w:vAlign w:val="center"/>
+          </w:tcPr>
+          <w:p>
+            <w:pPr>
+              <w:spacing w:after="0"/>
+            </w:pPr>
+            <w:r>
+              <w:rPr>
+                <w:rFonts w:ascii="Aptos" w:hAnsi="Aptos"/>
+                <w:b w:val="0"/>
+                <w:sz w:val="17"/>
+              </w:rPr>
+              <w:t xml:space="preserve">Issue</w:t>
+            </w:r>
+          </w:p>
+        </w:tc>
+        <w:tc>
+          <w:tcPr>
+            <w:tcW w:type="dxa" w:w="1136"/>
+            <w:vAlign w:val="center"/>
+          </w:tcPr>
+          <w:p>
+            <w:pPr>
+              <w:spacing w:after="0"/>
+            </w:pPr>
+            <w:r>
+              <w:rPr>
+                <w:rFonts w:ascii="Aptos" w:hAnsi="Aptos"/>
+                <w:b w:val="0"/>
+                <w:sz w:val="17"/>
+              </w:rPr>
+              <w:t xml:space="preserve">A force-push to main removed 3 commits that sat under this branch's original base; not confirmed as intentional</w:t>
+            </w:r>
+          </w:p>
+        </w:tc>
+        <w:tc>
+          <w:tcPr>
+            <w:tcW w:type="dxa" w:w="1136"/>
+            <w:vAlign w:val="center"/>
+          </w:tcPr>
+          <w:p>
+            <w:pPr>
+              <w:spacing w:after="0"/>
+            </w:pPr>
+            <w:r>
+              <w:rPr>
+                <w:rFonts w:ascii="Aptos" w:hAnsi="Aptos"/>
+                <w:b w:val="0"/>
+                <w:sz w:val="17"/>
+              </w:rPr>
+              <w:t xml:space="preserve">Possible lost work; merge of backend-Dhrubo needs care</w:t>
+            </w:r>
+          </w:p>
+        </w:tc>
+        <w:tc>
+          <w:tcPr>
+            <w:tcW w:type="dxa" w:w="1136"/>
+            <w:vAlign w:val="center"/>
+          </w:tcPr>
+          <w:p>
+            <w:pPr>
+              <w:spacing w:after="0"/>
+            </w:pPr>
+            <w:r>
+              <w:rPr>
+                <w:rFonts w:ascii="Aptos" w:hAnsi="Aptos"/>
+                <w:b w:val="0"/>
+                <w:sz w:val="17"/>
+              </w:rPr>
+              <w:t xml:space="preserve">Low</w:t>
+            </w:r>
+          </w:p>
+        </w:tc>
+        <w:tc>
+          <w:tcPr>
+            <w:tcW w:type="dxa" w:w="1136"/>
+            <w:vAlign w:val="center"/>
+          </w:tcPr>
+          <w:p>
+            <w:pPr>
+              <w:spacing w:after="0"/>
+            </w:pPr>
+            <w:r>
+              <w:rPr>
+                <w:rFonts w:ascii="Aptos" w:hAnsi="Aptos"/>
+                <w:b w:val="0"/>
+                <w:sz w:val="17"/>
+              </w:rPr>
+              <w:t xml:space="preserve">Branch was rebased onto the new main; confirm with the team</w:t>
+            </w:r>
+          </w:p>
+        </w:tc>
+        <w:tc>
+          <w:tcPr>
+            <w:tcW w:type="dxa" w:w="1136"/>
+            <w:vAlign w:val="center"/>
+          </w:tcPr>
+          <w:p>
+            <w:pPr>
+              <w:spacing w:after="0"/>
+            </w:pPr>
+            <w:r>
+              <w:rPr>
+                <w:rFonts w:ascii="Aptos" w:hAnsi="Aptos"/>
+                <w:b w:val="0"/>
+                <w:sz w:val="17"/>
+              </w:rPr>
+              <w:t xml:space="preserve">D.G</w:t>
+            </w:r>
+          </w:p>
+        </w:tc>
+        <w:tc>
+          <w:tcPr>
+            <w:tcW w:type="dxa" w:w="1136"/>
+            <w:vAlign w:val="center"/>
+          </w:tcPr>
+          <w:p>
+            <w:pPr>
+              <w:spacing w:after="0"/>
+            </w:pPr>
+            <w:r>
+              <w:rPr>
+                <w:rFonts w:ascii="Aptos" w:hAnsi="Aptos"/>
+                <w:b w:val="0"/>
+                <w:sz w:val="17"/>
+              </w:rPr>
+              <w:t xml:space="preserve"/>
+            </w:r>
+          </w:p>
+        </w:tc>
+        <w:tc>
+          <w:tcPr>
+            <w:tcW w:type="dxa" w:w="1136"/>
+            <w:vAlign w:val="center"/>
+          </w:tcPr>
+          <w:p>
+            <w:pPr>
+              <w:spacing w:after="0"/>
+            </w:pPr>
+            <w:r>
+              <w:rPr>
+                <w:rFonts w:ascii="Aptos" w:hAnsi="Aptos"/>
+                <w:b w:val="0"/>
+                <w:sz w:val="17"/>
+              </w:rPr>
+              <w:t xml:space="preserve">Open</w:t>
             </w:r>
           </w:p>
         </w:tc>
@@ -9108,13 +11581,13 @@
             <w:pPr>
               <w:spacing w:after="0"/>
             </w:pPr>
-            <w:r/>
-            <w:r>
-              <w:rPr>
-                <w:rFonts w:ascii="Aptos" w:hAnsi="Aptos"/>
-                <w:b w:val="0"/>
-                <w:sz w:val="17"/>
-              </w:rPr>
+            <w:r>
+              <w:rPr>
+                <w:rFonts w:ascii="Aptos" w:hAnsi="Aptos"/>
+                <w:b w:val="0"/>
+                <w:sz w:val="17"/>
+              </w:rPr>
+              <w:t xml:space="preserve">API contract</w:t>
             </w:r>
           </w:p>
         </w:tc>
@@ -9127,13 +11600,13 @@
             <w:pPr>
               <w:spacing w:after="0"/>
             </w:pPr>
-            <w:r/>
-            <w:r>
-              <w:rPr>
-                <w:rFonts w:ascii="Aptos" w:hAnsi="Aptos"/>
-                <w:b w:val="0"/>
-                <w:sz w:val="17"/>
-              </w:rPr>
+            <w:r>
+              <w:rPr>
+                <w:rFonts w:ascii="Aptos" w:hAnsi="Aptos"/>
+                <w:b w:val="0"/>
+                <w:sz w:val="17"/>
+              </w:rPr>
+              <w:t xml:space="preserve">Dashboard-facing description of every route, with open questions</w:t>
             </w:r>
           </w:p>
         </w:tc>
@@ -9146,13 +11619,13 @@
             <w:pPr>
               <w:spacing w:after="0"/>
             </w:pPr>
-            <w:r/>
-            <w:r>
-              <w:rPr>
-                <w:rFonts w:ascii="Aptos" w:hAnsi="Aptos"/>
-                <w:b w:val="0"/>
-                <w:sz w:val="17"/>
-              </w:rPr>
+            <w:r>
+              <w:rPr>
+                <w:rFonts w:ascii="Aptos" w:hAnsi="Aptos"/>
+                <w:b w:val="0"/>
+                <w:sz w:val="17"/>
+              </w:rPr>
+              <w:t xml:space="preserve">backend/docs/api-contract.md</w:t>
             </w:r>
           </w:p>
         </w:tc>
@@ -9165,13 +11638,13 @@
             <w:pPr>
               <w:spacing w:after="0"/>
             </w:pPr>
-            <w:r/>
-            <w:r>
-              <w:rPr>
-                <w:rFonts w:ascii="Aptos" w:hAnsi="Aptos"/>
-                <w:b w:val="0"/>
-                <w:sz w:val="17"/>
-              </w:rPr>
+            <w:r>
+              <w:rPr>
+                <w:rFonts w:ascii="Aptos" w:hAnsi="Aptos"/>
+                <w:b w:val="0"/>
+                <w:sz w:val="17"/>
+              </w:rPr>
+              <w:t xml:space="preserve">ee9a69a</w:t>
             </w:r>
           </w:p>
         </w:tc>
@@ -9184,13 +11657,13 @@
             <w:pPr>
               <w:spacing w:after="0"/>
             </w:pPr>
-            <w:r/>
-            <w:r>
-              <w:rPr>
-                <w:rFonts w:ascii="Aptos" w:hAnsi="Aptos"/>
-                <w:b w:val="0"/>
-                <w:sz w:val="17"/>
-              </w:rPr>
+            <w:r>
+              <w:rPr>
+                <w:rFonts w:ascii="Aptos" w:hAnsi="Aptos"/>
+                <w:b w:val="0"/>
+                <w:sz w:val="17"/>
+              </w:rPr>
+              <w:t xml:space="preserve">D.G (AI-assisted)</w:t>
             </w:r>
           </w:p>
         </w:tc>
@@ -9203,13 +11676,13 @@
             <w:pPr>
               <w:spacing w:after="0"/>
             </w:pPr>
-            <w:r/>
-            <w:r>
-              <w:rPr>
-                <w:rFonts w:ascii="Aptos" w:hAnsi="Aptos"/>
-                <w:b w:val="0"/>
-                <w:sz w:val="17"/>
-              </w:rPr>
+            <w:r>
+              <w:rPr>
+                <w:rFonts w:ascii="Aptos" w:hAnsi="Aptos"/>
+                <w:b w:val="0"/>
+                <w:sz w:val="17"/>
+              </w:rPr>
+              <w:t xml:space="preserve"/>
             </w:r>
           </w:p>
         </w:tc>
@@ -9222,13 +11695,13 @@
             <w:pPr>
               <w:spacing w:after="0"/>
             </w:pPr>
-            <w:r/>
-            <w:r>
-              <w:rPr>
-                <w:rFonts w:ascii="Aptos" w:hAnsi="Aptos"/>
-                <w:b w:val="0"/>
-                <w:sz w:val="17"/>
-              </w:rPr>
+            <w:r>
+              <w:rPr>
+                <w:rFonts w:ascii="Aptos" w:hAnsi="Aptos"/>
+                <w:b w:val="0"/>
+                <w:sz w:val="17"/>
+              </w:rPr>
+              <w:t xml:space="preserve">Draft v0.2</w:t>
             </w:r>
           </w:p>
         </w:tc>
@@ -9246,13 +11719,13 @@
             <w:pPr>
               <w:spacing w:after="0"/>
             </w:pPr>
-            <w:r/>
-            <w:r>
-              <w:rPr>
-                <w:rFonts w:ascii="Aptos" w:hAnsi="Aptos"/>
-                <w:b w:val="0"/>
-                <w:sz w:val="17"/>
-              </w:rPr>
+            <w:r>
+              <w:rPr>
+                <w:rFonts w:ascii="Aptos" w:hAnsi="Aptos"/>
+                <w:b w:val="0"/>
+                <w:sz w:val="17"/>
+              </w:rPr>
+              <w:t xml:space="preserve">Backend README</w:t>
             </w:r>
           </w:p>
         </w:tc>
@@ -9265,13 +11738,13 @@
             <w:pPr>
               <w:spacing w:after="0"/>
             </w:pPr>
-            <w:r/>
-            <w:r>
-              <w:rPr>
-                <w:rFonts w:ascii="Aptos" w:hAnsi="Aptos"/>
-                <w:b w:val="0"/>
-                <w:sz w:val="17"/>
-              </w:rPr>
+            <w:r>
+              <w:rPr>
+                <w:rFonts w:ascii="Aptos" w:hAnsi="Aptos"/>
+                <w:b w:val="0"/>
+                <w:sz w:val="17"/>
+              </w:rPr>
+              <w:t xml:space="preserve">Setup, current status, how to try it</w:t>
             </w:r>
           </w:p>
         </w:tc>
@@ -9284,13 +11757,13 @@
             <w:pPr>
               <w:spacing w:after="0"/>
             </w:pPr>
-            <w:r/>
-            <w:r>
-              <w:rPr>
-                <w:rFonts w:ascii="Aptos" w:hAnsi="Aptos"/>
-                <w:b w:val="0"/>
-                <w:sz w:val="17"/>
-              </w:rPr>
+            <w:r>
+              <w:rPr>
+                <w:rFonts w:ascii="Aptos" w:hAnsi="Aptos"/>
+                <w:b w:val="0"/>
+                <w:sz w:val="17"/>
+              </w:rPr>
+              <w:t xml:space="preserve">backend/README.md</w:t>
             </w:r>
           </w:p>
         </w:tc>
@@ -9303,13 +11776,13 @@
             <w:pPr>
               <w:spacing w:after="0"/>
             </w:pPr>
-            <w:r/>
-            <w:r>
-              <w:rPr>
-                <w:rFonts w:ascii="Aptos" w:hAnsi="Aptos"/>
-                <w:b w:val="0"/>
-                <w:sz w:val="17"/>
-              </w:rPr>
+            <w:r>
+              <w:rPr>
+                <w:rFonts w:ascii="Aptos" w:hAnsi="Aptos"/>
+                <w:b w:val="0"/>
+                <w:sz w:val="17"/>
+              </w:rPr>
+              <w:t xml:space="preserve">ee9a69a</w:t>
             </w:r>
           </w:p>
         </w:tc>
@@ -9322,13 +11795,13 @@
             <w:pPr>
               <w:spacing w:after="0"/>
             </w:pPr>
-            <w:r/>
-            <w:r>
-              <w:rPr>
-                <w:rFonts w:ascii="Aptos" w:hAnsi="Aptos"/>
-                <w:b w:val="0"/>
-                <w:sz w:val="17"/>
-              </w:rPr>
+            <w:r>
+              <w:rPr>
+                <w:rFonts w:ascii="Aptos" w:hAnsi="Aptos"/>
+                <w:b w:val="0"/>
+                <w:sz w:val="17"/>
+              </w:rPr>
+              <w:t xml:space="preserve">D.G (AI-assisted)</w:t>
             </w:r>
           </w:p>
         </w:tc>
@@ -9341,13 +11814,13 @@
             <w:pPr>
               <w:spacing w:after="0"/>
             </w:pPr>
-            <w:r/>
-            <w:r>
-              <w:rPr>
-                <w:rFonts w:ascii="Aptos" w:hAnsi="Aptos"/>
-                <w:b w:val="0"/>
-                <w:sz w:val="17"/>
-              </w:rPr>
+            <w:r>
+              <w:rPr>
+                <w:rFonts w:ascii="Aptos" w:hAnsi="Aptos"/>
+                <w:b w:val="0"/>
+                <w:sz w:val="17"/>
+              </w:rPr>
+              <w:t xml:space="preserve"/>
             </w:r>
           </w:p>
         </w:tc>
@@ -9360,13 +11833,13 @@
             <w:pPr>
               <w:spacing w:after="0"/>
             </w:pPr>
-            <w:r/>
-            <w:r>
-              <w:rPr>
-                <w:rFonts w:ascii="Aptos" w:hAnsi="Aptos"/>
-                <w:b w:val="0"/>
-                <w:sz w:val="17"/>
-              </w:rPr>
+            <w:r>
+              <w:rPr>
+                <w:rFonts w:ascii="Aptos" w:hAnsi="Aptos"/>
+                <w:b w:val="0"/>
+                <w:sz w:val="17"/>
+              </w:rPr>
+              <w:t xml:space="preserve"/>
             </w:r>
           </w:p>
         </w:tc>
@@ -9384,13 +11857,13 @@
             <w:pPr>
               <w:spacing w:after="0"/>
             </w:pPr>
-            <w:r/>
-            <w:r>
-              <w:rPr>
-                <w:rFonts w:ascii="Aptos" w:hAnsi="Aptos"/>
-                <w:b w:val="0"/>
-                <w:sz w:val="17"/>
-              </w:rPr>
+            <w:r>
+              <w:rPr>
+                <w:rFonts w:ascii="Aptos" w:hAnsi="Aptos"/>
+                <w:b w:val="0"/>
+                <w:sz w:val="17"/>
+              </w:rPr>
+              <w:t xml:space="preserve">Component plan</w:t>
             </w:r>
           </w:p>
         </w:tc>
@@ -9403,13 +11876,13 @@
             <w:pPr>
               <w:spacing w:after="0"/>
             </w:pPr>
-            <w:r/>
-            <w:r>
-              <w:rPr>
-                <w:rFonts w:ascii="Aptos" w:hAnsi="Aptos"/>
-                <w:b w:val="0"/>
-                <w:sz w:val="17"/>
-              </w:rPr>
+            <w:r>
+              <w:rPr>
+                <w:rFonts w:ascii="Aptos" w:hAnsi="Aptos"/>
+                <w:b w:val="0"/>
+                <w:sz w:val="17"/>
+              </w:rPr>
+              <w:t xml:space="preserve">Committed backend tasks and dependencies</w:t>
             </w:r>
           </w:p>
         </w:tc>
@@ -9422,13 +11895,13 @@
             <w:pPr>
               <w:spacing w:after="0"/>
             </w:pPr>
-            <w:r/>
-            <w:r>
-              <w:rPr>
-                <w:rFonts w:ascii="Aptos" w:hAnsi="Aptos"/>
-                <w:b w:val="0"/>
-                <w:sz w:val="17"/>
-              </w:rPr>
+            <w:r>
+              <w:rPr>
+                <w:rFonts w:ascii="Aptos" w:hAnsi="Aptos"/>
+                <w:b w:val="0"/>
+                <w:sz w:val="17"/>
+              </w:rPr>
+              <w:t xml:space="preserve">backend/docs/component-plan.md</w:t>
             </w:r>
           </w:p>
         </w:tc>
@@ -9441,13 +11914,13 @@
             <w:pPr>
               <w:spacing w:after="0"/>
             </w:pPr>
-            <w:r/>
-            <w:r>
-              <w:rPr>
-                <w:rFonts w:ascii="Aptos" w:hAnsi="Aptos"/>
-                <w:b w:val="0"/>
-                <w:sz w:val="17"/>
-              </w:rPr>
+            <w:r>
+              <w:rPr>
+                <w:rFonts w:ascii="Aptos" w:hAnsi="Aptos"/>
+                <w:b w:val="0"/>
+                <w:sz w:val="17"/>
+              </w:rPr>
+              <w:t xml:space="preserve">ee9a69a</w:t>
             </w:r>
           </w:p>
         </w:tc>
@@ -9460,13 +11933,13 @@
             <w:pPr>
               <w:spacing w:after="0"/>
             </w:pPr>
-            <w:r/>
-            <w:r>
-              <w:rPr>
-                <w:rFonts w:ascii="Aptos" w:hAnsi="Aptos"/>
-                <w:b w:val="0"/>
-                <w:sz w:val="17"/>
-              </w:rPr>
+            <w:r>
+              <w:rPr>
+                <w:rFonts w:ascii="Aptos" w:hAnsi="Aptos"/>
+                <w:b w:val="0"/>
+                <w:sz w:val="17"/>
+              </w:rPr>
+              <w:t xml:space="preserve">D.G (AI-assisted)</w:t>
             </w:r>
           </w:p>
         </w:tc>
@@ -9479,13 +11952,13 @@
             <w:pPr>
               <w:spacing w:after="0"/>
             </w:pPr>
-            <w:r/>
-            <w:r>
-              <w:rPr>
-                <w:rFonts w:ascii="Aptos" w:hAnsi="Aptos"/>
-                <w:b w:val="0"/>
-                <w:sz w:val="17"/>
-              </w:rPr>
+            <w:r>
+              <w:rPr>
+                <w:rFonts w:ascii="Aptos" w:hAnsi="Aptos"/>
+                <w:b w:val="0"/>
+                <w:sz w:val="17"/>
+              </w:rPr>
+              <w:t xml:space="preserve"/>
             </w:r>
           </w:p>
         </w:tc>
@@ -9498,13 +11971,13 @@
             <w:pPr>
               <w:spacing w:after="0"/>
             </w:pPr>
-            <w:r/>
-            <w:r>
-              <w:rPr>
-                <w:rFonts w:ascii="Aptos" w:hAnsi="Aptos"/>
-                <w:b w:val="0"/>
-                <w:sz w:val="17"/>
-              </w:rPr>
+            <w:r>
+              <w:rPr>
+                <w:rFonts w:ascii="Aptos" w:hAnsi="Aptos"/>
+                <w:b w:val="0"/>
+                <w:sz w:val="17"/>
+              </w:rPr>
+              <w:t xml:space="preserve">Status: active</w:t>
             </w:r>
           </w:p>
         </w:tc>
@@ -9522,13 +11995,13 @@
             <w:pPr>
               <w:spacing w:after="0"/>
             </w:pPr>
-            <w:r/>
-            <w:r>
-              <w:rPr>
-                <w:rFonts w:ascii="Aptos" w:hAnsi="Aptos"/>
-                <w:b w:val="0"/>
-                <w:sz w:val="17"/>
-              </w:rPr>
+            <w:r>
+              <w:rPr>
+                <w:rFonts w:ascii="Aptos" w:hAnsi="Aptos"/>
+                <w:b w:val="0"/>
+                <w:sz w:val="17"/>
+              </w:rPr>
+              <w:t xml:space="preserve">Automated tests</w:t>
             </w:r>
           </w:p>
         </w:tc>
@@ -9541,13 +12014,13 @@
             <w:pPr>
               <w:spacing w:after="0"/>
             </w:pPr>
-            <w:r/>
-            <w:r>
-              <w:rPr>
-                <w:rFonts w:ascii="Aptos" w:hAnsi="Aptos"/>
-                <w:b w:val="0"/>
-                <w:sz w:val="17"/>
-              </w:rPr>
+            <w:r>
+              <w:rPr>
+                <w:rFonts w:ascii="Aptos" w:hAnsi="Aptos"/>
+                <w:b w:val="0"/>
+                <w:sz w:val="17"/>
+              </w:rPr>
+              <w:t xml:space="preserve">27 tests: API, job queue, catalog, HTTP stage</w:t>
             </w:r>
           </w:p>
         </w:tc>
@@ -9560,13 +12033,13 @@
             <w:pPr>
               <w:spacing w:after="0"/>
             </w:pPr>
-            <w:r/>
-            <w:r>
-              <w:rPr>
-                <w:rFonts w:ascii="Aptos" w:hAnsi="Aptos"/>
-                <w:b w:val="0"/>
-                <w:sz w:val="17"/>
-              </w:rPr>
+            <w:r>
+              <w:rPr>
+                <w:rFonts w:ascii="Aptos" w:hAnsi="Aptos"/>
+                <w:b w:val="0"/>
+                <w:sz w:val="17"/>
+              </w:rPr>
+              <w:t xml:space="preserve">backend/test/</w:t>
             </w:r>
           </w:p>
         </w:tc>
@@ -9579,13 +12052,13 @@
             <w:pPr>
               <w:spacing w:after="0"/>
             </w:pPr>
-            <w:r/>
-            <w:r>
-              <w:rPr>
-                <w:rFonts w:ascii="Aptos" w:hAnsi="Aptos"/>
-                <w:b w:val="0"/>
-                <w:sz w:val="17"/>
-              </w:rPr>
+            <w:r>
+              <w:rPr>
+                <w:rFonts w:ascii="Aptos" w:hAnsi="Aptos"/>
+                <w:b w:val="0"/>
+                <w:sz w:val="17"/>
+              </w:rPr>
+              <w:t xml:space="preserve">d7c0e5b</w:t>
             </w:r>
           </w:p>
         </w:tc>
@@ -9598,13 +12071,13 @@
             <w:pPr>
               <w:spacing w:after="0"/>
             </w:pPr>
-            <w:r/>
-            <w:r>
-              <w:rPr>
-                <w:rFonts w:ascii="Aptos" w:hAnsi="Aptos"/>
-                <w:b w:val="0"/>
-                <w:sz w:val="17"/>
-              </w:rPr>
+            <w:r>
+              <w:rPr>
+                <w:rFonts w:ascii="Aptos" w:hAnsi="Aptos"/>
+                <w:b w:val="0"/>
+                <w:sz w:val="17"/>
+              </w:rPr>
+              <w:t xml:space="preserve">D.G (AI-assisted)</w:t>
             </w:r>
           </w:p>
         </w:tc>
@@ -9617,13 +12090,13 @@
             <w:pPr>
               <w:spacing w:after="0"/>
             </w:pPr>
-            <w:r/>
-            <w:r>
-              <w:rPr>
-                <w:rFonts w:ascii="Aptos" w:hAnsi="Aptos"/>
-                <w:b w:val="0"/>
-                <w:sz w:val="17"/>
-              </w:rPr>
+            <w:r>
+              <w:rPr>
+                <w:rFonts w:ascii="Aptos" w:hAnsi="Aptos"/>
+                <w:b w:val="0"/>
+                <w:sz w:val="17"/>
+              </w:rPr>
+              <w:t xml:space="preserve"/>
             </w:r>
           </w:p>
         </w:tc>
@@ -9636,13 +12109,13 @@
             <w:pPr>
               <w:spacing w:after="0"/>
             </w:pPr>
-            <w:r/>
-            <w:r>
-              <w:rPr>
-                <w:rFonts w:ascii="Aptos" w:hAnsi="Aptos"/>
-                <w:b w:val="0"/>
-                <w:sz w:val="17"/>
-              </w:rPr>
+            <w:r>
+              <w:rPr>
+                <w:rFonts w:ascii="Aptos" w:hAnsi="Aptos"/>
+                <w:b w:val="0"/>
+                <w:sz w:val="17"/>
+              </w:rPr>
+              <w:t xml:space="preserve">Run with npm test</w:t>
             </w:r>
           </w:p>
         </w:tc>
@@ -9660,13 +12133,13 @@
             <w:pPr>
               <w:spacing w:after="0"/>
             </w:pPr>
-            <w:r/>
-            <w:r>
-              <w:rPr>
-                <w:rFonts w:ascii="Aptos" w:hAnsi="Aptos"/>
-                <w:b w:val="0"/>
-                <w:sz w:val="17"/>
-              </w:rPr>
+            <w:r>
+              <w:rPr>
+                <w:rFonts w:ascii="Aptos" w:hAnsi="Aptos"/>
+                <w:b w:val="0"/>
+                <w:sz w:val="17"/>
+              </w:rPr>
+              <w:t xml:space="preserve">Signature catalog</w:t>
             </w:r>
           </w:p>
         </w:tc>
@@ -9679,13 +12152,13 @@
             <w:pPr>
               <w:spacing w:after="0"/>
             </w:pPr>
-            <w:r/>
-            <w:r>
-              <w:rPr>
-                <w:rFonts w:ascii="Aptos" w:hAnsi="Aptos"/>
-                <w:b w:val="0"/>
-                <w:sz w:val="17"/>
-              </w:rPr>
+            <w:r>
+              <w:rPr>
+                <w:rFonts w:ascii="Aptos" w:hAnsi="Aptos"/>
+                <w:b w:val="0"/>
+                <w:sz w:val="17"/>
+              </w:rPr>
+              <w:t xml:space="preserve">Curated signature entries</w:t>
             </w:r>
           </w:p>
         </w:tc>
@@ -9698,13 +12171,13 @@
             <w:pPr>
               <w:spacing w:after="0"/>
             </w:pPr>
-            <w:r/>
-            <w:r>
-              <w:rPr>
-                <w:rFonts w:ascii="Aptos" w:hAnsi="Aptos"/>
-                <w:b w:val="0"/>
-                <w:sz w:val="17"/>
-              </w:rPr>
+            <w:r>
+              <w:rPr>
+                <w:rFonts w:ascii="Aptos" w:hAnsi="Aptos"/>
+                <w:b w:val="0"/>
+                <w:sz w:val="17"/>
+              </w:rPr>
+              <w:t xml:space="preserve">backend/signatures/catalog.json</w:t>
             </w:r>
           </w:p>
         </w:tc>
@@ -9717,13 +12190,13 @@
             <w:pPr>
               <w:spacing w:after="0"/>
             </w:pPr>
-            <w:r/>
-            <w:r>
-              <w:rPr>
-                <w:rFonts w:ascii="Aptos" w:hAnsi="Aptos"/>
-                <w:b w:val="0"/>
-                <w:sz w:val="17"/>
-              </w:rPr>
+            <w:r>
+              <w:rPr>
+                <w:rFonts w:ascii="Aptos" w:hAnsi="Aptos"/>
+                <w:b w:val="0"/>
+                <w:sz w:val="17"/>
+              </w:rPr>
+              <w:t xml:space="preserve">d7c0e5b</w:t>
             </w:r>
           </w:p>
         </w:tc>
@@ -9736,13 +12209,13 @@
             <w:pPr>
               <w:spacing w:after="0"/>
             </w:pPr>
-            <w:r/>
-            <w:r>
-              <w:rPr>
-                <w:rFonts w:ascii="Aptos" w:hAnsi="Aptos"/>
-                <w:b w:val="0"/>
-                <w:sz w:val="17"/>
-              </w:rPr>
+            <w:r>
+              <w:rPr>
+                <w:rFonts w:ascii="Aptos" w:hAnsi="Aptos"/>
+                <w:b w:val="0"/>
+                <w:sz w:val="17"/>
+              </w:rPr>
+              <w:t xml:space="preserve">D.G (AI-assisted)</w:t>
             </w:r>
           </w:p>
         </w:tc>
@@ -9755,13 +12228,13 @@
             <w:pPr>
               <w:spacing w:after="0"/>
             </w:pPr>
-            <w:r/>
-            <w:r>
-              <w:rPr>
-                <w:rFonts w:ascii="Aptos" w:hAnsi="Aptos"/>
-                <w:b w:val="0"/>
-                <w:sz w:val="17"/>
-              </w:rPr>
+            <w:r>
+              <w:rPr>
+                <w:rFonts w:ascii="Aptos" w:hAnsi="Aptos"/>
+                <w:b w:val="0"/>
+                <w:sz w:val="17"/>
+              </w:rPr>
+              <w:t xml:space="preserve"/>
             </w:r>
           </w:p>
         </w:tc>
@@ -9774,13 +12247,151 @@
             <w:pPr>
               <w:spacing w:after="0"/>
             </w:pPr>
-            <w:r/>
-            <w:r>
-              <w:rPr>
-                <w:rFonts w:ascii="Aptos" w:hAnsi="Aptos"/>
-                <w:b w:val="0"/>
-                <w:sz w:val="17"/>
-              </w:rPr>
+            <w:r>
+              <w:rPr>
+                <w:rFonts w:ascii="Aptos" w:hAnsi="Aptos"/>
+                <w:b w:val="0"/>
+                <w:sz w:val="17"/>
+              </w:rPr>
+              <w:t xml:space="preserve">Test artifacts only</w:t>
+            </w:r>
+          </w:p>
+        </w:tc>
+      </w:tr>
+      <w:tr>
+        <w:trPr>
+          <w:cantSplit/>
+        </w:trPr>
+        <w:tc>
+          <w:tcPr>
+            <w:tcW w:type="dxa" w:w="1461"/>
+            <w:vAlign w:val="center"/>
+          </w:tcPr>
+          <w:p>
+            <w:pPr>
+              <w:spacing w:after="0"/>
+            </w:pPr>
+            <w:r>
+              <w:rPr>
+                <w:rFonts w:ascii="Aptos" w:hAnsi="Aptos"/>
+                <w:b w:val="0"/>
+                <w:sz w:val="17"/>
+              </w:rPr>
+              <w:t xml:space="preserve">Source</w:t>
+            </w:r>
+          </w:p>
+        </w:tc>
+        <w:tc>
+          <w:tcPr>
+            <w:tcW w:type="dxa" w:w="1461"/>
+            <w:vAlign w:val="center"/>
+          </w:tcPr>
+          <w:p>
+            <w:pPr>
+              <w:spacing w:after="0"/>
+            </w:pPr>
+            <w:r>
+              <w:rPr>
+                <w:rFonts w:ascii="Aptos" w:hAnsi="Aptos"/>
+                <w:b w:val="0"/>
+                <w:sz w:val="17"/>
+              </w:rPr>
+              <w:t xml:space="preserve">Backend implementation</w:t>
+            </w:r>
+          </w:p>
+        </w:tc>
+        <w:tc>
+          <w:tcPr>
+            <w:tcW w:type="dxa" w:w="1461"/>
+            <w:vAlign w:val="center"/>
+          </w:tcPr>
+          <w:p>
+            <w:pPr>
+              <w:spacing w:after="0"/>
+            </w:pPr>
+            <w:r>
+              <w:rPr>
+                <w:rFonts w:ascii="Aptos" w:hAnsi="Aptos"/>
+                <w:b w:val="0"/>
+                <w:sz w:val="17"/>
+              </w:rPr>
+              <w:t xml:space="preserve">backend/src/</w:t>
+            </w:r>
+          </w:p>
+        </w:tc>
+        <w:tc>
+          <w:tcPr>
+            <w:tcW w:type="dxa" w:w="1461"/>
+            <w:vAlign w:val="center"/>
+          </w:tcPr>
+          <w:p>
+            <w:pPr>
+              <w:spacing w:after="0"/>
+            </w:pPr>
+            <w:r>
+              <w:rPr>
+                <w:rFonts w:ascii="Aptos" w:hAnsi="Aptos"/>
+                <w:b w:val="0"/>
+                <w:sz w:val="17"/>
+              </w:rPr>
+              <w:t xml:space="preserve">d7c0e5b</w:t>
+            </w:r>
+          </w:p>
+        </w:tc>
+        <w:tc>
+          <w:tcPr>
+            <w:tcW w:type="dxa" w:w="1461"/>
+            <w:vAlign w:val="center"/>
+          </w:tcPr>
+          <w:p>
+            <w:pPr>
+              <w:spacing w:after="0"/>
+            </w:pPr>
+            <w:r>
+              <w:rPr>
+                <w:rFonts w:ascii="Aptos" w:hAnsi="Aptos"/>
+                <w:b w:val="0"/>
+                <w:sz w:val="17"/>
+              </w:rPr>
+              <w:t xml:space="preserve">D.G (AI-assisted)</w:t>
+            </w:r>
+          </w:p>
+        </w:tc>
+        <w:tc>
+          <w:tcPr>
+            <w:tcW w:type="dxa" w:w="1461"/>
+            <w:vAlign w:val="center"/>
+          </w:tcPr>
+          <w:p>
+            <w:pPr>
+              <w:spacing w:after="0"/>
+            </w:pPr>
+            <w:r>
+              <w:rPr>
+                <w:rFonts w:ascii="Aptos" w:hAnsi="Aptos"/>
+                <w:b w:val="0"/>
+                <w:sz w:val="17"/>
+              </w:rPr>
+              <w:t xml:space="preserve"/>
+            </w:r>
+          </w:p>
+        </w:tc>
+        <w:tc>
+          <w:tcPr>
+            <w:tcW w:type="dxa" w:w="1461"/>
+            <w:vAlign w:val="center"/>
+          </w:tcPr>
+          <w:p>
+            <w:pPr>
+              <w:spacing w:after="0"/>
+            </w:pPr>
+            <w:r>
+              <w:rPr>
+                <w:rFonts w:ascii="Aptos" w:hAnsi="Aptos"/>
+                <w:b w:val="0"/>
+                <w:sz w:val="17"/>
+              </w:rPr>
+              <w:t xml:space="preserve"/>
             </w:r>
           </w:p>
         </w:tc>
